--- a/ms.docx
+++ b/ms.docx
@@ -3319,7 +3319,7 @@
         <w:t xml:space="preserve"> </w:t>
       </w:r>
       <w:r>
-        <w:t xml:space="preserve">evidence indicates that it much more accuratly reflects</w:t>
+        <w:t xml:space="preserve">evidence indicates that it more accuratly reflects</w:t>
       </w:r>
       <w:r>
         <w:t xml:space="preserve"> </w:t>
@@ -4300,7 +4300,31 @@
               <w:pStyle w:val="BodyText"/>
             </w:pPr>
             <w:r>
-              <w:t xml:space="preserve">The transcription strand asymmetry itself favors the first explanation. Transcription-coupled nucleotide excision repair removes lesions from the transcribed strand. Lesions that persist, and the mutations they cause, are therefore enriched on the untranscribed strand, which is where the poly-T tract is. Polymerase errors at homopolymer boundaries are not expected to differ between the transcribed and untranscribed strands. C_ID14 also has the strongest transcription strand asymmetry in Figure 5A, with odds ratios up to 1.5 to 1.75.</w:t>
+              <w:t xml:space="preserve">The transcription strand asymmetry itself favors the first explanation. Transcription-coupled nucleotide excision repair removes lesions from the transcribed strand. Lesions that persist, and the mutations they cause, are therefore enriched on the untranscribed strand, which is where the poly-T tract is.</w:t>
+            </w:r>
+            <w:r>
+              <w:t xml:space="preserve"> </w:t>
+            </w:r>
+            <w:r>
+              <w:t xml:space="preserve">We are unaware of any reason that polymerase</w:t>
+            </w:r>
+            <w:r>
+              <w:t xml:space="preserve"> </w:t>
+            </w:r>
+            <w:r>
+              <w:t xml:space="preserve">misincorporation or slippage events at the boundaries</w:t>
+            </w:r>
+            <w:r>
+              <w:t xml:space="preserve"> </w:t>
+            </w:r>
+            <w:r>
+              <w:t xml:space="preserve">of poly-T tracts would differ in frequency between the transcribed and untranscribed strands.</w:t>
+            </w:r>
+            <w:r>
+              <w:t xml:space="preserve"> </w:t>
+            </w:r>
+            <w:r>
+              <w:t xml:space="preserve">We note that C_ID14 has the strongest transcription strand asymmetry in Figure 5A, with odds ratios from 1.5 to 1.75.</w:t>
             </w:r>
           </w:p>
           <w:p>
@@ -4328,7 +4352,7 @@
               <w:t xml:space="preserve">“a strand asymmetry consistent with damage on pyrimidines for TpTpA contexts”</w:t>
             </w:r>
             <w:r>
-              <w:t xml:space="preserve">. This points to damage on thymines, although they do not identify the lesion or say that it is a bulky adduct. The correlation also does not by itself show that C_ID14 and SBS93 have the same cause.</w:t>
+              <w:t xml:space="preserve">. This points to damage on thymines, although they do not identify the lesion or say that it is a bulky adduct. Of course, the correlation does not by itself show that C_ID14 and SBS93 have the same cause.</w:t>
             </w:r>
           </w:p>
           <w:p>
@@ -4349,13 +4373,33 @@
           </w:p>
           <w:p>
             <w:pPr>
+              <w:pStyle w:val="BodyText"/>
+            </w:pPr>
+            <w:r>
+              <w:t xml:space="preserve">steve note: this diagram seem wrong; the position of the C insertion should be one to the left;</w:t>
+            </w:r>
+            <w:r>
+              <w:t xml:space="preserve"> </w:t>
+            </w:r>
+            <w:r>
+              <w:t xml:space="preserve">we need to dig deeper. Is there an A to the left on the bottom strand? how strong is the TTA context</w:t>
+            </w:r>
+            <w:r>
+              <w:t xml:space="preserve"> </w:t>
+            </w:r>
+            <w:r>
+              <w:t xml:space="preserve">for the SBS</w:t>
+            </w:r>
+          </w:p>
+          <w:p>
+            <w:pPr>
               <w:pStyle w:val="SourceCode"/>
             </w:pPr>
             <w:r>
               <w:rPr>
                 <w:rStyle w:val="VerbatimChar"/>
               </w:rPr>
-              <w:t xml:space="preserve">                 left end                      right end</w:t>
+              <w:t xml:space="preserve">                left end                      right end</w:t>
             </w:r>
             <w:r>
               <w:br/>
@@ -4364,7 +4408,7 @@
               <w:rPr>
                 <w:rStyle w:val="VerbatimChar"/>
               </w:rPr>
-              <w:t xml:space="preserve">                    |                              |</w:t>
+              <w:t xml:space="preserve">                   |                              |</w:t>
             </w:r>
             <w:r>
               <w:br/>
@@ -4382,7 +4426,7 @@
               <w:rPr>
                 <w:rStyle w:val="VerbatimChar"/>
               </w:rPr>
-              <w:t xml:space="preserve">                    :  :  :  :  :   :  :</w:t>
+              <w:t xml:space="preserve">                   :  :  :  :  :   :  :</w:t>
             </w:r>
             <w:r>
               <w:br/>
@@ -4400,7 +4444,7 @@
               <w:rPr>
                 <w:rStyle w:val="VerbatimChar"/>
               </w:rPr>
-              <w:t xml:space="preserve">                    ^                 ^</w:t>
+              <w:t xml:space="preserve">                   ^                 ^</w:t>
             </w:r>
             <w:r>
               <w:br/>
@@ -4409,7 +4453,7 @@
               <w:rPr>
                 <w:rStyle w:val="VerbatimChar"/>
               </w:rPr>
-              <w:t xml:space="preserve">                    |                 |</w:t>
+              <w:t xml:space="preserve">                   |                 |</w:t>
             </w:r>
             <w:r>
               <w:br/>
@@ -4440,7 +4484,30 @@
           </w:p>
           <w:p>
             <w:pPr>
-              <w:pStyle w:val="BodyText"/>
+              <w:pStyle w:val="SourceCode"/>
+            </w:pPr>
+            <w:r>
+              <w:rPr>
+                <w:rStyle w:val="VerbatimChar"/>
+              </w:rPr>
+              <w:t xml:space="preserve">AAAA[Ins(C)]A</w:t>
+            </w:r>
+            <w:r>
+              <w:br/>
+            </w:r>
+            <w:r>
+              <w:br/>
+            </w:r>
+            <w:r>
+              <w:rPr>
+                <w:rStyle w:val="VerbatimChar"/>
+              </w:rPr>
+              <w:t xml:space="preserve">AAAA[Ins(C)]T</w:t>
+            </w:r>
+          </w:p>
+          <w:p>
+            <w:pPr>
+              <w:pStyle w:val="FirstParagraph"/>
             </w:pPr>
             <w:r>
               <w:t xml:space="preserve">(1) Where the SBS93 lesion would be. Islam et al. place the SBS93 damage on the middle T of a TpTpA, which is a T with another T on its 5’ side and an A on its 3’ side. On the bottom strand, 3’ is to the left. So the only T in the run that can have an A on its 3’ side is the leftmost one, and only if X’ is A. That puts the SBS93-type damaged T at the left end of the run.</w:t>
@@ -4500,6 +4567,18 @@
         <w:t xml:space="preserve"> </w:t>
       </w:r>
       <w:r>
+        <w:t xml:space="preserve">need cite – is this associatioin with sbs7 in melanoma? does this have</w:t>
+      </w:r>
+      <w:r>
+        <w:t xml:space="preserve"> </w:t>
+      </w:r>
+      <w:r>
+        <w:t xml:space="preserve">have the same transcribed strand polarity as CID_14?</w:t>
+      </w:r>
+      <w:r>
+        <w:t xml:space="preserve"> </w:t>
+      </w:r>
+      <w:r>
         <w:t xml:space="preserve">consistently showed transcription strand bias</w:t>
       </w:r>
       <w:r>
@@ -4564,13 +4643,37 @@
         <w:t xml:space="preserve"> </w:t>
       </w:r>
       <w:r>
-        <w:t xml:space="preserve">observed for C_ID1 (slippage during DNA replication) and C_ID5</w:t>
-      </w:r>
-      <w:r>
-        <w:t xml:space="preserve"> </w:t>
-      </w:r>
-      <w:r>
-        <w:t xml:space="preserve">(clock-like signature), while enriched mutations on the transcribed</w:t>
+        <w:t xml:space="preserve">observed for C_ID1 (slippage during DNA replication)</w:t>
+      </w:r>
+      <w:r>
+        <w:t xml:space="preserve"> </w:t>
+      </w:r>
+      <w:r>
+        <w:t xml:space="preserve">this contradicts a statment about id14 no slipage difference</w:t>
+      </w:r>
+      <w:r>
+        <w:t xml:space="preserve"> </w:t>
+      </w:r>
+      <w:r>
+        <w:t xml:space="preserve">between untranscribed / transcribed strands</w:t>
+      </w:r>
+      <w:r>
+        <w:t xml:space="preserve"> </w:t>
+      </w:r>
+      <w:r>
+        <w:t xml:space="preserve">and C_ID5</w:t>
+      </w:r>
+      <w:r>
+        <w:t xml:space="preserve"> </w:t>
+      </w:r>
+      <w:r>
+        <w:t xml:space="preserve">(clock-like signature).</w:t>
+      </w:r>
+      <w:r>
+        <w:t xml:space="preserve"> </w:t>
+      </w:r>
+      <w:r>
+        <w:t xml:space="preserve">Enrichment for mutations on the transcribed</w:t>
       </w:r>
       <w:r>
         <w:t xml:space="preserve"> </w:t>
@@ -4582,7 +4685,13 @@
         <w:t xml:space="preserve"> </w:t>
       </w:r>
       <w:r>
-        <w:t xml:space="preserve">mutagenesis stemming from RNase H2 deficiency). Two</w:t>
+        <w:t xml:space="preserve">mutagenesis stemming from RNase H2 deficiency).</w:t>
+      </w:r>
+      <w:r>
+        <w:t xml:space="preserve"> </w:t>
+      </w:r>
+      <w:r>
+        <w:t xml:space="preserve">In addition, two</w:t>
       </w:r>
       <w:r>
         <w:t xml:space="preserve"> </w:t>
@@ -4595,6 +4704,12 @@
       </w:r>
       <w:r>
         <w:t xml:space="preserve">had transcription strand asymmetries.</w:t>
+      </w:r>
+      <w:r>
+        <w:t xml:space="preserve"> </w:t>
+      </w:r>
+      <w:r>
+        <w:t xml:space="preserve">what are these, and what direction are these?</w:t>
       </w:r>
     </w:p>
     <w:p>
@@ -4686,6 +4801,14 @@
         <w:pStyle w:val="BodyText"/>
       </w:pPr>
       <w:r>
+        <w:t xml:space="preserve">[doublecheck that the above is neutral for skew of polyt vs polya on transcribed /non-transcribed]</w:t>
+      </w:r>
+    </w:p>
+    <w:p>
+      <w:pPr>
+        <w:pStyle w:val="BodyText"/>
+      </w:pPr>
+      <w:r>
         <w:t xml:space="preserve">There was evidence of replication strand asymmetry in 12 out of the 26</w:t>
       </w:r>
       <w:r>
@@ -4732,9 +4855,19 @@
       <w:r>
         <w:t xml:space="preserve">colibactin-associated signatures (C_ID3, C_ID13, C_ID18) showed it.</w:t>
       </w:r>
-      <w:r>
-        <w:t xml:space="preserve"> </w:t>
-      </w:r>
+    </w:p>
+    <w:p>
+      <w:pPr>
+        <w:pStyle w:val="BodyText"/>
+      </w:pPr>
+      <w:r>
+        <w:t xml:space="preserve">[do the corresponidng sbs have replication strand asymmetry?]</w:t>
+      </w:r>
+    </w:p>
+    <w:p>
+      <w:pPr>
+        <w:pStyle w:val="BodyText"/>
+      </w:pPr>
       <w:r>
         <w:t xml:space="preserve">ID_K, which</w:t>
       </w:r>
@@ -4769,7 +4902,27 @@
         <w:t xml:space="preserve"> </w:t>
       </w:r>
       <w:r>
-        <w:t xml:space="preserve">Note: Figure 5 panels A to C are now built from the topography pipeline’s labels (build_fig5/assign_asymmetry_type.R in the code repo), which also underlie Figure S3. The current hand-edited Figure 5 (main_figures/Figure5.pdf) agrees with them, including ID_K on the leading strand, except for two signatures. In panel B, ID_L is Leading in the paper figure but Lagging in the pipeline (its only cancer type with P &lt; 0.05 is Pancreas, lagging). In panel C, ID_B is Intergenic in the paper figure but Mix by the labeling rule (8 cancer types with P &lt; 0.05 are intergenic and 1, Breast, is genic). Figure 5 needs to be updated from build_fig5/Figure5ABC.pdf. Still to confirm with Mo: that the pipeline’s leading/lagging orientation is correct.</w:t>
+        <w:t xml:space="preserve">sentence not clear do sbs10a/b have repication strand asymmetry; same issue about what</w:t>
+      </w:r>
+      <w:r>
+        <w:t xml:space="preserve"> </w:t>
+      </w:r>
+      <w:r>
+        <w:t xml:space="preserve">the asymmetry means for the indels; is this 1bp T deletions from shorter</w:t>
+      </w:r>
+      <w:r>
+        <w:t xml:space="preserve"> </w:t>
+      </w:r>
+      <w:r>
+        <w:t xml:space="preserve">stre</w:t>
+      </w:r>
+    </w:p>
+    <w:p>
+      <w:pPr>
+        <w:pStyle w:val="BodyText"/>
+      </w:pPr>
+      <w:r>
+        <w:t xml:space="preserve">Note: Figure 5 (main_figures/Figure5.pdf) is now a copy of build_fig5/Figure5.pdf in the code repo. Its panels A to C use the topography pipeline’s labels (build_fig5/assign_asymmetry_type.R), which also underlie Figure S3, including ID_K on the leading strand. This changed two signatures relative to the earlier hand-edited Figure 5. In panel B, ID_L is now Lagging (its only cancer type with P &lt; 0.05 is Pancreas, lagging). In panel C, ID_B is now Mix (8 cancer types with P &lt; 0.05 are intergenic and 1, Breast, is genic). Mini confirmed by email on 2026-10-07 that repli.strand = -1 is the lagging strand and that the pipeline’s leading/lagging orientation (as in Figure S3B) is correct.</w:t>
       </w:r>
     </w:p>
     <w:p>
@@ -4918,19 +5071,25 @@
         <w:t xml:space="preserve"> </w:t>
       </w:r>
       <w:r>
-        <w:t xml:space="preserve">early-replicating regions. Four signatures were unaffected by</w:t>
-      </w:r>
-      <w:r>
-        <w:t xml:space="preserve"> </w:t>
-      </w:r>
-      <w:r>
-        <w:t xml:space="preserve">replication timing in the majority of cancers presenting this</w:t>
-      </w:r>
-      <w:r>
-        <w:t xml:space="preserve"> </w:t>
-      </w:r>
-      <w:r>
-        <w:t xml:space="preserve">signature, including C_ID1 (Slippage during DNA replication), C_ID5</w:t>
+        <w:t xml:space="preserve">early-replicating regions.</w:t>
+      </w:r>
+      <w:r>
+        <w:t xml:space="preserve"> </w:t>
+      </w:r>
+      <w:r>
+        <w:t xml:space="preserve">Five signatures were unaffected by</w:t>
+      </w:r>
+      <w:r>
+        <w:t xml:space="preserve"> </w:t>
+      </w:r>
+      <w:r>
+        <w:t xml:space="preserve">replication timing in the majority of cancers presenting them:</w:t>
+      </w:r>
+      <w:r>
+        <w:t xml:space="preserve"> </w:t>
+      </w:r>
+      <w:r>
+        <w:t xml:space="preserve">C_ID1 (Slippage during DNA replication), C_ID5</w:t>
       </w:r>
       <w:r>
         <w:t xml:space="preserve"> </w:t>
@@ -5002,7 +5161,7 @@
         <w:t xml:space="preserve"> </w:t>
       </w:r>
       <w:r>
-        <w:t xml:space="preserve">83-type signatures (Figure S4, Table</w:t>
+        <w:t xml:space="preserve">83-type signatures (Table</w:t>
       </w:r>
       <w:r>
         <w:t xml:space="preserve"> </w:t>
@@ -5027,6 +5186,14 @@
       </w:r>
       <w:r>
         <w:t xml:space="preserve">between 83-type and 89-type signatures.</w:t>
+      </w:r>
+    </w:p>
+    <w:p>
+      <w:pPr>
+        <w:pStyle w:val="BodyText"/>
+      </w:pPr>
+      <w:r>
+        <w:t xml:space="preserve">Do we really need Table S14? It gives P values for the regression of indel counts on replication-timing decile, but there is no simulation. So, unlike Table S13, it does not test whether a trend differs from what the background mutation process would produce.</w:t>
       </w:r>
     </w:p>
     <w:bookmarkEnd w:id="38"/>
@@ -8310,7 +8477,7 @@
       </w:r>
     </w:p>
     <w:bookmarkEnd w:id="71"/>
-    <w:bookmarkStart w:id="89" w:name="materials-and-methods"/>
+    <w:bookmarkStart w:id="90" w:name="materials-and-methods"/>
     <w:p>
       <w:pPr>
         <w:pStyle w:val="Heading1"/>
@@ -8380,13 +8547,19 @@
         <w:t xml:space="preserve"> </w:t>
       </w:r>
       <w:r>
-        <w:t xml:space="preserve">Hartwig Medical can be requested</w:t>
-      </w:r>
-      <w:r>
-        <w:t xml:space="preserve"> </w:t>
-      </w:r>
-      <w:r>
-        <w:t xml:space="preserve">Foundation (Hartwig) through standardized procedures and request forms</w:t>
+        <w:t xml:space="preserve">Hartwig Medical</w:t>
+      </w:r>
+      <w:r>
+        <w:t xml:space="preserve"> </w:t>
+      </w:r>
+      <w:r>
+        <w:t xml:space="preserve">Foundation (Hartwig) data</w:t>
+      </w:r>
+      <w:r>
+        <w:t xml:space="preserve"> </w:t>
+      </w:r>
+      <w:r>
+        <w:t xml:space="preserve">can be requested at</w:t>
       </w:r>
       <w:r>
         <w:t xml:space="preserve"> </w:t>
@@ -8404,13 +8577,19 @@
         <w:t xml:space="preserve"> </w:t>
       </w:r>
       <w:r>
-        <w:t xml:space="preserve">Clinical traits such as cancer type, age and gender of the Hartwig</w:t>
-      </w:r>
-      <w:r>
-        <w:t xml:space="preserve"> </w:t>
-      </w:r>
-      <w:r>
-        <w:t xml:space="preserve">genomes were taken from Table S16 in</w:t>
+        <w:t xml:space="preserve">Information such as cancer type, age, and sex</w:t>
+      </w:r>
+      <w:r>
+        <w:t xml:space="preserve"> </w:t>
+      </w:r>
+      <w:r>
+        <w:t xml:space="preserve">assoicated with the Hartwig</w:t>
+      </w:r>
+      <w:r>
+        <w:t xml:space="preserve"> </w:t>
+      </w:r>
+      <w:r>
+        <w:t xml:space="preserve">data were taken from Table S16 in</w:t>
       </w:r>
       <w:r>
         <w:t xml:space="preserve"> </w:t>
@@ -8713,7 +8892,7 @@
         <w:t xml:space="preserve"> </w:t>
       </w:r>
       <w:r>
-        <w:t xml:space="preserve">identified COSMIC signatures (v3.5,</w:t>
+        <w:t xml:space="preserve">identified COSMIC signatures (v3.6,</w:t>
       </w:r>
       <w:r>
         <w:t xml:space="preserve"> </w:t>
@@ -8981,7 +9160,7 @@
       </w:r>
     </w:p>
     <w:bookmarkEnd w:id="77"/>
-    <w:bookmarkStart w:id="79" w:name="simulating-synthetic-cancer-datasets"/>
+    <w:bookmarkStart w:id="78" w:name="simulating-synthetic-cancer-datasets"/>
     <w:p>
       <w:pPr>
         <w:pStyle w:val="Heading2"/>
@@ -8995,13 +9174,13 @@
         <w:pStyle w:val="FirstParagraph"/>
       </w:pPr>
       <w:r>
-        <w:t xml:space="preserve">We generated synthetic cancer datasets in 83-type indels using</w:t>
-      </w:r>
-      <w:r>
-        <w:t xml:space="preserve"> </w:t>
-      </w:r>
-      <w:r>
-        <w:t xml:space="preserve">SigProfilerSimulator</w:t>
+        <w:t xml:space="preserve">We generated simulated indels for each tumor with SigProfilerSimulator</w:t>
+      </w:r>
+      <w:r>
+        <w:t xml:space="preserve"> </w:t>
+      </w:r>
+      <w:r>
+        <w:t xml:space="preserve">version 1.2.2</w:t>
       </w:r>
       <w:r>
         <w:t xml:space="preserve"> </w:t>
@@ -9009,20 +9188,86 @@
       <w:r>
         <w:t xml:space="preserve">(</w:t>
       </w:r>
-      <w:hyperlink r:id="rId78">
+      <w:hyperlink w:anchor="ref-bergstromGeneratingRealisticNull2020">
         <w:r>
           <w:rPr>
             <w:rStyle w:val="Hyperlink"/>
           </w:rPr>
-          <w:t xml:space="preserve">https://bmcbioinformatics.biomedcentral.com/articles/10.1186/s12859-020-03772-3</w:t>
+          <w:t xml:space="preserve">Bergstrom et al. 2020</w:t>
         </w:r>
       </w:hyperlink>
       <w:r>
-        <w:t xml:space="preserve">).</w:t>
+        <w:t xml:space="preserve">)</w:t>
+      </w:r>
+      <w:r>
+        <w:t xml:space="preserve"> </w:t>
+      </w:r>
+      <w:r>
+        <w:t xml:space="preserve">in the 83-type</w:t>
+      </w:r>
+      <w:r>
+        <w:t xml:space="preserve"> </w:t>
+      </w:r>
+      <w:r>
+        <w:t xml:space="preserve">classification, with 10 simulations per tumor (69,750 simulated</w:t>
+      </w:r>
+      <w:r>
+        <w:t xml:space="preserve"> </w:t>
+      </w:r>
+      <w:r>
+        <w:t xml:space="preserve">genomes in total), on genome build [BUILD] and with [SETTINGS, for</w:t>
+      </w:r>
+      <w:r>
+        <w:t xml:space="preserve"> </w:t>
+      </w:r>
+      <w:r>
+        <w:t xml:space="preserve">example which features of each tumor’s mutations were preserved]. Each simulated indel was given the signature probabilities</w:t>
+      </w:r>
+      <w:r>
+        <w:t xml:space="preserve"> </w:t>
+      </w:r>
+      <w:r>
+        <w:t xml:space="preserve">of the real indels of the same tumor and 83-type indel class. Simulated</w:t>
+      </w:r>
+      <w:r>
+        <w:t xml:space="preserve"> </w:t>
+      </w:r>
+      <w:r>
+        <w:t xml:space="preserve">indels in a class that did not occur among the tumor’s real indels, and</w:t>
+      </w:r>
+      <w:r>
+        <w:t xml:space="preserve"> </w:t>
+      </w:r>
+      <w:r>
+        <w:t xml:space="preserve">simulated indels from tumors without signature probabilities, were</w:t>
+      </w:r>
+      <w:r>
+        <w:t xml:space="preserve"> </w:t>
+      </w:r>
+      <w:r>
+        <w:t xml:space="preserve">removed. The simulated indels were then annotated for transcription</w:t>
+      </w:r>
+      <w:r>
+        <w:t xml:space="preserve"> </w:t>
+      </w:r>
+      <w:r>
+        <w:t xml:space="preserve">strand, replication strand, and genic versus intergenic region in the</w:t>
+      </w:r>
+      <w:r>
+        <w:t xml:space="preserve"> </w:t>
+      </w:r>
+      <w:r>
+        <w:t xml:space="preserve">same way as the real indels. The simulated genomes (about 3 GB</w:t>
+      </w:r>
+      <w:r>
+        <w:t xml:space="preserve"> </w:t>
+      </w:r>
+      <w:r>
+        <w:t xml:space="preserve">compressed) are available on request.</w:t>
       </w:r>
     </w:p>
-    <w:bookmarkEnd w:id="79"/>
-    <w:bookmarkStart w:id="80" w:name="Xc33058c1a7346abe5f7e77f84fd560f16163ac6"/>
+    <w:bookmarkEnd w:id="78"/>
+    <w:bookmarkStart w:id="79" w:name="Xc33058c1a7346abe5f7e77f84fd560f16163ac6"/>
     <w:p>
       <w:pPr>
         <w:pStyle w:val="Heading2"/>
@@ -9042,7 +9287,3108 @@
         <w:t xml:space="preserve"> </w:t>
       </w:r>
       <w:r>
+        <w:t xml:space="preserve">Otlu et al. (</w:t>
+      </w:r>
+      <w:hyperlink w:anchor="X7c8aeb283ddfa3d671fe358b22635c0a07cd302">
+        <w:r>
+          <w:rPr>
+            <w:rStyle w:val="Hyperlink"/>
+          </w:rPr>
+          <w:t xml:space="preserve">2023</w:t>
+        </w:r>
+      </w:hyperlink>
+      <w:r>
+        <w:t xml:space="preserve">)</w:t>
+      </w:r>
+      <w:r>
+        <w:t xml:space="preserve">. Briefly, somatic</w:t>
+      </w:r>
+      <w:r>
+        <w:t xml:space="preserve"> </w:t>
+      </w:r>
+      <w:r>
+        <w:t xml:space="preserve">indels were called with respect to the + strand of the reference</w:t>
+      </w:r>
+      <w:r>
+        <w:t xml:space="preserve"> </w:t>
+      </w:r>
+      <w:r>
+        <w:t xml:space="preserve">genome and further annotated in regard to the pyrimidine base(s) of</w:t>
+      </w:r>
+      <w:r>
+        <w:t xml:space="preserve"> </w:t>
+      </w:r>
+      <w:r>
+        <w:t xml:space="preserve">the insertion/deletion. Thus, indels with only C or T bases were</w:t>
+      </w:r>
+      <w:r>
+        <w:t xml:space="preserve"> </w:t>
+      </w:r>
+      <w:r>
+        <w:t xml:space="preserve">annotated as + strand mutations; indels with only A or G bases were</w:t>
+      </w:r>
+      <w:r>
+        <w:t xml:space="preserve"> </w:t>
+      </w:r>
+      <w:r>
+        <w:t xml:space="preserve">annotated as – strand mutations. The remaining indels were not</w:t>
+      </w:r>
+      <w:r>
+        <w:t xml:space="preserve"> </w:t>
+      </w:r>
+      <w:r>
+        <w:t xml:space="preserve">included in the analysis.</w:t>
+      </w:r>
+      <w:r>
+        <w:t xml:space="preserve"> </w:t>
+      </w:r>
+      <w:r>
+        <w:t xml:space="preserve">For example, deletion of a T from a</w:t>
+      </w:r>
+      <w:r>
+        <w:t xml:space="preserve"> </w:t>
+      </w:r>
+      <w:r>
+        <w:t xml:space="preserve">poly-T/poly-A tract was assigned to the strand carrying the T’s, and</w:t>
+      </w:r>
+      <w:r>
+        <w:t xml:space="preserve"> </w:t>
+      </w:r>
+      <w:r>
+        <w:t xml:space="preserve">deletion of a C from a poly-C/poly-G tract was assigned to the strand</w:t>
+      </w:r>
+      <w:r>
+        <w:t xml:space="preserve"> </w:t>
+      </w:r>
+      <w:r>
+        <w:t xml:space="preserve">carrying the C’s.</w:t>
+      </w:r>
+      <w:r>
+        <w:t xml:space="preserve"> </w:t>
+      </w:r>
+      <w:r>
+        <w:t xml:space="preserve">Next, + strand indels in protein coding</w:t>
+      </w:r>
+      <w:r>
+        <w:t xml:space="preserve"> </w:t>
+      </w:r>
+      <w:r>
+        <w:t xml:space="preserve">genes were further subclassified as</w:t>
+      </w:r>
+      <w:r>
+        <w:t xml:space="preserve"> </w:t>
+      </w:r>
+      <w:r>
+        <w:t xml:space="preserve">untranscribed (sense) if the</w:t>
+      </w:r>
+      <w:r>
+        <w:t xml:space="preserve"> </w:t>
+      </w:r>
+      <w:r>
+        <w:t xml:space="preserve">gene was on the + strand of the genome, or else transcribed</w:t>
+      </w:r>
+      <w:r>
+        <w:t xml:space="preserve"> </w:t>
+      </w:r>
+      <w:r>
+        <w:t xml:space="preserve">(template)</w:t>
+      </w:r>
+      <w:r>
+        <w:t xml:space="preserve">. The logic was inverted for – strand indels.</w:t>
+      </w:r>
+      <w:r>
+        <w:t xml:space="preserve"> </w:t>
+      </w:r>
+      <w:r>
+        <w:t xml:space="preserve">Indels in bidirectionally transcribed regions were ignored.</w:t>
+      </w:r>
+    </w:p>
+    <w:p>
+      <w:pPr>
+        <w:pStyle w:val="BodyText"/>
+      </w:pPr>
+      <w:r>
+        <w:t xml:space="preserve">Note: The previous text said</w:t>
+      </w:r>
+      <w:r>
+        <w:t xml:space="preserve"> </w:t>
+      </w:r>
+      <w:r>
+        <w:t xml:space="preserve">“+ strand indels … were further subclassified as transcribed (template) if the gene’s sense strand was on the + strand of the genome, or else untranscribed (sense)”</w:t>
+      </w:r>
+      <w:r>
+        <w:t xml:space="preserve">. That is the reverse of the code. In ID83_topography_analysis_code, r.03_mergeInf.R computes new.trans.strand = trans.strand × Strand, where trans.strand is the gene’s strand and Strand is the pyrimidine strand (+, -, or Q for mixed), and r.06_comupteOddsRatio.R labels +1 as UnTranscribed and -1 as Transcribed. So a C/T indel on the + strand in a + strand gene is on the sense (untranscribed) strand, which is the standard convention. The code that computes the Strand column (/public/data/Topography_analysis/reference/single.indel.aggregate.strand.added.matrix.txt) is not in the code repo, so the</w:t>
+      </w:r>
+      <w:r>
+        <w:t xml:space="preserve"> </w:t>
+      </w:r>
+      <w:r>
+        <w:t xml:space="preserve">“only C or T bases”</w:t>
+      </w:r>
+      <w:r>
+        <w:t xml:space="preserve"> </w:t>
+      </w:r>
+      <w:r>
+        <w:t xml:space="preserve">rule above cannot be checked there. Confirm it with Mo, including which bases are examined (the inserted or deleted sequence only, or also the repeat unit).</w:t>
+      </w:r>
+    </w:p>
+    <w:bookmarkEnd w:id="79"/>
+    <w:bookmarkStart w:id="81" w:name="X6e79474bc12ef37a4e3090fd30a2a6a9895d582"/>
+    <w:p>
+      <w:pPr>
+        <w:pStyle w:val="Heading2"/>
+      </w:pPr>
+      <w:r>
+        <w:t xml:space="preserve">Annotating somatic indels as genic or intergenic</w:t>
+      </w:r>
+    </w:p>
+    <w:p>
+      <w:pPr>
+        <w:pStyle w:val="FirstParagraph"/>
+      </w:pPr>
+      <w:r>
+        <w:t xml:space="preserve">Indels were annotated with the R package ICAMS</w:t>
+      </w:r>
+      <w:r>
+        <w:t xml:space="preserve"> </w:t>
+      </w:r>
+      <w:r>
         <w:t xml:space="preserve">(</w:t>
+      </w:r>
+      <w:hyperlink r:id="rId80">
+        <w:r>
+          <w:rPr>
+            <w:rStyle w:val="Hyperlink"/>
+          </w:rPr>
+          <w:t xml:space="preserve">https://github.com/steverozen/ICAMS</w:t>
+        </w:r>
+      </w:hyperlink>
+      <w:r>
+        <w:t xml:space="preserve">). An indel was labeled genic if</w:t>
+      </w:r>
+      <w:r>
+        <w:t xml:space="preserve"> </w:t>
+      </w:r>
+      <w:r>
+        <w:t xml:space="preserve">it fell within the transcribed range (from the start to the end of the</w:t>
+      </w:r>
+      <w:r>
+        <w:t xml:space="preserve"> </w:t>
+      </w:r>
+      <w:r>
+        <w:t xml:space="preserve">gene, including introns) of a gene with a Consensus CDS (CCDS) ID in</w:t>
+      </w:r>
+      <w:r>
+        <w:t xml:space="preserve"> </w:t>
+      </w:r>
+      <w:r>
+        <w:t xml:space="preserve">GENCODE release 30 [(lifted over to GRCh37, if that is the genome build used)], on either strand. All other</w:t>
+      </w:r>
+      <w:r>
+        <w:t xml:space="preserve"> </w:t>
+      </w:r>
+      <w:r>
+        <w:t xml:space="preserve">indels were labeled intergenic. The same gene annotation provides the</w:t>
+      </w:r>
+      <w:r>
+        <w:t xml:space="preserve"> </w:t>
+      </w:r>
+      <w:r>
+        <w:t xml:space="preserve">gene strand used for the transcription-strand analysis.</w:t>
+      </w:r>
+    </w:p>
+    <w:bookmarkEnd w:id="81"/>
+    <w:bookmarkStart w:id="83" w:name="Xb565c0735764ccf0a20c6bc031ffcb2adecc227"/>
+    <w:p>
+      <w:pPr>
+        <w:pStyle w:val="Heading2"/>
+      </w:pPr>
+      <w:r>
+        <w:t xml:space="preserve">Annotating somatic indels based on leading versus lagging replication strand</w:t>
+      </w:r>
+    </w:p>
+    <w:p>
+      <w:pPr>
+        <w:pStyle w:val="FirstParagraph"/>
+      </w:pPr>
+      <w:r>
+        <w:t xml:space="preserve">Replication strand was determined by wavelet-smoothed</w:t>
+      </w:r>
+      <w:r>
+        <w:t xml:space="preserve"> </w:t>
+      </w:r>
+      <w:r>
+        <w:t xml:space="preserve">replication-timing signal data that indicated both</w:t>
+      </w:r>
+      <w:r>
+        <w:t xml:space="preserve"> </w:t>
+      </w:r>
+      <w:r>
+        <w:t xml:space="preserve">“valleys”</w:t>
+      </w:r>
+      <w:r>
+        <w:t xml:space="preserve"> </w:t>
+      </w:r>
+      <w:r>
+        <w:t xml:space="preserve">(replication termination zones) and</w:t>
+      </w:r>
+      <w:r>
+        <w:t xml:space="preserve"> </w:t>
+      </w:r>
+      <w:r>
+        <w:t xml:space="preserve">“peaks”</w:t>
+      </w:r>
+      <w:r>
+        <w:t xml:space="preserve"> </w:t>
+      </w:r>
+      <w:r>
+        <w:t xml:space="preserve">(replication initiation</w:t>
+      </w:r>
+      <w:r>
+        <w:t xml:space="preserve"> </w:t>
+      </w:r>
+      <w:r>
+        <w:t xml:space="preserve">zones)</w:t>
+      </w:r>
+      <w:r>
+        <w:t xml:space="preserve"> </w:t>
+      </w:r>
+      <w:r>
+        <w:t xml:space="preserve">(</w:t>
+      </w:r>
+      <w:hyperlink r:id="rId82">
+        <w:r>
+          <w:rPr>
+            <w:rStyle w:val="Hyperlink"/>
+          </w:rPr>
+          <w:t xml:space="preserve">https://hgdownload.cse.ucsc.edu/goldenPath/hg19/encodeDCC/wgEncodeUwRepliSeq/</w:t>
+        </w:r>
+      </w:hyperlink>
+      <w:r>
+        <w:t xml:space="preserve">).</w:t>
+      </w:r>
+      <w:r>
+        <w:t xml:space="preserve"> </w:t>
+      </w:r>
+      <w:r>
+        <w:t xml:space="preserve">Valleys and peaks were sorted by the genomic coordinate in ascending</w:t>
+      </w:r>
+      <w:r>
+        <w:t xml:space="preserve"> </w:t>
+      </w:r>
+      <w:r>
+        <w:t xml:space="preserve">order. In regard to + strand of the reference genome, replication</w:t>
+      </w:r>
+      <w:r>
+        <w:t xml:space="preserve"> </w:t>
+      </w:r>
+      <w:r>
+        <w:t xml:space="preserve">timing signals were examined for consecutive stretches of the genome</w:t>
+      </w:r>
+      <w:r>
+        <w:t xml:space="preserve"> </w:t>
+      </w:r>
+      <w:r>
+        <w:t xml:space="preserve">(from valley to peak or from peak to valley), with positive slope</w:t>
+      </w:r>
+      <w:r>
+        <w:t xml:space="preserve"> </w:t>
+      </w:r>
+      <w:r>
+        <w:t xml:space="preserve">corresponded to leading strand regions and negative slope corresponded</w:t>
+      </w:r>
+      <w:r>
+        <w:t xml:space="preserve"> </w:t>
+      </w:r>
+      <w:r>
+        <w:t xml:space="preserve">to lagging strand regions. Then for the - strand of the reference</w:t>
+      </w:r>
+      <w:r>
+        <w:t xml:space="preserve"> </w:t>
+      </w:r>
+      <w:r>
+        <w:t xml:space="preserve">genome, leading regions (- slope) and lagging regions (+slope) were</w:t>
+      </w:r>
+      <w:r>
+        <w:t xml:space="preserve"> </w:t>
+      </w:r>
+      <w:r>
+        <w:t xml:space="preserve">automatically acquired. Similar to the annotation for transcription,</w:t>
+      </w:r>
+      <w:r>
+        <w:t xml:space="preserve"> </w:t>
+      </w:r>
+      <w:r>
+        <w:t xml:space="preserve">indels were first annotated as + or – strand mutations based on the</w:t>
+      </w:r>
+      <w:r>
+        <w:t xml:space="preserve"> </w:t>
+      </w:r>
+      <w:r>
+        <w:t xml:space="preserve">pyrimidine bases. Next, indels were counted as being on leading strand</w:t>
+      </w:r>
+      <w:r>
+        <w:t xml:space="preserve"> </w:t>
+      </w:r>
+      <w:r>
+        <w:t xml:space="preserve">or lagging strand based on their occupancy in a leading or lagging</w:t>
+      </w:r>
+      <w:r>
+        <w:t xml:space="preserve"> </w:t>
+      </w:r>
+      <w:r>
+        <w:t xml:space="preserve">region.</w:t>
+      </w:r>
+    </w:p>
+    <w:bookmarkEnd w:id="83"/>
+    <w:bookmarkStart w:id="84" w:name="X6461a8dd5bcd8acc9b2f469b46e8982f0723bba"/>
+    <w:p>
+      <w:pPr>
+        <w:pStyle w:val="Heading2"/>
+      </w:pPr>
+      <w:r>
+        <w:t xml:space="preserve">Detecting strand asymmetries across cancer types</w:t>
+      </w:r>
+    </w:p>
+    <w:p>
+      <w:pPr>
+        <w:pStyle w:val="FirstParagraph"/>
+      </w:pPr>
+      <w:r>
+        <w:t xml:space="preserve">Strand asymmetry analyses were based on the assignment of signature</w:t>
+      </w:r>
+      <w:r>
+        <w:t xml:space="preserve"> </w:t>
+      </w:r>
+      <w:r>
+        <w:t xml:space="preserve">probabilities to each individual indel mutation. Only indels with</w:t>
+      </w:r>
+      <w:r>
+        <w:t xml:space="preserve"> </w:t>
+      </w:r>
+      <w:r>
+        <w:t xml:space="preserve">probability greater than 0.5 of being due to a given indel signature</w:t>
+      </w:r>
+      <w:r>
+        <w:t xml:space="preserve"> </w:t>
+      </w:r>
+      <w:r>
+        <w:t xml:space="preserve">were retained. For each indel signature and for all cancer types</w:t>
+      </w:r>
+      <w:r>
+        <w:t xml:space="preserve"> </w:t>
+      </w:r>
+      <w:r>
+        <w:t xml:space="preserve">having this mutational signature, we retrieved the number of indels on</w:t>
+      </w:r>
+      <w:r>
+        <w:t xml:space="preserve"> </w:t>
+      </w:r>
+      <w:r>
+        <w:t xml:space="preserve">each strand/region.</w:t>
+      </w:r>
+      <w:r>
+        <w:t xml:space="preserve"> </w:t>
+      </w:r>
+      <w:r>
+        <w:t xml:space="preserve">For each feature, a cancer type was evaluated</w:t>
+      </w:r>
+      <w:r>
+        <w:t xml:space="preserve"> </w:t>
+      </w:r>
+      <w:r>
+        <w:t xml:space="preserve">for a signature only if it had at least 1,000 real indels attributed to</w:t>
+      </w:r>
+      <w:r>
+        <w:t xml:space="preserve"> </w:t>
+      </w:r>
+      <w:r>
+        <w:t xml:space="preserve">that signature (probability &gt; 0.5) that could be assigned to one of</w:t>
+      </w:r>
+      <w:r>
+        <w:t xml:space="preserve"> </w:t>
+      </w:r>
+      <w:r>
+        <w:t xml:space="preserve">the two categories of the feature. Figure</w:t>
+      </w:r>
+      <w:r>
+        <w:t xml:space="preserve"> </w:t>
+      </w:r>
+      <w:hyperlink w:anchor="fig-topo">
+        <w:r>
+          <w:rPr>
+            <w:rStyle w:val="Hyperlink"/>
+          </w:rPr>
+          <w:t xml:space="preserve">5</w:t>
+        </w:r>
+      </w:hyperlink>
+      <w:r>
+        <w:t xml:space="preserve"> </w:t>
+      </w:r>
+      <w:r>
+        <w:t xml:space="preserve">and Figure S3</w:t>
+      </w:r>
+      <w:r>
+        <w:t xml:space="preserve"> </w:t>
+      </w:r>
+      <w:r>
+        <w:t xml:space="preserve">show only evaluated cancer types. Table S12 reports the Fisher’s exact</w:t>
+      </w:r>
+      <w:r>
+        <w:t xml:space="preserve"> </w:t>
+      </w:r>
+      <w:r>
+        <w:t xml:space="preserve">test results for all cancer types and signatures.</w:t>
+      </w:r>
+    </w:p>
+    <w:p>
+      <w:pPr>
+        <w:pStyle w:val="BodyText"/>
+      </w:pPr>
+      <w:r>
+        <w:t xml:space="preserve">For each strand asymmetry analyses (genic and intergenic region</w:t>
+      </w:r>
+      <w:r>
+        <w:t xml:space="preserve"> </w:t>
+      </w:r>
+      <w:r>
+        <w:t xml:space="preserve">asymmetry, transcription strand asymmetry, replication strand</w:t>
+      </w:r>
+      <w:r>
+        <w:t xml:space="preserve"> </w:t>
+      </w:r>
+      <w:r>
+        <w:t xml:space="preserve">asymmetry), indel mutations were split into two types and counted</w:t>
+      </w:r>
+      <w:r>
+        <w:t xml:space="preserve"> </w:t>
+      </w:r>
+      <w:r>
+        <w:t xml:space="preserve">(genic vs intergenic mutation, leading strand vs lagging strand</w:t>
+      </w:r>
+      <w:r>
+        <w:t xml:space="preserve"> </w:t>
+      </w:r>
+      <w:r>
+        <w:t xml:space="preserve">mutation, untranscribed strand vs transcribed strand mutation). The</w:t>
+      </w:r>
+      <w:r>
+        <w:t xml:space="preserve"> </w:t>
+      </w:r>
+      <w:r>
+        <w:t xml:space="preserve">two types were denoted as +/- strand mutations in all</w:t>
+      </w:r>
+      <w:r>
+        <w:t xml:space="preserve"> </w:t>
+      </w:r>
+      <w:r>
+        <w:t xml:space="preserve">three cases. The ratio of real somatic indels and the ratio of</w:t>
+      </w:r>
+      <w:r>
+        <w:t xml:space="preserve"> </w:t>
+      </w:r>
+      <w:r>
+        <w:t xml:space="preserve">simulated somatic indels was calculated separately:</w:t>
+      </w:r>
+    </w:p>
+    <w:p>
+      <w:pPr>
+        <w:pStyle w:val="BodyText"/>
+      </w:pPr>
+      <w:r>
+        <w:t xml:space="preserve">strand ratio = (+ strand_mutation_counts)·(- strand_mutation_counts)</w:t>
+      </w:r>
+      <w:r>
+        <w:rPr>
+          <w:vertAlign w:val="superscript"/>
+        </w:rPr>
+        <w:t xml:space="preserve">-1</w:t>
+      </w:r>
+    </w:p>
+    <w:p>
+      <w:pPr>
+        <w:pStyle w:val="BodyText"/>
+      </w:pPr>
+      <w:r>
+        <w:t xml:space="preserve">We calculated the odds ratio between the strand ratio of real somatic</w:t>
+      </w:r>
+      <w:r>
+        <w:t xml:space="preserve"> </w:t>
+      </w:r>
+      <w:r>
+        <w:t xml:space="preserve">indels and the strand ratio of simulated somatic indels.</w:t>
+      </w:r>
+    </w:p>
+    <w:p>
+      <w:pPr>
+        <w:pStyle w:val="BodyText"/>
+      </w:pPr>
+      <w:r>
+        <w:t xml:space="preserve">We tested each cancer type and signature for asymmetry with Fisher’s</w:t>
+      </w:r>
+      <w:r>
+        <w:t xml:space="preserve"> </w:t>
+      </w:r>
+      <w:r>
+        <w:t xml:space="preserve">exact test on the 2×2 table of real and simulated indel counts (Table</w:t>
+      </w:r>
+      <w:r>
+        <w:t xml:space="preserve"> </w:t>
+      </w:r>
+      <w:r>
+        <w:t xml:space="preserve">S12 reports the P values and the conditional maximum-likelihood odds</w:t>
+      </w:r>
+      <w:r>
+        <w:t xml:space="preserve"> </w:t>
+      </w:r>
+      <w:r>
+        <w:t xml:space="preserve">ratios from this test). For Figure</w:t>
+      </w:r>
+      <w:r>
+        <w:t xml:space="preserve"> </w:t>
+      </w:r>
+      <w:hyperlink w:anchor="fig-topo">
+        <w:r>
+          <w:rPr>
+            <w:rStyle w:val="Hyperlink"/>
+          </w:rPr>
+          <w:t xml:space="preserve">5</w:t>
+        </w:r>
+      </w:hyperlink>
+      <w:r>
+        <w:t xml:space="preserve"> </w:t>
+      </w:r>
+      <w:r>
+        <w:t xml:space="preserve">and Figure S3, the</w:t>
+      </w:r>
+      <w:r>
+        <w:t xml:space="preserve"> </w:t>
+      </w:r>
+      <w:r>
+        <w:t xml:space="preserve">magnitude of asymmetry is the ratio of the real strand ratio to the</w:t>
+      </w:r>
+      <w:r>
+        <w:t xml:space="preserve"> </w:t>
+      </w:r>
+      <w:r>
+        <w:t xml:space="preserve">simulated strand ratio, inverted when needed so that it is ≥ 1,</w:t>
+      </w:r>
+      <w:r>
+        <w:t xml:space="preserve"> </w:t>
+      </w:r>
+      <w:r>
+        <w:t xml:space="preserve">together with the direction of the asymmetry. A cancer type was</w:t>
+      </w:r>
+      <w:r>
+        <w:t xml:space="preserve"> </w:t>
+      </w:r>
+      <w:r>
+        <w:t xml:space="preserve">considered to show asymmetry for a signature if P &lt; 0.05. Figure</w:t>
+      </w:r>
+      <w:r>
+        <w:t xml:space="preserve"> </w:t>
+      </w:r>
+      <w:hyperlink w:anchor="fig-topo">
+        <w:r>
+          <w:rPr>
+            <w:rStyle w:val="Hyperlink"/>
+          </w:rPr>
+          <w:t xml:space="preserve">5</w:t>
+        </w:r>
+      </w:hyperlink>
+      <w:r>
+        <w:t xml:space="preserve"> </w:t>
+      </w:r>
+      <w:r>
+        <w:t xml:space="preserve">summarizes each signature over the cancer types with</w:t>
+      </w:r>
+      <w:r>
+        <w:t xml:space="preserve"> </w:t>
+      </w:r>
+      <w:r>
+        <w:t xml:space="preserve">P &lt; 0.05: it is labeled with the shared direction if they all agree,</w:t>
+      </w:r>
+      <w:r>
+        <w:t xml:space="preserve"> </w:t>
+      </w:r>
+      <w:r>
+        <w:t xml:space="preserve">as</w:t>
+      </w:r>
+      <w:r>
+        <w:t xml:space="preserve"> </w:t>
+      </w:r>
+      <w:r>
+        <w:t xml:space="preserve">“Mix”</w:t>
+      </w:r>
+      <w:r>
+        <w:t xml:space="preserve"> </w:t>
+      </w:r>
+      <w:r>
+        <w:t xml:space="preserve">if they do not, and is not shown if no cancer type has</w:t>
+      </w:r>
+      <w:r>
+        <w:t xml:space="preserve"> </w:t>
+      </w:r>
+      <w:r>
+        <w:t xml:space="preserve">P &lt; 0.05 and an odds ratio ≥ 1.1. P values were not adjusted for</w:t>
+      </w:r>
+      <w:r>
+        <w:t xml:space="preserve"> </w:t>
+      </w:r>
+      <w:r>
+        <w:t xml:space="preserve">multiple testing.</w:t>
+      </w:r>
+    </w:p>
+    <w:p>
+      <w:pPr>
+        <w:pStyle w:val="BodyText"/>
+      </w:pPr>
+      <w:r>
+        <w:t xml:space="preserve">For example, for genic versus intergenic regions in one cancer type,</w:t>
+      </w:r>
+      <w:r>
+        <w:t xml:space="preserve"> </w:t>
+      </w:r>
+      <w:r>
+        <w:t xml:space="preserve">the 2×2 table holds the numbers of real and of simulated indels</w:t>
+      </w:r>
+      <w:r>
+        <w:t xml:space="preserve"> </w:t>
+      </w:r>
+      <w:r>
+        <w:t xml:space="preserve">attributed to the signature that fall in genic and in intergenic</w:t>
+      </w:r>
+      <w:r>
+        <w:t xml:space="preserve"> </w:t>
+      </w:r>
+      <w:r>
+        <w:t xml:space="preserve">regions.</w:t>
+      </w:r>
+    </w:p>
+    <w:bookmarkEnd w:id="84"/>
+    <w:bookmarkStart w:id="86" w:name="X44d3e6a6e59556cd4dd900c7a68ee6840c7978e"/>
+    <w:p>
+      <w:pPr>
+        <w:pStyle w:val="Heading2"/>
+      </w:pPr>
+      <w:r>
+        <w:t xml:space="preserve">Analyses of replication timing across cancer types</w:t>
+      </w:r>
+    </w:p>
+    <w:p>
+      <w:pPr>
+        <w:pStyle w:val="FirstParagraph"/>
+      </w:pPr>
+      <w:r>
+        <w:t xml:space="preserve">Replication timing data were obtained from</w:t>
+      </w:r>
+      <w:r>
+        <w:t xml:space="preserve"> </w:t>
+      </w:r>
+      <w:r>
+        <w:t xml:space="preserve">(</w:t>
+      </w:r>
+      <w:hyperlink r:id="rId85">
+        <w:r>
+          <w:rPr>
+            <w:rStyle w:val="Hyperlink"/>
+          </w:rPr>
+          <w:t xml:space="preserve">https://genomebiology.biomedcentral.com/articles/10.1186/s13059-018-1509-y</w:t>
+        </w:r>
+      </w:hyperlink>
+      <w:r>
+        <w:t xml:space="preserve">)</w:t>
+      </w:r>
+      <w:r>
+        <w:t xml:space="preserve"> </w:t>
+      </w:r>
+      <w:r>
+        <w:t xml:space="preserve">The replication time signals were sorted in a descending order and</w:t>
+      </w:r>
+      <w:r>
+        <w:t xml:space="preserve"> </w:t>
+      </w:r>
+      <w:r>
+        <w:t xml:space="preserve">subsequently divided into deciles. Somatic indels were counted within</w:t>
+      </w:r>
+      <w:r>
+        <w:t xml:space="preserve"> </w:t>
+      </w:r>
+      <w:r>
+        <w:t xml:space="preserve">the corresponding deciles based on their overlap with the replication</w:t>
+      </w:r>
+      <w:r>
+        <w:t xml:space="preserve"> </w:t>
+      </w:r>
+      <w:r>
+        <w:t xml:space="preserve">domains in the examined deciles.</w:t>
+      </w:r>
+      <w:r>
+        <w:t xml:space="preserve"> </w:t>
+      </w:r>
+      <w:r>
+        <w:t xml:space="preserve">As in the strand asymmetry analyses,</w:t>
+      </w:r>
+      <w:r>
+        <w:t xml:space="preserve"> </w:t>
+      </w:r>
+      <w:r>
+        <w:t xml:space="preserve">only indels with probability greater than 0.5 of being due to a given</w:t>
+      </w:r>
+      <w:r>
+        <w:t xml:space="preserve"> </w:t>
+      </w:r>
+      <w:r>
+        <w:t xml:space="preserve">signature were counted. For each signature, only cancer types with at</w:t>
+      </w:r>
+      <w:r>
+        <w:t xml:space="preserve"> </w:t>
+      </w:r>
+      <w:r>
+        <w:t xml:space="preserve">least 500 such real indels were analyzed. Counts in the other cancer</w:t>
+      </w:r>
+      <w:r>
+        <w:t xml:space="preserve"> </w:t>
+      </w:r>
+      <w:r>
+        <w:t xml:space="preserve">types were set to 0.</w:t>
+      </w:r>
+    </w:p>
+    <w:p>
+      <w:pPr>
+        <w:pStyle w:val="BodyText"/>
+      </w:pPr>
+      <w:r>
+        <w:t xml:space="preserve">For each signature and cancer type, three linear regression models were</w:t>
+      </w:r>
+      <w:r>
+        <w:t xml:space="preserve"> </w:t>
+      </w:r>
+      <w:r>
+        <w:t xml:space="preserve">fitted across the 10 deciles (lm models 1 to 3 in Table S13), where</w:t>
+      </w:r>
+      <w:r>
+        <w:t xml:space="preserve"> </w:t>
+      </w:r>
+      <w:r>
+        <w:rPr>
+          <w:i/>
+          <w:iCs/>
+        </w:rPr>
+        <w:t xml:space="preserve">R</w:t>
+      </w:r>
+      <w:r>
+        <w:t xml:space="preserve"> </w:t>
+      </w:r>
+      <w:r>
+        <w:t xml:space="preserve">= (</w:t>
+      </w:r>
+      <w:r>
+        <w:rPr>
+          <w:i/>
+          <w:iCs/>
+        </w:rPr>
+        <w:t xml:space="preserve">R</w:t>
+      </w:r>
+      <w:r>
+        <w:rPr>
+          <w:i/>
+          <w:iCs/>
+          <w:vertAlign w:val="subscript"/>
+        </w:rPr>
+        <w:t xml:space="preserve">1</w:t>
+      </w:r>
+      <w:r>
+        <w:t xml:space="preserve">, …,</w:t>
+      </w:r>
+      <w:r>
+        <w:t xml:space="preserve"> </w:t>
+      </w:r>
+      <w:r>
+        <w:rPr>
+          <w:i/>
+          <w:iCs/>
+        </w:rPr>
+        <w:t xml:space="preserve">R</w:t>
+      </w:r>
+      <w:r>
+        <w:rPr>
+          <w:i/>
+          <w:iCs/>
+          <w:vertAlign w:val="subscript"/>
+        </w:rPr>
+        <w:t xml:space="preserve">10</w:t>
+      </w:r>
+      <w:r>
+        <w:t xml:space="preserve">) are the real indel counts,</w:t>
+      </w:r>
+      <w:r>
+        <w:t xml:space="preserve"> </w:t>
+      </w:r>
+      <w:r>
+        <w:rPr>
+          <w:i/>
+          <w:iCs/>
+        </w:rPr>
+        <w:t xml:space="preserve">S</w:t>
+      </w:r>
+      <w:r>
+        <w:t xml:space="preserve"> </w:t>
+      </w:r>
+      <w:r>
+        <w:t xml:space="preserve">=</w:t>
+      </w:r>
+      <w:r>
+        <w:t xml:space="preserve"> </w:t>
+      </w:r>
+      <w:r>
+        <w:t xml:space="preserve">(</w:t>
+      </w:r>
+      <w:r>
+        <w:rPr>
+          <w:i/>
+          <w:iCs/>
+        </w:rPr>
+        <w:t xml:space="preserve">S</w:t>
+      </w:r>
+      <w:r>
+        <w:rPr>
+          <w:i/>
+          <w:iCs/>
+          <w:vertAlign w:val="subscript"/>
+        </w:rPr>
+        <w:t xml:space="preserve">1</w:t>
+      </w:r>
+      <w:r>
+        <w:t xml:space="preserve">, …,</w:t>
+      </w:r>
+      <w:r>
+        <w:t xml:space="preserve"> </w:t>
+      </w:r>
+      <w:r>
+        <w:rPr>
+          <w:i/>
+          <w:iCs/>
+        </w:rPr>
+        <w:t xml:space="preserve">S</w:t>
+      </w:r>
+      <w:r>
+        <w:rPr>
+          <w:i/>
+          <w:iCs/>
+          <w:vertAlign w:val="subscript"/>
+        </w:rPr>
+        <w:t xml:space="preserve">10</w:t>
+      </w:r>
+      <w:r>
+        <w:t xml:space="preserve">) are the simulated indel counts, and</w:t>
+      </w:r>
+      <w:r>
+        <w:t xml:space="preserve"> </w:t>
+      </w:r>
+      <w:r>
+        <w:rPr>
+          <w:i/>
+          <w:iCs/>
+        </w:rPr>
+        <w:t xml:space="preserve">c</w:t>
+      </w:r>
+      <w:r>
+        <w:t xml:space="preserve"> </w:t>
+      </w:r>
+      <w:r>
+        <w:t xml:space="preserve">=</w:t>
+      </w:r>
+      <w:r>
+        <w:t xml:space="preserve"> </w:t>
+      </w:r>
+      <w:r>
+        <w:t xml:space="preserve">(1, 2, …, 10) is the decile:</w:t>
+      </w:r>
+      <w:r>
+        <w:t xml:space="preserve"> </w:t>
+      </w:r>
+      <w:r>
+        <w:rPr>
+          <w:i/>
+          <w:iCs/>
+        </w:rPr>
+        <w:t xml:space="preserve">lm(R ~ c)</w:t>
+      </w:r>
+      <w:r>
+        <w:t xml:space="preserve">,</w:t>
+      </w:r>
+      <w:r>
+        <w:t xml:space="preserve"> </w:t>
+      </w:r>
+      <w:r>
+        <w:rPr>
+          <w:i/>
+          <w:iCs/>
+        </w:rPr>
+        <w:t xml:space="preserve">lm(S ~ c)</w:t>
+      </w:r>
+      <w:r>
+        <w:t xml:space="preserve">, and</w:t>
+      </w:r>
+      <w:r>
+        <w:t xml:space="preserve"> </w:t>
+      </w:r>
+      <w:r>
+        <w:rPr>
+          <w:i/>
+          <w:iCs/>
+        </w:rPr>
+        <w:t xml:space="preserve">lm(R ~ c + S)</w:t>
+      </w:r>
+      <w:r>
+        <w:t xml:space="preserve">. A slope or coefficient was considered significant if</w:t>
+      </w:r>
+      <w:r>
+        <w:t xml:space="preserve"> </w:t>
+      </w:r>
+      <w:r>
+        <w:t xml:space="preserve">P &lt; 0.05. The trend of real indels relative to simulated indels was</w:t>
+      </w:r>
+      <w:r>
+        <w:t xml:space="preserve"> </w:t>
+      </w:r>
+      <w:r>
+        <w:t xml:space="preserve">then classified as follows. If only the real slope was significant, the</w:t>
+      </w:r>
+      <w:r>
+        <w:t xml:space="preserve"> </w:t>
+      </w:r>
+      <w:r>
+        <w:t xml:space="preserve">trend was increasing or decreasing according to its sign. If only the</w:t>
+      </w:r>
+      <w:r>
+        <w:t xml:space="preserve"> </w:t>
+      </w:r>
+      <w:r>
+        <w:t xml:space="preserve">simulated slope was significant, the trend was the opposite of the</w:t>
+      </w:r>
+      <w:r>
+        <w:t xml:space="preserve"> </w:t>
+      </w:r>
+      <w:r>
+        <w:t xml:space="preserve">simulated slope’s sign. If both were significant with opposite signs,</w:t>
+      </w:r>
+      <w:r>
+        <w:t xml:space="preserve"> </w:t>
+      </w:r>
+      <w:r>
+        <w:t xml:space="preserve">the trend followed the real slope. If both were significant with the</w:t>
+      </w:r>
+      <w:r>
+        <w:t xml:space="preserve"> </w:t>
+      </w:r>
+      <w:r>
+        <w:t xml:space="preserve">same sign, the trend followed the sign of the decile coefficient in the</w:t>
+      </w:r>
+      <w:r>
+        <w:t xml:space="preserve"> </w:t>
+      </w:r>
+      <w:r>
+        <w:t xml:space="preserve">third model, or was flat if that coefficient was not significant. If</w:t>
+      </w:r>
+      <w:r>
+        <w:t xml:space="preserve"> </w:t>
+      </w:r>
+      <w:r>
+        <w:t xml:space="preserve">neither slope was significant, or the cancer type had fewer than 500</w:t>
+      </w:r>
+      <w:r>
+        <w:t xml:space="preserve"> </w:t>
+      </w:r>
+      <w:r>
+        <w:t xml:space="preserve">real indels for the signature, no trend was assigned (</w:t>
+      </w:r>
+      <w:r>
+        <w:t xml:space="preserve">“None”</w:t>
+      </w:r>
+      <w:r>
+        <w:t xml:space="preserve"> </w:t>
+      </w:r>
+      <w:r>
+        <w:t xml:space="preserve">in Table</w:t>
+      </w:r>
+      <w:r>
+        <w:t xml:space="preserve"> </w:t>
+      </w:r>
+      <w:r>
+        <w:t xml:space="preserve">S13).</w:t>
+      </w:r>
+      <w:r>
+        <w:t xml:space="preserve"> </w:t>
+      </w:r>
+      <w:r>
+        <w:t xml:space="preserve">“Increasing”</w:t>
+      </w:r>
+      <w:r>
+        <w:t xml:space="preserve"> </w:t>
+      </w:r>
+      <w:r>
+        <w:t xml:space="preserve">means increasing from early to late replicating</w:t>
+      </w:r>
+      <w:r>
+        <w:t xml:space="preserve"> </w:t>
+      </w:r>
+      <w:r>
+        <w:t xml:space="preserve">regions.</w:t>
+      </w:r>
+    </w:p>
+    <w:bookmarkEnd w:id="86"/>
+    <w:bookmarkStart w:id="88" w:name="msimss-status-and-highlow-tmb-status"/>
+    <w:p>
+      <w:pPr>
+        <w:pStyle w:val="Heading2"/>
+      </w:pPr>
+      <w:r>
+        <w:t xml:space="preserve">MSI/MSS status and high/low TMB status</w:t>
+      </w:r>
+    </w:p>
+    <w:p>
+      <w:pPr>
+        <w:pStyle w:val="FirstParagraph"/>
+      </w:pPr>
+      <w:r>
+        <w:t xml:space="preserve">NEEDS DRASTIC CUTTING</w:t>
+      </w:r>
+      <w:r>
+        <w:t xml:space="preserve"> </w:t>
+      </w:r>
+      <w:r>
+        <w:t xml:space="preserve">[For PCAWG genomes, the MSI (microsatellite instability) status was</w:t>
+      </w:r>
+      <w:r>
+        <w:t xml:space="preserve"> </w:t>
+      </w:r>
+      <w:r>
+        <w:t xml:space="preserve">evaluated by the PCAWG working group and obtained from the synapse</w:t>
+      </w:r>
+      <w:r>
+        <w:t xml:space="preserve"> </w:t>
+      </w:r>
+      <w:r>
+        <w:t xml:space="preserve">repository (</w:t>
+      </w:r>
+      <w:hyperlink r:id="rId87">
+        <w:r>
+          <w:rPr>
+            <w:rStyle w:val="Hyperlink"/>
+          </w:rPr>
+          <w:t xml:space="preserve">https://www.synapse.org/#!Synapse:syn8016399</w:t>
+        </w:r>
+      </w:hyperlink>
+      <w:r>
+        <w:t xml:space="preserve">, the data</w:t>
+      </w:r>
+      <w:r>
+        <w:t xml:space="preserve"> </w:t>
+      </w:r>
+      <w:r>
+        <w:t xml:space="preserve">was downloaded on May 2022). For Hartwig genomes, the MSI status was</w:t>
+      </w:r>
+      <w:r>
+        <w:t xml:space="preserve"> </w:t>
+      </w:r>
+      <w:r>
+        <w:t xml:space="preserve">downloaded from the supplementary data of Priestley et al., 2019. The</w:t>
+      </w:r>
+      <w:r>
+        <w:t xml:space="preserve"> </w:t>
+      </w:r>
+      <w:r>
+        <w:t xml:space="preserve">genomes with &gt;4,000 IDs were labeled as high TMB tumors. The</w:t>
+      </w:r>
+      <w:r>
+        <w:t xml:space="preserve"> </w:t>
+      </w:r>
+      <w:r>
+        <w:t xml:space="preserve">thresholds were selected based on the minimum number of mutations of</w:t>
+      </w:r>
+      <w:r>
+        <w:t xml:space="preserve"> </w:t>
+      </w:r>
+      <w:r>
+        <w:t xml:space="preserve">the pre-defined MSI tumors. We then used MSIseq to predict the MSI</w:t>
+      </w:r>
+      <w:r>
+        <w:t xml:space="preserve"> </w:t>
+      </w:r>
+      <w:r>
+        <w:t xml:space="preserve">status of high TMB tumors.[{.mark}]</w:t>
+      </w:r>
+    </w:p>
+    <w:bookmarkEnd w:id="88"/>
+    <w:bookmarkStart w:id="89" w:name="extended-sequence-context-analysis"/>
+    <w:p>
+      <w:pPr>
+        <w:pStyle w:val="Heading2"/>
+      </w:pPr>
+      <w:r>
+        <w:t xml:space="preserve">Extended sequence context analysis</w:t>
+      </w:r>
+    </w:p>
+    <w:p>
+      <w:pPr>
+        <w:pStyle w:val="FirstParagraph"/>
+      </w:pPr>
+      <w:r>
+        <w:t xml:space="preserve">To analyze a specific signature and indel type of interest, we first</w:t>
+      </w:r>
+      <w:r>
+        <w:t xml:space="preserve"> </w:t>
+      </w:r>
+      <w:r>
+        <w:t xml:space="preserve">identified the 5 genomes with the highest contribution of the</w:t>
+      </w:r>
+      <w:r>
+        <w:t xml:space="preserve"> </w:t>
+      </w:r>
+      <w:r>
+        <w:t xml:space="preserve">corresponding signature activity. From these genomes, we extracted all</w:t>
+      </w:r>
+      <w:r>
+        <w:t xml:space="preserve"> </w:t>
+      </w:r>
+      <w:r>
+        <w:t xml:space="preserve">indels of the relevant type. We then examined the nucleotide sequence</w:t>
+      </w:r>
+      <w:r>
+        <w:t xml:space="preserve"> </w:t>
+      </w:r>
+      <w:r>
+        <w:t xml:space="preserve">within a 21-base pair window centered on each indel site (±10</w:t>
+      </w:r>
+      <w:r>
+        <w:t xml:space="preserve"> </w:t>
+      </w:r>
+      <w:r>
+        <w:t xml:space="preserve">nucleotides from the indel position). For each position within this</w:t>
+      </w:r>
+      <w:r>
+        <w:t xml:space="preserve"> </w:t>
+      </w:r>
+      <w:r>
+        <w:t xml:space="preserve">window, we calculated the frequency of each nucleotide (A, T, C, and</w:t>
+      </w:r>
+      <w:r>
+        <w:t xml:space="preserve"> </w:t>
+      </w:r>
+      <w:r>
+        <w:t xml:space="preserve">G). The logo was plotted based on the frequency matrix by seqLogo</w:t>
+      </w:r>
+      <w:r>
+        <w:t xml:space="preserve"> </w:t>
+      </w:r>
+      <w:r>
+        <w:t xml:space="preserve">function of seqLogo R package (version 1.71.0)</w:t>
+      </w:r>
+    </w:p>
+    <w:bookmarkEnd w:id="89"/>
+    <w:bookmarkEnd w:id="90"/>
+    <w:bookmarkStart w:id="91" w:name="funding"/>
+    <w:p>
+      <w:pPr>
+        <w:pStyle w:val="Heading1"/>
+      </w:pPr>
+      <w:r>
+        <w:t xml:space="preserve">Funding</w:t>
+      </w:r>
+    </w:p>
+    <w:p>
+      <w:pPr>
+        <w:pStyle w:val="FirstParagraph"/>
+      </w:pPr>
+      <w:r>
+        <w:t xml:space="preserve">The work was supported by the Young Scientists Fund of the National</w:t>
+      </w:r>
+      <w:r>
+        <w:t xml:space="preserve"> </w:t>
+      </w:r>
+      <w:r>
+        <w:t xml:space="preserve">Natural Science Foundation of China (Grant No. 32500546), Natural</w:t>
+      </w:r>
+      <w:r>
+        <w:t xml:space="preserve"> </w:t>
+      </w:r>
+      <w:r>
+        <w:t xml:space="preserve">Science Foundation of Guangdong Province, China (Grant No.</w:t>
+      </w:r>
+      <w:r>
+        <w:t xml:space="preserve"> </w:t>
+      </w:r>
+      <w:r>
+        <w:t xml:space="preserve">2026A1515010445), International Science and Technology Innovation</w:t>
+      </w:r>
+      <w:r>
+        <w:t xml:space="preserve"> </w:t>
+      </w:r>
+      <w:r>
+        <w:t xml:space="preserve">Cooperation between Governments for National Key R&amp;D Program Projects</w:t>
+      </w:r>
+      <w:r>
+        <w:t xml:space="preserve"> </w:t>
+      </w:r>
+      <w:r>
+        <w:t xml:space="preserve">(2023YFE0107700), Guangzhou Municipal Science and Technology Bureau</w:t>
+      </w:r>
+      <w:r>
+        <w:t xml:space="preserve"> </w:t>
+      </w:r>
+      <w:r>
+        <w:t xml:space="preserve">(2025A04J4304), Shenzhen Science and Technology Innovation Program</w:t>
+      </w:r>
+      <w:r>
+        <w:t xml:space="preserve"> </w:t>
+      </w:r>
+      <w:r>
+        <w:t xml:space="preserve">(JCYJ20250604174809012).</w:t>
+      </w:r>
+    </w:p>
+    <w:bookmarkEnd w:id="91"/>
+    <w:bookmarkStart w:id="164" w:name="author-contributions"/>
+    <w:p>
+      <w:pPr>
+        <w:pStyle w:val="Heading1"/>
+      </w:pPr>
+      <w:r>
+        <w:t xml:space="preserve">Author contributions</w:t>
+      </w:r>
+    </w:p>
+    <w:p>
+      <w:pPr>
+        <w:pStyle w:val="FirstParagraph"/>
+      </w:pPr>
+      <w:r>
+        <w:t xml:space="preserve">M.L. and S.G.R. conceived the project and designed the analyses. M.L.</w:t>
+      </w:r>
+      <w:r>
+        <w:t xml:space="preserve"> </w:t>
+      </w:r>
+      <w:r>
+        <w:t xml:space="preserve">and S.G.R. designed computational analysis. M.L., Q.Z. and Y.Y.</w:t>
+      </w:r>
+      <w:r>
+        <w:t xml:space="preserve"> </w:t>
+      </w:r>
+      <w:r>
+        <w:t xml:space="preserve">performed mutational signature extraction, attribution and</w:t>
+      </w:r>
+      <w:r>
+        <w:t xml:space="preserve"> </w:t>
+      </w:r>
+      <w:r>
+        <w:t xml:space="preserve">characterization computational analysis. M.H., and R.Y. characterized</w:t>
+      </w:r>
+      <w:r>
+        <w:t xml:space="preserve"> </w:t>
+      </w:r>
+      <w:r>
+        <w:t xml:space="preserve">the topography of 83-type mutational signatures. M.L., X.M.W., R.S.</w:t>
+      </w:r>
+      <w:r>
+        <w:t xml:space="preserve"> </w:t>
+      </w:r>
+      <w:r>
+        <w:t xml:space="preserve">and S.G.R. designed the website. Data interpretation and manuscript</w:t>
+      </w:r>
+      <w:r>
+        <w:t xml:space="preserve"> </w:t>
+      </w:r>
+      <w:r>
+        <w:t xml:space="preserve">write-up were carried out by M.L., M.H., and S.G.R., with</w:t>
+      </w:r>
+      <w:r>
+        <w:t xml:space="preserve"> </w:t>
+      </w:r>
+      <w:r>
+        <w:t xml:space="preserve">contributions from all other authors. All authors reviewed and</w:t>
+      </w:r>
+      <w:r>
+        <w:t xml:space="preserve"> </w:t>
+      </w:r>
+      <w:r>
+        <w:t xml:space="preserve">approved the final manuscript.</w:t>
+      </w:r>
+    </w:p>
+    <w:bookmarkStart w:id="92" w:name="X071796dd6bc546c91e96cca1cf5ff96599de61f"/>
+    <w:p>
+      <w:pPr>
+        <w:pStyle w:val="Heading2"/>
+      </w:pPr>
+      <w:r>
+        <w:t xml:space="preserve">Declaration of generative AI and AI-assisted technologies in the writing process</w:t>
+      </w:r>
+    </w:p>
+    <w:p>
+      <w:pPr>
+        <w:pStyle w:val="FirstParagraph"/>
+      </w:pPr>
+      <w:r>
+        <w:t xml:space="preserve">During the preparation of this work the author(s) used Claude in order</w:t>
+      </w:r>
+      <w:r>
+        <w:t xml:space="preserve"> </w:t>
+      </w:r>
+      <w:r>
+        <w:t xml:space="preserve">to polish the text and ensure grammatical accuracy and appropriate</w:t>
+      </w:r>
+      <w:r>
+        <w:t xml:space="preserve"> </w:t>
+      </w:r>
+      <w:r>
+        <w:t xml:space="preserve">vocabulary usage. After using this tool/service, the author(s)</w:t>
+      </w:r>
+      <w:r>
+        <w:t xml:space="preserve"> </w:t>
+      </w:r>
+      <w:r>
+        <w:t xml:space="preserve">reviewed and edited the content as needed and take(s) full</w:t>
+      </w:r>
+      <w:r>
+        <w:t xml:space="preserve"> </w:t>
+      </w:r>
+      <w:r>
+        <w:t xml:space="preserve">responsibility for the content of the published article.</w:t>
+      </w:r>
+    </w:p>
+    <w:bookmarkEnd w:id="92"/>
+    <w:bookmarkStart w:id="163" w:name="references"/>
+    <w:p>
+      <w:pPr>
+        <w:pStyle w:val="Heading2"/>
+      </w:pPr>
+      <w:r>
+        <w:t xml:space="preserve">References</w:t>
+      </w:r>
+    </w:p>
+    <w:bookmarkStart w:id="162" w:name="refs"/>
+    <w:bookmarkStart w:id="94" w:name="X0bd7f0a885ba45d1e950f1266c1400d06b27d42"/>
+    <w:p>
+      <w:pPr>
+        <w:pStyle w:val="Bibliography"/>
+      </w:pPr>
+      <w:r>
+        <w:t xml:space="preserve">Alexandrov, Ludmil B., Young Seok Ju, Kerstin Haase, Peter Van Loo, Iñigo Martincorena, Serena Nik-Zainal, Yasushi Totoki, et al. 2016.</w:t>
+      </w:r>
+      <w:r>
+        <w:t xml:space="preserve"> </w:t>
+      </w:r>
+      <w:r>
+        <w:t xml:space="preserve">“Mutational Signatures Associated with Tobacco Smoking in Human Cancer.”</w:t>
+      </w:r>
+      <w:r>
+        <w:t xml:space="preserve"> </w:t>
+      </w:r>
+      <w:r>
+        <w:rPr>
+          <w:i/>
+          <w:iCs/>
+        </w:rPr>
+        <w:t xml:space="preserve">Science</w:t>
+      </w:r>
+      <w:r>
+        <w:t xml:space="preserve"> </w:t>
+      </w:r>
+      <w:r>
+        <w:t xml:space="preserve">354 (6312): 618–22.</w:t>
+      </w:r>
+      <w:r>
+        <w:t xml:space="preserve"> </w:t>
+      </w:r>
+      <w:hyperlink r:id="rId93">
+        <w:r>
+          <w:rPr>
+            <w:rStyle w:val="Hyperlink"/>
+          </w:rPr>
+          <w:t xml:space="preserve">https://doi.org/10.1126/science.aag0299</w:t>
+        </w:r>
+      </w:hyperlink>
+      <w:r>
+        <w:t xml:space="preserve">.</w:t>
+      </w:r>
+    </w:p>
+    <w:bookmarkEnd w:id="94"/>
+    <w:bookmarkStart w:id="96" w:name="X66743e1339585ab75a156484811703c7731d61c"/>
+    <w:p>
+      <w:pPr>
+        <w:pStyle w:val="Bibliography"/>
+      </w:pPr>
+      <w:r>
+        <w:t xml:space="preserve">Alexandrov, Ludmil B., Jaegil Kim, Nicholas J. Haradhvala, Mi Ni Huang, Alvin Wei Tian Ng, Yang Wu, Arnoud Boot, et al. 2020.</w:t>
+      </w:r>
+      <w:r>
+        <w:t xml:space="preserve"> </w:t>
+      </w:r>
+      <w:r>
+        <w:t xml:space="preserve">“The Repertoire of Mutational Signatures in Human Cancer.”</w:t>
+      </w:r>
+      <w:r>
+        <w:t xml:space="preserve"> </w:t>
+      </w:r>
+      <w:r>
+        <w:rPr>
+          <w:i/>
+          <w:iCs/>
+        </w:rPr>
+        <w:t xml:space="preserve">Nature</w:t>
+      </w:r>
+      <w:r>
+        <w:t xml:space="preserve"> </w:t>
+      </w:r>
+      <w:r>
+        <w:t xml:space="preserve">578 (7793): 94–101.</w:t>
+      </w:r>
+      <w:r>
+        <w:t xml:space="preserve"> </w:t>
+      </w:r>
+      <w:hyperlink r:id="rId95">
+        <w:r>
+          <w:rPr>
+            <w:rStyle w:val="Hyperlink"/>
+          </w:rPr>
+          <w:t xml:space="preserve">https://doi.org/10.1038/s41586-020-1943-3</w:t>
+        </w:r>
+      </w:hyperlink>
+      <w:r>
+        <w:t xml:space="preserve">.</w:t>
+      </w:r>
+    </w:p>
+    <w:bookmarkEnd w:id="96"/>
+    <w:bookmarkStart w:id="98" w:name="Xe7dd667cc88bf36dfce990e9c9135b6081ba11c"/>
+    <w:p>
+      <w:pPr>
+        <w:pStyle w:val="Bibliography"/>
+      </w:pPr>
+      <w:r>
+        <w:t xml:space="preserve">Alexandrov, Ludmil B., Serena Nik-Zainal, David C. Wedge, and Samuel A. J. R. Aparicio. 2014.</w:t>
+      </w:r>
+      <w:r>
+        <w:t xml:space="preserve"> </w:t>
+      </w:r>
+      <w:r>
+        <w:t xml:space="preserve">“Signatures of Mutational Processes in Human Cancer”</w:t>
+      </w:r>
+      <w:r>
+        <w:t xml:space="preserve"> </w:t>
+      </w:r>
+      <w:r>
+        <w:t xml:space="preserve">500 (7463): 415–21.</w:t>
+      </w:r>
+      <w:r>
+        <w:t xml:space="preserve"> </w:t>
+      </w:r>
+      <w:hyperlink r:id="rId97">
+        <w:r>
+          <w:rPr>
+            <w:rStyle w:val="Hyperlink"/>
+          </w:rPr>
+          <w:t xml:space="preserve">https://doi.org/10.1038/nature12477.Signatures</w:t>
+        </w:r>
+      </w:hyperlink>
+      <w:r>
+        <w:t xml:space="preserve">.</w:t>
+      </w:r>
+    </w:p>
+    <w:bookmarkEnd w:id="98"/>
+    <w:bookmarkStart w:id="100" w:name="ref-bergstromGeneratingRealisticNull2020"/>
+    <w:p>
+      <w:pPr>
+        <w:pStyle w:val="Bibliography"/>
+      </w:pPr>
+      <w:r>
+        <w:t xml:space="preserve">Bergstrom, Erik N., Mark Barnes, Iñigo Martincorena, and Ludmil B. Alexandrov. 2020.</w:t>
+      </w:r>
+      <w:r>
+        <w:t xml:space="preserve"> </w:t>
+      </w:r>
+      <w:r>
+        <w:t xml:space="preserve">“Generating Realistic Null Hypothesis of Cancer Mutational Landscapes Using</w:t>
+      </w:r>
+      <w:r>
+        <w:t xml:space="preserve"> </w:t>
+      </w:r>
+      <w:r>
+        <w:t xml:space="preserve">SigProfilerSimulator</w:t>
+      </w:r>
+      <w:r>
+        <w:t xml:space="preserve">.”</w:t>
+      </w:r>
+      <w:r>
+        <w:t xml:space="preserve"> </w:t>
+      </w:r>
+      <w:r>
+        <w:rPr>
+          <w:i/>
+          <w:iCs/>
+        </w:rPr>
+        <w:t xml:space="preserve">BMC Bioinformatics</w:t>
+      </w:r>
+      <w:r>
+        <w:t xml:space="preserve"> </w:t>
+      </w:r>
+      <w:r>
+        <w:t xml:space="preserve">21 (1).</w:t>
+      </w:r>
+      <w:r>
+        <w:t xml:space="preserve"> </w:t>
+      </w:r>
+      <w:hyperlink r:id="rId99">
+        <w:r>
+          <w:rPr>
+            <w:rStyle w:val="Hyperlink"/>
+          </w:rPr>
+          <w:t xml:space="preserve">https://doi.org/10.1186/s12859-020-03772-3</w:t>
+        </w:r>
+      </w:hyperlink>
+      <w:r>
+        <w:t xml:space="preserve">.</w:t>
+      </w:r>
+    </w:p>
+    <w:bookmarkEnd w:id="100"/>
+    <w:bookmarkStart w:id="102" w:name="X21351e4930b98bc05a8a101807c3dc8b565ba3c"/>
+    <w:p>
+      <w:pPr>
+        <w:pStyle w:val="Bibliography"/>
+      </w:pPr>
+      <w:r>
+        <w:t xml:space="preserve">Boot, Arnoud, Mi Ni Huang, Alvin W. T. Ng, Szu Chi Ho, Jing Quan Lim, Yoshiiku Kawakami, Kazuaki Chayama, Bin Tean Teh, Hidewaki Nakagawa, and Steven G. Rozen. 2018.</w:t>
+      </w:r>
+      <w:r>
+        <w:t xml:space="preserve"> </w:t>
+      </w:r>
+      <w:r>
+        <w:t xml:space="preserve">“In-Depth Characterization of the Cisplatin Mutational Signature in Human Cell Lines and in Esophageal and Liver Tumors.”</w:t>
+      </w:r>
+      <w:r>
+        <w:t xml:space="preserve"> </w:t>
+      </w:r>
+      <w:r>
+        <w:rPr>
+          <w:i/>
+          <w:iCs/>
+        </w:rPr>
+        <w:t xml:space="preserve">Genome Research</w:t>
+      </w:r>
+      <w:r>
+        <w:t xml:space="preserve"> </w:t>
+      </w:r>
+      <w:r>
+        <w:t xml:space="preserve">28 (5): 654–65.</w:t>
+      </w:r>
+      <w:r>
+        <w:t xml:space="preserve"> </w:t>
+      </w:r>
+      <w:hyperlink r:id="rId101">
+        <w:r>
+          <w:rPr>
+            <w:rStyle w:val="Hyperlink"/>
+          </w:rPr>
+          <w:t xml:space="preserve">https://doi.org/10.1101/gr.230219.117</w:t>
+        </w:r>
+      </w:hyperlink>
+      <w:r>
+        <w:t xml:space="preserve">.</w:t>
+      </w:r>
+    </w:p>
+    <w:bookmarkEnd w:id="102"/>
+    <w:bookmarkStart w:id="104" w:name="Xb3926ad455b993c807b39e8f49ca0ea0f63ef1f"/>
+    <w:p>
+      <w:pPr>
+        <w:pStyle w:val="Bibliography"/>
+      </w:pPr>
+      <w:r>
+        <w:t xml:space="preserve">Boot, Arnoud, Mo Liu, Nicole Stantial, Viraj Shah, Willie Yu, Karin C. Nitiss, John L. Nitiss, Sue Jinks-Robertson, and Steven G. Rozen. 2022.</w:t>
+      </w:r>
+      <w:r>
+        <w:t xml:space="preserve"> </w:t>
+      </w:r>
+      <w:r>
+        <w:t xml:space="preserve">“Recurrent Mutations in Topoisomerase</w:t>
+      </w:r>
+      <w:r>
+        <w:t xml:space="preserve"> </w:t>
+      </w:r>
+      <w:r>
+        <w:t xml:space="preserve">II</w:t>
+      </w:r>
+      <m:oMath>
+        <m:r>
+          <m:t>α</m:t>
+        </m:r>
+      </m:oMath>
+      <w:r>
+        <w:t xml:space="preserve"> </w:t>
+      </w:r>
+      <w:r>
+        <w:t xml:space="preserve">Cause a Previously Undescribed Mutator Phenotype in Human Cancers.”</w:t>
+      </w:r>
+      <w:r>
+        <w:t xml:space="preserve"> </w:t>
+      </w:r>
+      <w:r>
+        <w:rPr>
+          <w:i/>
+          <w:iCs/>
+        </w:rPr>
+        <w:t xml:space="preserve">Proceedings of the National Academy of Sciences</w:t>
+      </w:r>
+      <w:r>
+        <w:t xml:space="preserve"> </w:t>
+      </w:r>
+      <w:r>
+        <w:t xml:space="preserve">119 (4): e2114024119.</w:t>
+      </w:r>
+      <w:r>
+        <w:t xml:space="preserve"> </w:t>
+      </w:r>
+      <w:hyperlink r:id="rId103">
+        <w:r>
+          <w:rPr>
+            <w:rStyle w:val="Hyperlink"/>
+          </w:rPr>
+          <w:t xml:space="preserve">https://doi.org/10.1073/pnas.2114024119</w:t>
+        </w:r>
+      </w:hyperlink>
+      <w:r>
+        <w:t xml:space="preserve">.</w:t>
+      </w:r>
+    </w:p>
+    <w:bookmarkEnd w:id="104"/>
+    <w:bookmarkStart w:id="106" w:name="X3b1294b1e4d83208a2f88771ecb9c9c3dd4041d"/>
+    <w:p>
+      <w:pPr>
+        <w:pStyle w:val="Bibliography"/>
+      </w:pPr>
+      <w:r>
+        <w:t xml:space="preserve">Boot, Arnoud, Alvin W. T. Ng, Fui Teen Chong, Szu Chi Ho, Willie Yu, Daniel S. W. Tan, N. Gopalakrishna Iyer, and Steven G. Roze. 2020.</w:t>
+      </w:r>
+      <w:r>
+        <w:t xml:space="preserve"> </w:t>
+      </w:r>
+      <w:r>
+        <w:t xml:space="preserve">“Characterization of Colibactin-Associated Mutational Signature in an</w:t>
+      </w:r>
+      <w:r>
+        <w:t xml:space="preserve"> </w:t>
+      </w:r>
+      <w:r>
+        <w:t xml:space="preserve">Asian</w:t>
+      </w:r>
+      <w:r>
+        <w:t xml:space="preserve"> </w:t>
+      </w:r>
+      <w:r>
+        <w:t xml:space="preserve">Oral Squamous Cell Carcinoma and in Other Mucosal Tumor Types.”</w:t>
+      </w:r>
+      <w:r>
+        <w:t xml:space="preserve"> </w:t>
+      </w:r>
+      <w:r>
+        <w:rPr>
+          <w:i/>
+          <w:iCs/>
+        </w:rPr>
+        <w:t xml:space="preserve">Genome Research</w:t>
+      </w:r>
+      <w:r>
+        <w:t xml:space="preserve"> </w:t>
+      </w:r>
+      <w:r>
+        <w:t xml:space="preserve">30 (6): 803–13.</w:t>
+      </w:r>
+      <w:r>
+        <w:t xml:space="preserve"> </w:t>
+      </w:r>
+      <w:hyperlink r:id="rId105">
+        <w:r>
+          <w:rPr>
+            <w:rStyle w:val="Hyperlink"/>
+          </w:rPr>
+          <w:t xml:space="preserve">https://doi.org/10.1101/gr.255620.119</w:t>
+        </w:r>
+      </w:hyperlink>
+      <w:r>
+        <w:t xml:space="preserve">.</w:t>
+      </w:r>
+    </w:p>
+    <w:bookmarkEnd w:id="106"/>
+    <w:bookmarkStart w:id="108" w:name="X5911e4f1d4e10d91de6eaba38b8222d0a7430f5"/>
+    <w:p>
+      <w:pPr>
+        <w:pStyle w:val="Bibliography"/>
+      </w:pPr>
+      <w:r>
+        <w:t xml:space="preserve">Caipa Garcia, Angela L., Jill E. Kucab, Halh Al-Serori, Rebekah S. S. Beck, Madjda Bellamri, Robert J. Turesky, John D. Groopman, et al. 2024.</w:t>
+      </w:r>
+      <w:r>
+        <w:t xml:space="preserve"> </w:t>
+      </w:r>
+      <w:r>
+        <w:t xml:space="preserve">“Tissue</w:t>
+      </w:r>
+      <w:r>
+        <w:t xml:space="preserve"> </w:t>
+      </w:r>
+      <w:r>
+        <w:t xml:space="preserve">Organoid Cultures Metabolize Dietary Carcinogens Proficiently</w:t>
+      </w:r>
+      <w:r>
+        <w:t xml:space="preserve"> </w:t>
+      </w:r>
+      <w:r>
+        <w:t xml:space="preserve">and</w:t>
+      </w:r>
+      <w:r>
+        <w:t xml:space="preserve"> </w:t>
+      </w:r>
+      <w:r>
+        <w:t xml:space="preserve">Are Effective Models</w:t>
+      </w:r>
+      <w:r>
+        <w:t xml:space="preserve"> </w:t>
+      </w:r>
+      <w:r>
+        <w:t xml:space="preserve">for</w:t>
+      </w:r>
+      <w:r>
+        <w:t xml:space="preserve"> </w:t>
+      </w:r>
+      <w:r>
+        <w:t xml:space="preserve">DNA Adduct Formation</w:t>
+      </w:r>
+      <w:r>
+        <w:t xml:space="preserve">.”</w:t>
+      </w:r>
+      <w:r>
+        <w:t xml:space="preserve"> </w:t>
+      </w:r>
+      <w:r>
+        <w:rPr>
+          <w:i/>
+          <w:iCs/>
+        </w:rPr>
+        <w:t xml:space="preserve">Chemical Research in Toxicology</w:t>
+      </w:r>
+      <w:r>
+        <w:t xml:space="preserve"> </w:t>
+      </w:r>
+      <w:r>
+        <w:t xml:space="preserve">37 (2): 234–47.</w:t>
+      </w:r>
+      <w:r>
+        <w:t xml:space="preserve"> </w:t>
+      </w:r>
+      <w:hyperlink r:id="rId107">
+        <w:r>
+          <w:rPr>
+            <w:rStyle w:val="Hyperlink"/>
+          </w:rPr>
+          <w:t xml:space="preserve">https://doi.org/10.1021/acs.chemrestox.3c00255</w:t>
+        </w:r>
+      </w:hyperlink>
+      <w:r>
+        <w:t xml:space="preserve">.</w:t>
+      </w:r>
+    </w:p>
+    <w:bookmarkEnd w:id="108"/>
+    <w:bookmarkStart w:id="110" w:name="ref-chenDeepWholegenomeAnalysis2024"/>
+    <w:p>
+      <w:pPr>
+        <w:pStyle w:val="Bibliography"/>
+      </w:pPr>
+      <w:r>
+        <w:t xml:space="preserve">Chen, Lei, Chong Zhang, Ruidong Xue, Mo Liu, Jian Bai, Jinxia Bao, Yin Wang, et al. 2024.</w:t>
+      </w:r>
+      <w:r>
+        <w:t xml:space="preserve"> </w:t>
+      </w:r>
+      <w:r>
+        <w:t xml:space="preserve">“Deep Whole-Genome Analysis of 494 Hepatocellular Carcinomas.”</w:t>
+      </w:r>
+      <w:r>
+        <w:t xml:space="preserve"> </w:t>
+      </w:r>
+      <w:r>
+        <w:rPr>
+          <w:i/>
+          <w:iCs/>
+        </w:rPr>
+        <w:t xml:space="preserve">Nature</w:t>
+      </w:r>
+      <w:r>
+        <w:t xml:space="preserve">, March.</w:t>
+      </w:r>
+      <w:r>
+        <w:t xml:space="preserve"> </w:t>
+      </w:r>
+      <w:hyperlink r:id="rId109">
+        <w:r>
+          <w:rPr>
+            <w:rStyle w:val="Hyperlink"/>
+          </w:rPr>
+          <w:t xml:space="preserve">https://doi.org/10.1038/s41586-024-07054-3</w:t>
+        </w:r>
+      </w:hyperlink>
+      <w:r>
+        <w:t xml:space="preserve">.</w:t>
+      </w:r>
+    </w:p>
+    <w:bookmarkEnd w:id="110"/>
+    <w:bookmarkStart w:id="111" w:name="X2176963c38b8e13f446f12cc879981740969d20"/>
+    <w:p>
+      <w:pPr>
+        <w:pStyle w:val="Bibliography"/>
+      </w:pPr>
+      <w:r>
+        <w:t xml:space="preserve">Cooper, David N, Matthew Mort, Peter D Stenson, Edward V Ball, and Nadia A Chuzhanova. 2010.</w:t>
+      </w:r>
+      <w:r>
+        <w:t xml:space="preserve"> </w:t>
+      </w:r>
+      <w:r>
+        <w:t xml:space="preserve">“Methylation-Mediated Deamination of 5-Methylcytosine Appears to Give Rise to Mutations Causing Human Inherited Disease in</w:t>
+      </w:r>
+      <w:r>
+        <w:t xml:space="preserve"> </w:t>
+      </w:r>
+      <w:r>
+        <w:t xml:space="preserve">CpNpG</w:t>
+      </w:r>
+      <w:r>
+        <w:t xml:space="preserve"> </w:t>
+      </w:r>
+      <w:r>
+        <w:t xml:space="preserve">Trinucleotides, as Well as in</w:t>
+      </w:r>
+      <w:r>
+        <w:t xml:space="preserve"> </w:t>
+      </w:r>
+      <w:r>
+        <w:t xml:space="preserve">CpG</w:t>
+      </w:r>
+      <w:r>
+        <w:t xml:space="preserve"> </w:t>
+      </w:r>
+      <w:r>
+        <w:t xml:space="preserve">Dinucleotides.”</w:t>
+      </w:r>
+    </w:p>
+    <w:bookmarkEnd w:id="111"/>
+    <w:bookmarkStart w:id="113" w:name="ref-daviesHRDetectPredictorBRCA12017"/>
+    <w:p>
+      <w:pPr>
+        <w:pStyle w:val="Bibliography"/>
+      </w:pPr>
+      <w:r>
+        <w:t xml:space="preserve">Davies, Helen, Dominik Glodzik, Sandro Morganella, Lucy R. Yates, Johan Staaf, Xueqing Zou, Manasa Ramakrishna, et al. 2017.</w:t>
+      </w:r>
+      <w:r>
+        <w:t xml:space="preserve"> </w:t>
+      </w:r>
+      <w:r>
+        <w:t xml:space="preserve">“</w:t>
+      </w:r>
+      <w:r>
+        <w:t xml:space="preserve">HRDetect</w:t>
+      </w:r>
+      <w:r>
+        <w:t xml:space="preserve"> </w:t>
+      </w:r>
+      <w:r>
+        <w:t xml:space="preserve">Is a Predictor of</w:t>
+      </w:r>
+      <w:r>
+        <w:t xml:space="preserve"> </w:t>
+      </w:r>
+      <w:r>
+        <w:t xml:space="preserve">BRCA1</w:t>
+      </w:r>
+      <w:r>
+        <w:t xml:space="preserve"> </w:t>
+      </w:r>
+      <w:r>
+        <w:t xml:space="preserve">and</w:t>
+      </w:r>
+      <w:r>
+        <w:t xml:space="preserve"> </w:t>
+      </w:r>
+      <w:r>
+        <w:t xml:space="preserve">BRCA2</w:t>
+      </w:r>
+      <w:r>
+        <w:t xml:space="preserve"> </w:t>
+      </w:r>
+      <w:r>
+        <w:t xml:space="preserve">Deficiency Based on Mutational Signatures.”</w:t>
+      </w:r>
+      <w:r>
+        <w:t xml:space="preserve"> </w:t>
+      </w:r>
+      <w:r>
+        <w:rPr>
+          <w:i/>
+          <w:iCs/>
+        </w:rPr>
+        <w:t xml:space="preserve">Nature Medicine</w:t>
+      </w:r>
+      <w:r>
+        <w:t xml:space="preserve"> </w:t>
+      </w:r>
+      <w:r>
+        <w:t xml:space="preserve">23 (4): 517–25.</w:t>
+      </w:r>
+      <w:r>
+        <w:t xml:space="preserve"> </w:t>
+      </w:r>
+      <w:hyperlink r:id="rId112">
+        <w:r>
+          <w:rPr>
+            <w:rStyle w:val="Hyperlink"/>
+          </w:rPr>
+          <w:t xml:space="preserve">https://doi.org/10.1038/nm.4292</w:t>
+        </w:r>
+      </w:hyperlink>
+      <w:r>
+        <w:t xml:space="preserve">.</w:t>
+      </w:r>
+    </w:p>
+    <w:bookmarkEnd w:id="113"/>
+    <w:bookmarkStart w:id="115" w:name="X5cb9b606d87adc3ed5c1350b8f175147a1845da"/>
+    <w:p>
+      <w:pPr>
+        <w:pStyle w:val="Bibliography"/>
+      </w:pPr>
+      <w:r>
+        <w:t xml:space="preserve">Degasperi, Andrea, Xueqing Zou, Tauanne Dias Amarante, Andrea Martinez-Martinez, Gene Ching Chiek Koh, João M. L. Dias, Laura Heskin, et al. 2022.</w:t>
+      </w:r>
+      <w:r>
+        <w:t xml:space="preserve"> </w:t>
+      </w:r>
+      <w:r>
+        <w:t xml:space="preserve">“Substitution Mutational Signatures in Whole-Genome–Sequenced Cancers in the</w:t>
+      </w:r>
+      <w:r>
+        <w:t xml:space="preserve"> </w:t>
+      </w:r>
+      <w:r>
+        <w:t xml:space="preserve">UK</w:t>
+      </w:r>
+      <w:r>
+        <w:t xml:space="preserve"> </w:t>
+      </w:r>
+      <w:r>
+        <w:t xml:space="preserve">Population.”</w:t>
+      </w:r>
+      <w:r>
+        <w:t xml:space="preserve"> </w:t>
+      </w:r>
+      <w:r>
+        <w:rPr>
+          <w:i/>
+          <w:iCs/>
+        </w:rPr>
+        <w:t xml:space="preserve">Science</w:t>
+      </w:r>
+      <w:r>
+        <w:t xml:space="preserve"> </w:t>
+      </w:r>
+      <w:r>
+        <w:t xml:space="preserve">376 (6591).</w:t>
+      </w:r>
+      <w:r>
+        <w:t xml:space="preserve"> </w:t>
+      </w:r>
+      <w:hyperlink r:id="rId114">
+        <w:r>
+          <w:rPr>
+            <w:rStyle w:val="Hyperlink"/>
+          </w:rPr>
+          <w:t xml:space="preserve">https://doi.org/10.1126/science.abl9283</w:t>
+        </w:r>
+      </w:hyperlink>
+      <w:r>
+        <w:t xml:space="preserve">.</w:t>
+      </w:r>
+    </w:p>
+    <w:bookmarkEnd w:id="115"/>
+    <w:bookmarkStart w:id="117" w:name="X42046331fb6aadb0e42282b8c3e1760f02d96d6"/>
+    <w:p>
+      <w:pPr>
+        <w:pStyle w:val="Bibliography"/>
+      </w:pPr>
+      <w:r>
+        <w:t xml:space="preserve">DeWeerd, Rachel A., Eszter Németh, Ádám Póti, Nataliya Petryk, Chun-Long Chen, Olivier Hyrien, Dávid Szüts, and Abby M. Green. 2022.</w:t>
+      </w:r>
+      <w:r>
+        <w:t xml:space="preserve"> </w:t>
+      </w:r>
+      <w:r>
+        <w:t xml:space="preserve">“Prospectively Defined Patterns of</w:t>
+      </w:r>
+      <w:r>
+        <w:t xml:space="preserve"> </w:t>
+      </w:r>
+      <w:r>
+        <w:t xml:space="preserve">APOBEC3A</w:t>
+      </w:r>
+      <w:r>
+        <w:t xml:space="preserve"> </w:t>
+      </w:r>
+      <w:r>
+        <w:t xml:space="preserve">Mutagenesis Are Prevalent in Human Cancers.”</w:t>
+      </w:r>
+      <w:r>
+        <w:t xml:space="preserve"> </w:t>
+      </w:r>
+      <w:r>
+        <w:rPr>
+          <w:i/>
+          <w:iCs/>
+        </w:rPr>
+        <w:t xml:space="preserve">Cell Reports</w:t>
+      </w:r>
+      <w:r>
+        <w:t xml:space="preserve"> </w:t>
+      </w:r>
+      <w:r>
+        <w:t xml:space="preserve">38 (12): 110555.</w:t>
+      </w:r>
+      <w:r>
+        <w:t xml:space="preserve"> </w:t>
+      </w:r>
+      <w:hyperlink r:id="rId116">
+        <w:r>
+          <w:rPr>
+            <w:rStyle w:val="Hyperlink"/>
+          </w:rPr>
+          <w:t xml:space="preserve">https://doi.org/10.1016/j.celrep.2022.110555</w:t>
+        </w:r>
+      </w:hyperlink>
+      <w:r>
+        <w:t xml:space="preserve">.</w:t>
+      </w:r>
+    </w:p>
+    <w:bookmarkEnd w:id="117"/>
+    <w:bookmarkStart w:id="119" w:name="X7632e3b8a7d6d2a3fdc6a15da7c8ace9f87e930"/>
+    <w:p>
+      <w:pPr>
+        <w:pStyle w:val="Bibliography"/>
+      </w:pPr>
+      <w:r>
+        <w:t xml:space="preserve">Dziubańska-Kusibab, Paulina J., Hilmar Berger, Federica Battistini, Britta A. M. Bouwman, Amina Iftekhar, Riku Katainen, Tatiana Cajuso, et al. 2020.</w:t>
+      </w:r>
+      <w:r>
+        <w:t xml:space="preserve"> </w:t>
+      </w:r>
+      <w:r>
+        <w:t xml:space="preserve">“Colibactin</w:t>
+      </w:r>
+      <w:r>
+        <w:t xml:space="preserve"> </w:t>
+      </w:r>
+      <w:r>
+        <w:t xml:space="preserve">DNA-damage</w:t>
+      </w:r>
+      <w:r>
+        <w:t xml:space="preserve"> </w:t>
+      </w:r>
+      <w:r>
+        <w:t xml:space="preserve">Signature Indicates Mutational Impact in Colorectal Cancer.”</w:t>
+      </w:r>
+      <w:r>
+        <w:t xml:space="preserve"> </w:t>
+      </w:r>
+      <w:r>
+        <w:rPr>
+          <w:i/>
+          <w:iCs/>
+        </w:rPr>
+        <w:t xml:space="preserve">Nature Medicine</w:t>
+      </w:r>
+      <w:r>
+        <w:t xml:space="preserve"> </w:t>
+      </w:r>
+      <w:r>
+        <w:t xml:space="preserve">26 (7): 1063–69.</w:t>
+      </w:r>
+      <w:r>
+        <w:t xml:space="preserve"> </w:t>
+      </w:r>
+      <w:hyperlink r:id="rId118">
+        <w:r>
+          <w:rPr>
+            <w:rStyle w:val="Hyperlink"/>
+          </w:rPr>
+          <w:t xml:space="preserve">https://doi.org/10.1038/s41591-020-0908-2</w:t>
+        </w:r>
+      </w:hyperlink>
+      <w:r>
+        <w:t xml:space="preserve">.</w:t>
+      </w:r>
+    </w:p>
+    <w:bookmarkEnd w:id="119"/>
+    <w:bookmarkStart w:id="121" w:name="X07aa7fcdc617ae044e6f9568012508f0a31d76e"/>
+    <w:p>
+      <w:pPr>
+        <w:pStyle w:val="Bibliography"/>
+      </w:pPr>
+      <w:r>
+        <w:t xml:space="preserve">Grolleman, Judith E., Richarda M. de Voer, Fadwa A. Elsayed, Maartje Nielsen, Robbert D. A. Weren, Claire Palles, Marjolijn J. L. Ligtenberg, et al. 2019.</w:t>
+      </w:r>
+      <w:r>
+        <w:t xml:space="preserve"> </w:t>
+      </w:r>
+      <w:r>
+        <w:t xml:space="preserve">“Mutational</w:t>
+      </w:r>
+      <w:r>
+        <w:t xml:space="preserve"> </w:t>
+      </w:r>
+      <w:r>
+        <w:t xml:space="preserve">Signature Analysis Reveals NTHL1 Deficiency</w:t>
+      </w:r>
+      <w:r>
+        <w:t xml:space="preserve"> </w:t>
+      </w:r>
+      <w:r>
+        <w:t xml:space="preserve">to</w:t>
+      </w:r>
+      <w:r>
+        <w:t xml:space="preserve"> </w:t>
+      </w:r>
+      <w:r>
+        <w:t xml:space="preserve">Cause</w:t>
+      </w:r>
+      <w:r>
+        <w:t xml:space="preserve"> </w:t>
+      </w:r>
+      <w:r>
+        <w:t xml:space="preserve">a</w:t>
+      </w:r>
+      <w:r>
+        <w:t xml:space="preserve"> </w:t>
+      </w:r>
+      <w:r>
+        <w:t xml:space="preserve">Multi-tumor Phenotype</w:t>
+      </w:r>
+      <w:r>
+        <w:t xml:space="preserve">.”</w:t>
+      </w:r>
+      <w:r>
+        <w:t xml:space="preserve"> </w:t>
+      </w:r>
+      <w:r>
+        <w:rPr>
+          <w:i/>
+          <w:iCs/>
+        </w:rPr>
+        <w:t xml:space="preserve">Cancer Cell</w:t>
+      </w:r>
+      <w:r>
+        <w:t xml:space="preserve"> </w:t>
+      </w:r>
+      <w:r>
+        <w:t xml:space="preserve">35 (2): 256–266.e5.</w:t>
+      </w:r>
+      <w:r>
+        <w:t xml:space="preserve"> </w:t>
+      </w:r>
+      <w:hyperlink r:id="rId120">
+        <w:r>
+          <w:rPr>
+            <w:rStyle w:val="Hyperlink"/>
+          </w:rPr>
+          <w:t xml:space="preserve">https://doi.org/10.1016/j.ccell.2018.12.011</w:t>
+        </w:r>
+      </w:hyperlink>
+      <w:r>
+        <w:t xml:space="preserve">.</w:t>
+      </w:r>
+    </w:p>
+    <w:bookmarkEnd w:id="121"/>
+    <w:bookmarkStart w:id="123" w:name="Xd119594f6bc391e53f1de472eec087ce19585c8"/>
+    <w:p>
+      <w:pPr>
+        <w:pStyle w:val="Bibliography"/>
+      </w:pPr>
+      <w:r>
+        <w:t xml:space="preserve">Hoang, Margaret L., Chung-Hsin Chen, Viktoriya S. Sidorenko, Jian He, Kathleen G. Dickman, Byeong Hwa Yun, Masaaki Moriya, et al. 2013.</w:t>
+      </w:r>
+      <w:r>
+        <w:t xml:space="preserve"> </w:t>
+      </w:r>
+      <w:r>
+        <w:t xml:space="preserve">“Mutational</w:t>
+      </w:r>
+      <w:r>
+        <w:t xml:space="preserve"> </w:t>
+      </w:r>
+      <w:r>
+        <w:t xml:space="preserve">Signature</w:t>
+      </w:r>
+      <w:r>
+        <w:t xml:space="preserve"> </w:t>
+      </w:r>
+      <w:r>
+        <w:t xml:space="preserve">of</w:t>
+      </w:r>
+      <w:r>
+        <w:t xml:space="preserve"> </w:t>
+      </w:r>
+      <w:r>
+        <w:t xml:space="preserve">Aristolochic Acid Exposure</w:t>
+      </w:r>
+      <w:r>
+        <w:t xml:space="preserve"> </w:t>
+      </w:r>
+      <w:r>
+        <w:t xml:space="preserve">as</w:t>
+      </w:r>
+      <w:r>
+        <w:t xml:space="preserve"> </w:t>
+      </w:r>
+      <w:r>
+        <w:t xml:space="preserve">Revealed</w:t>
+      </w:r>
+      <w:r>
+        <w:t xml:space="preserve"> </w:t>
+      </w:r>
+      <w:r>
+        <w:t xml:space="preserve">by</w:t>
+      </w:r>
+      <w:r>
+        <w:t xml:space="preserve"> </w:t>
+      </w:r>
+      <w:r>
+        <w:t xml:space="preserve">Whole-Exome Sequencing</w:t>
+      </w:r>
+      <w:r>
+        <w:t xml:space="preserve">.”</w:t>
+      </w:r>
+      <w:r>
+        <w:t xml:space="preserve"> </w:t>
+      </w:r>
+      <w:r>
+        <w:rPr>
+          <w:i/>
+          <w:iCs/>
+        </w:rPr>
+        <w:t xml:space="preserve">Science Translational Medicine</w:t>
+      </w:r>
+      <w:r>
+        <w:t xml:space="preserve"> </w:t>
+      </w:r>
+      <w:r>
+        <w:t xml:space="preserve">5 (197).</w:t>
+      </w:r>
+      <w:r>
+        <w:t xml:space="preserve"> </w:t>
+      </w:r>
+      <w:hyperlink r:id="rId122">
+        <w:r>
+          <w:rPr>
+            <w:rStyle w:val="Hyperlink"/>
+          </w:rPr>
+          <w:t xml:space="preserve">https://doi.org/10.1126/scitranslmed.3006200</w:t>
+        </w:r>
+      </w:hyperlink>
+      <w:r>
+        <w:t xml:space="preserve">.</w:t>
+      </w:r>
+    </w:p>
+    <w:bookmarkEnd w:id="123"/>
+    <w:bookmarkStart w:id="125" w:name="ref-huangMSIseqSoftwareAssessing2015"/>
+    <w:p>
+      <w:pPr>
+        <w:pStyle w:val="Bibliography"/>
+      </w:pPr>
+      <w:r>
+        <w:t xml:space="preserve">Huang, Mi Ni, John R. McPherson, Ioana Cutcutache, Bin Tean Teh, Patrick Tan, and Steven G. Rozen. 2015.</w:t>
+      </w:r>
+      <w:r>
+        <w:t xml:space="preserve"> </w:t>
+      </w:r>
+      <w:r>
+        <w:t xml:space="preserve">“</w:t>
+      </w:r>
+      <w:r>
+        <w:t xml:space="preserve">MSIseq</w:t>
+      </w:r>
+      <w:r>
+        <w:t xml:space="preserve">:</w:t>
+      </w:r>
+      <w:r>
+        <w:t xml:space="preserve"> </w:t>
+      </w:r>
+      <w:r>
+        <w:t xml:space="preserve">Software</w:t>
+      </w:r>
+      <w:r>
+        <w:t xml:space="preserve"> </w:t>
+      </w:r>
+      <w:r>
+        <w:t xml:space="preserve">for</w:t>
+      </w:r>
+      <w:r>
+        <w:t xml:space="preserve"> </w:t>
+      </w:r>
+      <w:r>
+        <w:t xml:space="preserve">Assessing Microsatellite Instability</w:t>
+      </w:r>
+      <w:r>
+        <w:t xml:space="preserve"> </w:t>
+      </w:r>
+      <w:r>
+        <w:t xml:space="preserve">from</w:t>
+      </w:r>
+      <w:r>
+        <w:t xml:space="preserve"> </w:t>
+      </w:r>
+      <w:r>
+        <w:t xml:space="preserve">Catalogs</w:t>
+      </w:r>
+      <w:r>
+        <w:t xml:space="preserve"> </w:t>
+      </w:r>
+      <w:r>
+        <w:t xml:space="preserve">of</w:t>
+      </w:r>
+      <w:r>
+        <w:t xml:space="preserve"> </w:t>
+      </w:r>
+      <w:r>
+        <w:t xml:space="preserve">Somatic Mutations</w:t>
+      </w:r>
+      <w:r>
+        <w:t xml:space="preserve">.”</w:t>
+      </w:r>
+      <w:r>
+        <w:t xml:space="preserve"> </w:t>
+      </w:r>
+      <w:r>
+        <w:rPr>
+          <w:i/>
+          <w:iCs/>
+        </w:rPr>
+        <w:t xml:space="preserve">Scientific Reports</w:t>
+      </w:r>
+      <w:r>
+        <w:t xml:space="preserve"> </w:t>
+      </w:r>
+      <w:r>
+        <w:t xml:space="preserve">5 (1): 13321.</w:t>
+      </w:r>
+      <w:r>
+        <w:t xml:space="preserve"> </w:t>
+      </w:r>
+      <w:hyperlink r:id="rId124">
+        <w:r>
+          <w:rPr>
+            <w:rStyle w:val="Hyperlink"/>
+          </w:rPr>
+          <w:t xml:space="preserve">https://doi.org/10.1038/srep13321</w:t>
+        </w:r>
+      </w:hyperlink>
+      <w:r>
+        <w:t xml:space="preserve">.</w:t>
+      </w:r>
+    </w:p>
+    <w:bookmarkEnd w:id="125"/>
+    <w:bookmarkStart w:id="127" w:name="X0094f89ed489e8c443496e4888b63663ae0535e"/>
+    <w:p>
+      <w:pPr>
+        <w:pStyle w:val="Bibliography"/>
+      </w:pPr>
+      <w:r>
+        <w:t xml:space="preserve">Huang, Mi Ni, Willie Yu, Wei Wei Teoh, Maude Ardin, Apinya Jusakul, Alvin Wei Tian Ng, Arnoud Boot, et al. 2017.</w:t>
+      </w:r>
+      <w:r>
+        <w:t xml:space="preserve"> </w:t>
+      </w:r>
+      <w:r>
+        <w:t xml:space="preserve">“Genome-Scale Mutational Signatures of Aflatoxin in Cells, Mice, and Human Tumors.”</w:t>
+      </w:r>
+      <w:r>
+        <w:t xml:space="preserve"> </w:t>
+      </w:r>
+      <w:r>
+        <w:rPr>
+          <w:i/>
+          <w:iCs/>
+        </w:rPr>
+        <w:t xml:space="preserve">Genome Research</w:t>
+      </w:r>
+      <w:r>
+        <w:t xml:space="preserve"> </w:t>
+      </w:r>
+      <w:r>
+        <w:t xml:space="preserve">27 (9): 1475–86.</w:t>
+      </w:r>
+      <w:r>
+        <w:t xml:space="preserve"> </w:t>
+      </w:r>
+      <w:hyperlink r:id="rId126">
+        <w:r>
+          <w:rPr>
+            <w:rStyle w:val="Hyperlink"/>
+          </w:rPr>
+          <w:t xml:space="preserve">https://doi.org/10.1101/gr.220038.116</w:t>
+        </w:r>
+      </w:hyperlink>
+      <w:r>
+        <w:t xml:space="preserve">.</w:t>
+      </w:r>
+    </w:p>
+    <w:bookmarkEnd w:id="127"/>
+    <w:bookmarkStart w:id="128" w:name="ref-islamUncoveringNovelMutational2022"/>
+    <w:p>
+      <w:pPr>
+        <w:pStyle w:val="Bibliography"/>
+      </w:pPr>
+      <w:r>
+        <w:t xml:space="preserve">Islam, S. M.Ashiqul, Marcos Díaz-Gay, Yang Wu, Mark Barnes, Raviteja Vangara, Erik N. Bergstrom, Yudou He, et al. 2022.</w:t>
+      </w:r>
+      <w:r>
+        <w:t xml:space="preserve"> </w:t>
+      </w:r>
+      <w:r>
+        <w:t xml:space="preserve">“Uncovering Novel Mutational Signatures by de Novo Extraction with</w:t>
+      </w:r>
+      <w:r>
+        <w:t xml:space="preserve"> </w:t>
+      </w:r>
+      <w:r>
+        <w:t xml:space="preserve">SigProfilerExtractor</w:t>
+      </w:r>
+      <w:r>
+        <w:t xml:space="preserve">.”</w:t>
+      </w:r>
+      <w:r>
+        <w:t xml:space="preserve"> </w:t>
+      </w:r>
+      <w:r>
+        <w:rPr>
+          <w:i/>
+          <w:iCs/>
+        </w:rPr>
+        <w:t xml:space="preserve">Cell Genomics</w:t>
+      </w:r>
+      <w:r>
+        <w:t xml:space="preserve"> </w:t>
+      </w:r>
+      <w:r>
+        <w:t xml:space="preserve">2 (11).</w:t>
+      </w:r>
+      <w:r>
+        <w:t xml:space="preserve"> </w:t>
+      </w:r>
+      <w:hyperlink r:id="rId36">
+        <w:r>
+          <w:rPr>
+            <w:rStyle w:val="Hyperlink"/>
+          </w:rPr>
+          <w:t xml:space="preserve">https://doi.org/10.1016/j.xgen.2022.100179</w:t>
+        </w:r>
+      </w:hyperlink>
+      <w:r>
+        <w:t xml:space="preserve">.</w:t>
+      </w:r>
+    </w:p>
+    <w:bookmarkEnd w:id="128"/>
+    <w:bookmarkStart w:id="130" w:name="ref-jinAccurateSensitiveMutational2024"/>
+    <w:p>
+      <w:pPr>
+        <w:pStyle w:val="Bibliography"/>
+      </w:pPr>
+      <w:r>
+        <w:t xml:space="preserve">Jin, Hu, Doga C. Gulhan, Benedikt Geiger, Daniel Ben-Isvy, David Geng, Viktor Ljungström, and Peter J. Park. 2024.</w:t>
+      </w:r>
+      <w:r>
+        <w:t xml:space="preserve"> </w:t>
+      </w:r>
+      <w:r>
+        <w:t xml:space="preserve">“Accurate and Sensitive Mutational Signature Analysis with</w:t>
+      </w:r>
+      <w:r>
+        <w:t xml:space="preserve"> </w:t>
+      </w:r>
+      <w:r>
+        <w:t xml:space="preserve">MuSiCal</w:t>
+      </w:r>
+      <w:r>
+        <w:t xml:space="preserve">.”</w:t>
+      </w:r>
+      <w:r>
+        <w:t xml:space="preserve"> </w:t>
+      </w:r>
+      <w:r>
+        <w:rPr>
+          <w:i/>
+          <w:iCs/>
+        </w:rPr>
+        <w:t xml:space="preserve">Nature Genetics</w:t>
+      </w:r>
+      <w:r>
+        <w:t xml:space="preserve"> </w:t>
+      </w:r>
+      <w:r>
+        <w:t xml:space="preserve">56 (3): 541–52.</w:t>
+      </w:r>
+      <w:r>
+        <w:t xml:space="preserve"> </w:t>
+      </w:r>
+      <w:hyperlink r:id="rId129">
+        <w:r>
+          <w:rPr>
+            <w:rStyle w:val="Hyperlink"/>
+          </w:rPr>
+          <w:t xml:space="preserve">https://doi.org/10.1038/s41588-024-01659-0</w:t>
+        </w:r>
+      </w:hyperlink>
+      <w:r>
+        <w:t xml:space="preserve">.</w:t>
+      </w:r>
+    </w:p>
+    <w:bookmarkEnd w:id="130"/>
+    <w:bookmarkStart w:id="132" w:name="ref-kohRedefinedInDelTaxonomy2025"/>
+    <w:p>
+      <w:pPr>
+        <w:pStyle w:val="Bibliography"/>
+      </w:pPr>
+      <w:r>
+        <w:t xml:space="preserve">Koh, Gene Ching Chiek, Arjun Scott Nanda, Giuseppe Rinaldi, Soraya Boushaki, Andrea Degasperi, Cherif Badja, Andrew Marcel Pregnall, et al. 2025.</w:t>
+      </w:r>
+      <w:r>
+        <w:t xml:space="preserve"> </w:t>
+      </w:r>
+      <w:r>
+        <w:t xml:space="preserve">“A Redefined</w:t>
+      </w:r>
+      <w:r>
+        <w:t xml:space="preserve"> </w:t>
+      </w:r>
+      <w:r>
+        <w:t xml:space="preserve">InDel</w:t>
+      </w:r>
+      <w:r>
+        <w:t xml:space="preserve"> </w:t>
+      </w:r>
+      <w:r>
+        <w:t xml:space="preserve">Taxonomy Provides Insights into Mutational Signatures.”</w:t>
+      </w:r>
+      <w:r>
+        <w:t xml:space="preserve"> </w:t>
+      </w:r>
+      <w:r>
+        <w:rPr>
+          <w:i/>
+          <w:iCs/>
+        </w:rPr>
+        <w:t xml:space="preserve">Nature Genetics</w:t>
+      </w:r>
+      <w:r>
+        <w:t xml:space="preserve">, April.</w:t>
+      </w:r>
+      <w:r>
+        <w:t xml:space="preserve"> </w:t>
+      </w:r>
+      <w:hyperlink r:id="rId131">
+        <w:r>
+          <w:rPr>
+            <w:rStyle w:val="Hyperlink"/>
+          </w:rPr>
+          <w:t xml:space="preserve">https://doi.org/10.1038/s41588-025-02152-y</w:t>
+        </w:r>
+      </w:hyperlink>
+      <w:r>
+        <w:t xml:space="preserve">.</w:t>
+      </w:r>
+    </w:p>
+    <w:bookmarkEnd w:id="132"/>
+    <w:bookmarkStart w:id="134" w:name="X148fb86d641004c3c51ccb118a6571c5577d2b2"/>
+    <w:p>
+      <w:pPr>
+        <w:pStyle w:val="Bibliography"/>
+      </w:pPr>
+      <w:r>
+        <w:t xml:space="preserve">Kucab, Jill E., Xueqing Zou, Sandro Morganella, Madeleine Joel, A. Scott Nanda, Eszter Nagy, Celine Gomez, et al. 2019.</w:t>
+      </w:r>
+      <w:r>
+        <w:t xml:space="preserve"> </w:t>
+      </w:r>
+      <w:r>
+        <w:t xml:space="preserve">“A</w:t>
+      </w:r>
+      <w:r>
+        <w:t xml:space="preserve"> </w:t>
+      </w:r>
+      <w:r>
+        <w:t xml:space="preserve">Compendium</w:t>
+      </w:r>
+      <w:r>
+        <w:t xml:space="preserve"> </w:t>
+      </w:r>
+      <w:r>
+        <w:t xml:space="preserve">of</w:t>
+      </w:r>
+      <w:r>
+        <w:t xml:space="preserve"> </w:t>
+      </w:r>
+      <w:r>
+        <w:t xml:space="preserve">Mutational Signatures</w:t>
+      </w:r>
+      <w:r>
+        <w:t xml:space="preserve"> </w:t>
+      </w:r>
+      <w:r>
+        <w:t xml:space="preserve">of</w:t>
+      </w:r>
+      <w:r>
+        <w:t xml:space="preserve"> </w:t>
+      </w:r>
+      <w:r>
+        <w:t xml:space="preserve">Environmental Agents</w:t>
+      </w:r>
+      <w:r>
+        <w:t xml:space="preserve">.”</w:t>
+      </w:r>
+      <w:r>
+        <w:t xml:space="preserve"> </w:t>
+      </w:r>
+      <w:r>
+        <w:rPr>
+          <w:i/>
+          <w:iCs/>
+        </w:rPr>
+        <w:t xml:space="preserve">Cell</w:t>
+      </w:r>
+      <w:r>
+        <w:t xml:space="preserve"> </w:t>
+      </w:r>
+      <w:r>
+        <w:t xml:space="preserve">177 (4): 821–836.e16.</w:t>
+      </w:r>
+      <w:r>
+        <w:t xml:space="preserve"> </w:t>
+      </w:r>
+      <w:hyperlink r:id="rId133">
+        <w:r>
+          <w:rPr>
+            <w:rStyle w:val="Hyperlink"/>
+          </w:rPr>
+          <w:t xml:space="preserve">https://doi.org/10.1016/j.cell.2019.03.001</w:t>
+        </w:r>
+      </w:hyperlink>
+      <w:r>
+        <w:t xml:space="preserve">.</w:t>
+      </w:r>
+    </w:p>
+    <w:bookmarkEnd w:id="134"/>
+    <w:bookmarkStart w:id="136" w:name="X45e2a1c72f0f427d36c72ba6020ccf6a6939872"/>
+    <w:p>
+      <w:pPr>
+        <w:pStyle w:val="Bibliography"/>
+      </w:pPr>
+      <w:r>
+        <w:t xml:space="preserve">Lawson, Andrew R. J., Federico Abascal, Tim H. H. Coorens, Yvette Hooks, Laura O’Neill, Calli Latimer, Keiran Raine, et al. 2020.</w:t>
+      </w:r>
+      <w:r>
+        <w:t xml:space="preserve"> </w:t>
+      </w:r>
+      <w:r>
+        <w:t xml:space="preserve">“Extensive Heterogeneity in Somatic Mutation and Selection in the Human Bladder.”</w:t>
+      </w:r>
+      <w:r>
+        <w:t xml:space="preserve"> </w:t>
+      </w:r>
+      <w:r>
+        <w:rPr>
+          <w:i/>
+          <w:iCs/>
+        </w:rPr>
+        <w:t xml:space="preserve">Science</w:t>
+      </w:r>
+      <w:r>
+        <w:t xml:space="preserve"> </w:t>
+      </w:r>
+      <w:r>
+        <w:t xml:space="preserve">370 (6512): 75–82.</w:t>
+      </w:r>
+      <w:r>
+        <w:t xml:space="preserve"> </w:t>
+      </w:r>
+      <w:hyperlink r:id="rId135">
+        <w:r>
+          <w:rPr>
+            <w:rStyle w:val="Hyperlink"/>
+          </w:rPr>
+          <w:t xml:space="preserve">https://doi.org/10.1126/science.aba8347</w:t>
+        </w:r>
+      </w:hyperlink>
+      <w:r>
+        <w:t xml:space="preserve">.</w:t>
+      </w:r>
+    </w:p>
+    <w:bookmarkEnd w:id="136"/>
+    <w:bookmarkStart w:id="138" w:name="ref-liuMSigHdpHierarchicalDirichlet2023"/>
+    <w:p>
+      <w:pPr>
+        <w:pStyle w:val="Bibliography"/>
+      </w:pPr>
+      <w:r>
+        <w:t xml:space="preserve">Liu, Mo, Yang Wu, Nanhai Jiang, Arnoud Boot, and Steven G Rozen. 2023.</w:t>
+      </w:r>
+      <w:r>
+        <w:t xml:space="preserve"> </w:t>
+      </w:r>
+      <w:r>
+        <w:t xml:space="preserve">“</w:t>
+      </w:r>
+      <w:r>
+        <w:t xml:space="preserve">mSigHdp</w:t>
+      </w:r>
+      <w:r>
+        <w:t xml:space="preserve">: Hierarchical</w:t>
+      </w:r>
+      <w:r>
+        <w:t xml:space="preserve"> </w:t>
+      </w:r>
+      <w:r>
+        <w:t xml:space="preserve">Dirichlet</w:t>
+      </w:r>
+      <w:r>
+        <w:t xml:space="preserve"> </w:t>
+      </w:r>
+      <w:r>
+        <w:t xml:space="preserve">Process Mixture Modeling for Mutational Signature Discovery.”</w:t>
+      </w:r>
+      <w:r>
+        <w:t xml:space="preserve"> </w:t>
+      </w:r>
+      <w:r>
+        <w:rPr>
+          <w:i/>
+          <w:iCs/>
+        </w:rPr>
+        <w:t xml:space="preserve">NAR Genomics and Bioinformatics</w:t>
+      </w:r>
+      <w:r>
+        <w:t xml:space="preserve"> </w:t>
+      </w:r>
+      <w:r>
+        <w:t xml:space="preserve">5 (1): lqad005.</w:t>
+      </w:r>
+      <w:r>
+        <w:t xml:space="preserve"> </w:t>
+      </w:r>
+      <w:hyperlink r:id="rId137">
+        <w:r>
+          <w:rPr>
+            <w:rStyle w:val="Hyperlink"/>
+          </w:rPr>
+          <w:t xml:space="preserve">https://doi.org/10.1093/nargab/lqad005</w:t>
+        </w:r>
+      </w:hyperlink>
+      <w:r>
+        <w:t xml:space="preserve">.</w:t>
+      </w:r>
+    </w:p>
+    <w:bookmarkEnd w:id="138"/>
+    <w:bookmarkStart w:id="140" w:name="X49ceb34c05e01e27faa9d8fd2147bd900d490cd"/>
+    <w:p>
+      <w:pPr>
+        <w:pStyle w:val="Bibliography"/>
+      </w:pPr>
+      <w:r>
+        <w:t xml:space="preserve">Martínez-Jiménez, Francisco, Ali Movasati, Sascha Remy Brunner, Luan Nguyen, Peter Priestley, Edwin Cuppen, and Arne Van Hoeck. 2023.</w:t>
+      </w:r>
+      <w:r>
+        <w:t xml:space="preserve"> </w:t>
+      </w:r>
+      <w:r>
+        <w:t xml:space="preserve">“Pan-Cancer Whole-Genome Comparison of Primary and Metastatic Solid Tumours.”</w:t>
+      </w:r>
+      <w:r>
+        <w:t xml:space="preserve"> </w:t>
+      </w:r>
+      <w:r>
+        <w:rPr>
+          <w:i/>
+          <w:iCs/>
+        </w:rPr>
+        <w:t xml:space="preserve">Nature</w:t>
+      </w:r>
+      <w:r>
+        <w:t xml:space="preserve"> </w:t>
+      </w:r>
+      <w:r>
+        <w:t xml:space="preserve">618 (7964): 333–41.</w:t>
+      </w:r>
+      <w:r>
+        <w:t xml:space="preserve"> </w:t>
+      </w:r>
+      <w:hyperlink r:id="rId139">
+        <w:r>
+          <w:rPr>
+            <w:rStyle w:val="Hyperlink"/>
+          </w:rPr>
+          <w:t xml:space="preserve">https://doi.org/10.1038/s41586-023-06054-z</w:t>
+        </w:r>
+      </w:hyperlink>
+      <w:r>
+        <w:t xml:space="preserve">.</w:t>
+      </w:r>
+    </w:p>
+    <w:bookmarkEnd w:id="140"/>
+    <w:bookmarkStart w:id="142" w:name="X8db2f2efca0aa691b0609e5b657f073491f7282"/>
+    <w:p>
+      <w:pPr>
+        <w:pStyle w:val="Bibliography"/>
+      </w:pPr>
+      <w:r>
+        <w:t xml:space="preserve">Mellon, Isabel, Graciela Spivak, and Philip C. Hanawalt. 1987.</w:t>
+      </w:r>
+      <w:r>
+        <w:t xml:space="preserve"> </w:t>
+      </w:r>
+      <w:r>
+        <w:t xml:space="preserve">“Selective Removal of Transcription-Blocking</w:t>
+      </w:r>
+      <w:r>
+        <w:t xml:space="preserve"> </w:t>
+      </w:r>
+      <w:r>
+        <w:t xml:space="preserve">DNA</w:t>
+      </w:r>
+      <w:r>
+        <w:t xml:space="preserve"> </w:t>
+      </w:r>
+      <w:r>
+        <w:t xml:space="preserve">Damage from the Transcribed Strand of the Mammalian</w:t>
+      </w:r>
+      <w:r>
+        <w:t xml:space="preserve"> </w:t>
+      </w:r>
+      <w:r>
+        <w:t xml:space="preserve">DHFR</w:t>
+      </w:r>
+      <w:r>
+        <w:t xml:space="preserve"> </w:t>
+      </w:r>
+      <w:r>
+        <w:t xml:space="preserve">Gene.”</w:t>
+      </w:r>
+      <w:r>
+        <w:t xml:space="preserve"> </w:t>
+      </w:r>
+      <w:r>
+        <w:rPr>
+          <w:i/>
+          <w:iCs/>
+        </w:rPr>
+        <w:t xml:space="preserve">Cell</w:t>
+      </w:r>
+      <w:r>
+        <w:t xml:space="preserve"> </w:t>
+      </w:r>
+      <w:r>
+        <w:t xml:space="preserve">51 (2): 241–49.</w:t>
+      </w:r>
+      <w:r>
+        <w:t xml:space="preserve"> </w:t>
+      </w:r>
+      <w:hyperlink r:id="rId141">
+        <w:r>
+          <w:rPr>
+            <w:rStyle w:val="Hyperlink"/>
+          </w:rPr>
+          <w:t xml:space="preserve">https://doi.org/10.1016/0092-8674(87)90151-6</w:t>
+        </w:r>
+      </w:hyperlink>
+      <w:r>
+        <w:t xml:space="preserve">.</w:t>
+      </w:r>
+    </w:p>
+    <w:bookmarkEnd w:id="142"/>
+    <w:bookmarkStart w:id="144" w:name="X2154cd2b571ad455f134489361693bf3a92f3c3"/>
+    <w:p>
+      <w:pPr>
+        <w:pStyle w:val="Bibliography"/>
+      </w:pPr>
+      <w:r>
+        <w:t xml:space="preserve">Moody, Sarah, Sergey Senkin, S. M. Ashiqul Islam, Jingwei Wang, Dariush Nasrollahzadeh, Ricardo Cortez Cardoso Penha, Stephen Fitzgerald, et al. 2021.</w:t>
+      </w:r>
+      <w:r>
+        <w:t xml:space="preserve"> </w:t>
+      </w:r>
+      <w:r>
+        <w:t xml:space="preserve">“Mutational Signatures in Esophageal Squamous Cell Carcinoma from Eight Countries with Varying Incidence.”</w:t>
+      </w:r>
+      <w:r>
+        <w:t xml:space="preserve"> </w:t>
+      </w:r>
+      <w:r>
+        <w:rPr>
+          <w:i/>
+          <w:iCs/>
+        </w:rPr>
+        <w:t xml:space="preserve">Nature Genetics</w:t>
+      </w:r>
+      <w:r>
+        <w:t xml:space="preserve"> </w:t>
+      </w:r>
+      <w:r>
+        <w:t xml:space="preserve">53: 1553–63.</w:t>
+      </w:r>
+      <w:r>
+        <w:t xml:space="preserve"> </w:t>
+      </w:r>
+      <w:hyperlink r:id="rId143">
+        <w:r>
+          <w:rPr>
+            <w:rStyle w:val="Hyperlink"/>
+          </w:rPr>
+          <w:t xml:space="preserve">https://doi.org/10.1038/s41588-021-00928-6</w:t>
+        </w:r>
+      </w:hyperlink>
+      <w:r>
+        <w:t xml:space="preserve">.</w:t>
+      </w:r>
+    </w:p>
+    <w:bookmarkEnd w:id="144"/>
+    <w:bookmarkStart w:id="146" w:name="ref-ngAristolochicAcidsTheir2017"/>
+    <w:p>
+      <w:pPr>
+        <w:pStyle w:val="Bibliography"/>
+      </w:pPr>
+      <w:r>
+        <w:t xml:space="preserve">Ng, Alvin W T, Song Ling Poon, Mi Ni Huang, Jing Quan Lim, Arnoud Boot, Willie Yu, Yuka Suzuki, et al. 2017.</w:t>
+      </w:r>
+      <w:r>
+        <w:t xml:space="preserve"> </w:t>
+      </w:r>
+      <w:r>
+        <w:t xml:space="preserve">“Aristolochic Acids and Their Derivatives Are Widely Implicated in Liver Cancers in</w:t>
+      </w:r>
+      <w:r>
+        <w:t xml:space="preserve"> </w:t>
+      </w:r>
+      <w:r>
+        <w:t xml:space="preserve">Taiwan</w:t>
+      </w:r>
+      <w:r>
+        <w:t xml:space="preserve"> </w:t>
+      </w:r>
+      <w:r>
+        <w:t xml:space="preserve">and Throughout</w:t>
+      </w:r>
+      <w:r>
+        <w:t xml:space="preserve"> </w:t>
+      </w:r>
+      <w:r>
+        <w:t xml:space="preserve">Asia</w:t>
+      </w:r>
+      <w:r>
+        <w:t xml:space="preserve">.”</w:t>
+      </w:r>
+      <w:r>
+        <w:t xml:space="preserve"> </w:t>
+      </w:r>
+      <w:hyperlink r:id="rId145">
+        <w:r>
+          <w:rPr>
+            <w:rStyle w:val="Hyperlink"/>
+          </w:rPr>
+          <w:t xml:space="preserve">https://doi.org/10.1126/scitranslmed.aan6446</w:t>
+        </w:r>
+      </w:hyperlink>
+      <w:r>
+        <w:t xml:space="preserve">.</w:t>
+      </w:r>
+    </w:p>
+    <w:bookmarkEnd w:id="146"/>
+    <w:bookmarkStart w:id="148" w:name="X9bae9327c1bd49928fbabd6900de106ed155012"/>
+    <w:p>
+      <w:pPr>
+        <w:pStyle w:val="Bibliography"/>
+      </w:pPr>
+      <w:r>
+        <w:t xml:space="preserve">Nik-Zainal, Serena, Ludmil B. Alexandrov, David C. Wedge, Peter Van Loo, Christopher D. Greenman, Keiran Raine, David Jones, et al. 2012.</w:t>
+      </w:r>
+      <w:r>
+        <w:t xml:space="preserve"> </w:t>
+      </w:r>
+      <w:r>
+        <w:t xml:space="preserve">“Mutational Processes Molding the Genomes of 21 Breast Cancers.”</w:t>
+      </w:r>
+      <w:r>
+        <w:t xml:space="preserve"> </w:t>
+      </w:r>
+      <w:r>
+        <w:rPr>
+          <w:i/>
+          <w:iCs/>
+        </w:rPr>
+        <w:t xml:space="preserve">Cell</w:t>
+      </w:r>
+      <w:r>
+        <w:t xml:space="preserve"> </w:t>
+      </w:r>
+      <w:r>
+        <w:t xml:space="preserve">149 (5): 979–93.</w:t>
+      </w:r>
+      <w:r>
+        <w:t xml:space="preserve"> </w:t>
+      </w:r>
+      <w:hyperlink r:id="rId147">
+        <w:r>
+          <w:rPr>
+            <w:rStyle w:val="Hyperlink"/>
+          </w:rPr>
+          <w:t xml:space="preserve">https://doi.org/10.1016/j.cell.2012.04.024</w:t>
+        </w:r>
+      </w:hyperlink>
+      <w:r>
+        <w:t xml:space="preserve">.</w:t>
+      </w:r>
+    </w:p>
+    <w:bookmarkEnd w:id="148"/>
+    <w:bookmarkStart w:id="149" w:name="X7c8aeb283ddfa3d671fe358b22635c0a07cd302"/>
+    <w:p>
+      <w:pPr>
+        <w:pStyle w:val="Bibliography"/>
+      </w:pPr>
+      <w:r>
+        <w:t xml:space="preserve">Otlu, Burçak, Marcos Díaz-Gay, Ian Vermes, Erik N. Bergstrom, Maria Zhivagui, Mark Barnes, and Ludmil B. Alexandrov. 2023.</w:t>
+      </w:r>
+      <w:r>
+        <w:t xml:space="preserve"> </w:t>
+      </w:r>
+      <w:r>
+        <w:t xml:space="preserve">“Topography of Mutational Signatures in Human Cancer.”</w:t>
+      </w:r>
+      <w:r>
+        <w:t xml:space="preserve"> </w:t>
+      </w:r>
+      <w:r>
+        <w:rPr>
+          <w:i/>
+          <w:iCs/>
+        </w:rPr>
+        <w:t xml:space="preserve">Cell Reports</w:t>
+      </w:r>
+      <w:r>
+        <w:t xml:space="preserve"> </w:t>
+      </w:r>
+      <w:r>
+        <w:t xml:space="preserve">42 (8): 112930.</w:t>
+      </w:r>
+      <w:r>
+        <w:t xml:space="preserve"> </w:t>
       </w:r>
       <w:hyperlink r:id="rId37">
         <w:r>
@@ -9053,2854 +12399,11 @@
         </w:r>
       </w:hyperlink>
       <w:r>
-        <w:t xml:space="preserve">). Briefly, somatic</w:t>
-      </w:r>
-      <w:r>
-        <w:t xml:space="preserve"> </w:t>
-      </w:r>
-      <w:r>
-        <w:t xml:space="preserve">indels were called with respect to the + strand of the reference</w:t>
-      </w:r>
-      <w:r>
-        <w:t xml:space="preserve"> </w:t>
-      </w:r>
-      <w:r>
-        <w:t xml:space="preserve">genome and further annotated in regard to the pyrimidine base(s) of</w:t>
-      </w:r>
-      <w:r>
-        <w:t xml:space="preserve"> </w:t>
-      </w:r>
-      <w:r>
-        <w:t xml:space="preserve">the insertion/deletion. Thus, indels with only C or T bases were</w:t>
-      </w:r>
-      <w:r>
-        <w:t xml:space="preserve"> </w:t>
-      </w:r>
-      <w:r>
-        <w:t xml:space="preserve">annotated as + strand mutations; indels with only A or G bases were</w:t>
-      </w:r>
-      <w:r>
-        <w:t xml:space="preserve"> </w:t>
-      </w:r>
-      <w:r>
-        <w:t xml:space="preserve">annotated as – strand mutations. The remaining indels were not</w:t>
-      </w:r>
-      <w:r>
-        <w:t xml:space="preserve"> </w:t>
-      </w:r>
-      <w:r>
-        <w:t xml:space="preserve">included in the analysis.</w:t>
-      </w:r>
-      <w:r>
-        <w:t xml:space="preserve"> </w:t>
-      </w:r>
-      <w:r>
-        <w:t xml:space="preserve">For example, deletion of a T from a</w:t>
-      </w:r>
-      <w:r>
-        <w:t xml:space="preserve"> </w:t>
-      </w:r>
-      <w:r>
-        <w:t xml:space="preserve">poly-T/poly-A tract was assigned to the strand carrying the T’s, and</w:t>
-      </w:r>
-      <w:r>
-        <w:t xml:space="preserve"> </w:t>
-      </w:r>
-      <w:r>
-        <w:t xml:space="preserve">deletion of a C from a poly-C/poly-G tract was assigned to the strand</w:t>
-      </w:r>
-      <w:r>
-        <w:t xml:space="preserve"> </w:t>
-      </w:r>
-      <w:r>
-        <w:t xml:space="preserve">carrying the C’s.</w:t>
-      </w:r>
-      <w:r>
-        <w:t xml:space="preserve"> </w:t>
-      </w:r>
-      <w:r>
-        <w:t xml:space="preserve">Next, + strand indels in protein coding</w:t>
-      </w:r>
-      <w:r>
-        <w:t xml:space="preserve"> </w:t>
-      </w:r>
-      <w:r>
-        <w:t xml:space="preserve">genes were further subclassified as</w:t>
-      </w:r>
-      <w:r>
-        <w:t xml:space="preserve"> </w:t>
-      </w:r>
-      <w:r>
-        <w:t xml:space="preserve">untranscribed (sense) if the</w:t>
-      </w:r>
-      <w:r>
-        <w:t xml:space="preserve"> </w:t>
-      </w:r>
-      <w:r>
-        <w:t xml:space="preserve">gene was on the + strand of the genome, or else transcribed</w:t>
-      </w:r>
-      <w:r>
-        <w:t xml:space="preserve"> </w:t>
-      </w:r>
-      <w:r>
-        <w:t xml:space="preserve">(template)</w:t>
-      </w:r>
-      <w:r>
-        <w:t xml:space="preserve">. The logic was inverted for – strand indels.</w:t>
-      </w:r>
-      <w:r>
-        <w:t xml:space="preserve"> </w:t>
-      </w:r>
-      <w:r>
-        <w:t xml:space="preserve">Indels in bidirectionally transcribed regions were ignored.</w:t>
+        <w:t xml:space="preserve">.</w:t>
       </w:r>
     </w:p>
-    <w:p>
-      <w:pPr>
-        <w:pStyle w:val="BodyText"/>
-      </w:pPr>
-      <w:r>
-        <w:t xml:space="preserve">Note: The previous text said</w:t>
-      </w:r>
-      <w:r>
-        <w:t xml:space="preserve"> </w:t>
-      </w:r>
-      <w:r>
-        <w:t xml:space="preserve">“+ strand indels … were further subclassified as transcribed (template) if the gene’s sense strand was on the + strand of the genome, or else untranscribed (sense)”</w:t>
-      </w:r>
-      <w:r>
-        <w:t xml:space="preserve">. That is the reverse of the code. In ID83_topography_analysis_code, r.03_mergeInf.R computes new.trans.strand = trans.strand × Strand, where trans.strand is the gene’s strand and Strand is the pyrimidine strand (+, -, or Q for mixed), and r.06_comupteOddsRatio.R labels +1 as UnTranscribed and -1 as Transcribed. So a C/T indel on the + strand in a + strand gene is on the sense (untranscribed) strand, which is the standard convention. The code that computes the Strand column (/public/data/Topography_analysis/reference/single.indel.aggregate.strand.added.matrix.txt) is not in the code repo, so the</w:t>
-      </w:r>
-      <w:r>
-        <w:t xml:space="preserve"> </w:t>
-      </w:r>
-      <w:r>
-        <w:t xml:space="preserve">“only C or T bases”</w:t>
-      </w:r>
-      <w:r>
-        <w:t xml:space="preserve"> </w:t>
-      </w:r>
-      <w:r>
-        <w:t xml:space="preserve">rule above cannot be checked there. Confirm it with Mo, including which bases are examined (the inserted or deleted sequence only, or also the repeat unit).</w:t>
-      </w:r>
-    </w:p>
-    <w:bookmarkEnd w:id="80"/>
-    <w:bookmarkStart w:id="82" w:name="Xb565c0735764ccf0a20c6bc031ffcb2adecc227"/>
-    <w:p>
-      <w:pPr>
-        <w:pStyle w:val="Heading2"/>
-      </w:pPr>
-      <w:r>
-        <w:t xml:space="preserve">Annotating somatic indels based on leading versus lagging replication strand</w:t>
-      </w:r>
-    </w:p>
-    <w:p>
-      <w:pPr>
-        <w:pStyle w:val="FirstParagraph"/>
-      </w:pPr>
-      <w:r>
-        <w:t xml:space="preserve">Replication strand was determined by wavelet-smoothed</w:t>
-      </w:r>
-      <w:r>
-        <w:t xml:space="preserve"> </w:t>
-      </w:r>
-      <w:r>
-        <w:t xml:space="preserve">replication-timing signal data that indicated both</w:t>
-      </w:r>
-      <w:r>
-        <w:t xml:space="preserve"> </w:t>
-      </w:r>
-      <w:r>
-        <w:t xml:space="preserve">“valleys”</w:t>
-      </w:r>
-      <w:r>
-        <w:t xml:space="preserve"> </w:t>
-      </w:r>
-      <w:r>
-        <w:t xml:space="preserve">(replication termination zones) and</w:t>
-      </w:r>
-      <w:r>
-        <w:t xml:space="preserve"> </w:t>
-      </w:r>
-      <w:r>
-        <w:t xml:space="preserve">“peaks”</w:t>
-      </w:r>
-      <w:r>
-        <w:t xml:space="preserve"> </w:t>
-      </w:r>
-      <w:r>
-        <w:t xml:space="preserve">(replication initiation</w:t>
-      </w:r>
-      <w:r>
-        <w:t xml:space="preserve"> </w:t>
-      </w:r>
-      <w:r>
-        <w:t xml:space="preserve">zones)</w:t>
-      </w:r>
-      <w:r>
-        <w:t xml:space="preserve"> </w:t>
-      </w:r>
-      <w:r>
-        <w:t xml:space="preserve">(</w:t>
-      </w:r>
-      <w:hyperlink r:id="rId81">
-        <w:r>
-          <w:rPr>
-            <w:rStyle w:val="Hyperlink"/>
-          </w:rPr>
-          <w:t xml:space="preserve">https://hgdownload.cse.ucsc.edu/goldenPath/hg19/encodeDCC/wgEncodeUwRepliSeq/</w:t>
-        </w:r>
-      </w:hyperlink>
-      <w:r>
-        <w:t xml:space="preserve">).</w:t>
-      </w:r>
-      <w:r>
-        <w:t xml:space="preserve"> </w:t>
-      </w:r>
-      <w:r>
-        <w:t xml:space="preserve">Valleys and peaks were sorted by the genomic coordinate in ascending</w:t>
-      </w:r>
-      <w:r>
-        <w:t xml:space="preserve"> </w:t>
-      </w:r>
-      <w:r>
-        <w:t xml:space="preserve">order. In regard to + strand of the reference genome, replication</w:t>
-      </w:r>
-      <w:r>
-        <w:t xml:space="preserve"> </w:t>
-      </w:r>
-      <w:r>
-        <w:t xml:space="preserve">timing signals were examined for consecutive stretches of the genome</w:t>
-      </w:r>
-      <w:r>
-        <w:t xml:space="preserve"> </w:t>
-      </w:r>
-      <w:r>
-        <w:t xml:space="preserve">(from valley to peak or from peak to valley), with positive slope</w:t>
-      </w:r>
-      <w:r>
-        <w:t xml:space="preserve"> </w:t>
-      </w:r>
-      <w:r>
-        <w:t xml:space="preserve">corresponded to leading strand regions and negative slope corresponded</w:t>
-      </w:r>
-      <w:r>
-        <w:t xml:space="preserve"> </w:t>
-      </w:r>
-      <w:r>
-        <w:t xml:space="preserve">to lagging strand regions. Then for the - strand of the reference</w:t>
-      </w:r>
-      <w:r>
-        <w:t xml:space="preserve"> </w:t>
-      </w:r>
-      <w:r>
-        <w:t xml:space="preserve">genome, leading regions (- slope) and lagging regions (+slope) were</w:t>
-      </w:r>
-      <w:r>
-        <w:t xml:space="preserve"> </w:t>
-      </w:r>
-      <w:r>
-        <w:t xml:space="preserve">automatically acquired. Similar to the annotation for transcription,</w:t>
-      </w:r>
-      <w:r>
-        <w:t xml:space="preserve"> </w:t>
-      </w:r>
-      <w:r>
-        <w:t xml:space="preserve">indels were first annotated as + or – strand mutations based on the</w:t>
-      </w:r>
-      <w:r>
-        <w:t xml:space="preserve"> </w:t>
-      </w:r>
-      <w:r>
-        <w:t xml:space="preserve">pyrimidine bases. Next, indels were counted as being on leading strand</w:t>
-      </w:r>
-      <w:r>
-        <w:t xml:space="preserve"> </w:t>
-      </w:r>
-      <w:r>
-        <w:t xml:space="preserve">or lagging strand based on their occupancy in a leading or lagging</w:t>
-      </w:r>
-      <w:r>
-        <w:t xml:space="preserve"> </w:t>
-      </w:r>
-      <w:r>
-        <w:t xml:space="preserve">region.</w:t>
-      </w:r>
-    </w:p>
-    <w:bookmarkEnd w:id="82"/>
-    <w:bookmarkStart w:id="83" w:name="X6461a8dd5bcd8acc9b2f469b46e8982f0723bba"/>
-    <w:p>
-      <w:pPr>
-        <w:pStyle w:val="Heading2"/>
-      </w:pPr>
-      <w:r>
-        <w:t xml:space="preserve">Detecting strand asymmetries across cancer types</w:t>
-      </w:r>
-    </w:p>
-    <w:p>
-      <w:pPr>
-        <w:pStyle w:val="FirstParagraph"/>
-      </w:pPr>
-      <w:r>
-        <w:t xml:space="preserve">Strand asymmetry analyses were based on the assignment of signature</w:t>
-      </w:r>
-      <w:r>
-        <w:t xml:space="preserve"> </w:t>
-      </w:r>
-      <w:r>
-        <w:t xml:space="preserve">probabilities to each individual indel mutation. Only indels with the</w:t>
-      </w:r>
-      <w:r>
-        <w:t xml:space="preserve"> </w:t>
-      </w:r>
-      <w:r>
-        <w:t xml:space="preserve">probability greater than or equal to 0.50 to a certain indel signature</w:t>
-      </w:r>
-      <w:r>
-        <w:t xml:space="preserve"> </w:t>
-      </w:r>
-      <w:r>
-        <w:t xml:space="preserve">were retained. For each indel signature and for all cancer types</w:t>
-      </w:r>
-      <w:r>
-        <w:t xml:space="preserve"> </w:t>
-      </w:r>
-      <w:r>
-        <w:t xml:space="preserve">having this mutational signature, we retrieved the number of indels on</w:t>
-      </w:r>
-      <w:r>
-        <w:t xml:space="preserve"> </w:t>
-      </w:r>
-      <w:r>
-        <w:t xml:space="preserve">each strand/region. In strand asymmetries analyses, only cancer types</w:t>
-      </w:r>
-      <w:r>
-        <w:t xml:space="preserve"> </w:t>
-      </w:r>
-      <w:r>
-        <w:t xml:space="preserve">with at least 1,000 somatic mutations unambiguously attributed to an</w:t>
-      </w:r>
-      <w:r>
-        <w:t xml:space="preserve"> </w:t>
-      </w:r>
-      <w:r>
-        <w:t xml:space="preserve">individual mutational signature were included.</w:t>
-      </w:r>
-    </w:p>
-    <w:p>
-      <w:pPr>
-        <w:pStyle w:val="BodyText"/>
-      </w:pPr>
-      <w:r>
-        <w:t xml:space="preserve">For each strand asymmetry analyses (genic and intergenic region</w:t>
-      </w:r>
-      <w:r>
-        <w:t xml:space="preserve"> </w:t>
-      </w:r>
-      <w:r>
-        <w:t xml:space="preserve">asymmetry, transcription strand asymmetry, replication strand</w:t>
-      </w:r>
-      <w:r>
-        <w:t xml:space="preserve"> </w:t>
-      </w:r>
-      <w:r>
-        <w:t xml:space="preserve">asymmetry), indel mutations were split into two types and counted</w:t>
-      </w:r>
-      <w:r>
-        <w:t xml:space="preserve"> </w:t>
-      </w:r>
-      <w:r>
-        <w:t xml:space="preserve">(genic vs intergenic mutation, leading strand vs lagging strand</w:t>
-      </w:r>
-      <w:r>
-        <w:t xml:space="preserve"> </w:t>
-      </w:r>
-      <w:r>
-        <w:t xml:space="preserve">mutation, untranscribed strand vs transcribed strand mutation). The</w:t>
-      </w:r>
-      <w:r>
-        <w:t xml:space="preserve"> </w:t>
-      </w:r>
-      <w:r>
-        <w:t xml:space="preserve">two types were denoted as +/- strand mutations in all</w:t>
-      </w:r>
-      <w:r>
-        <w:t xml:space="preserve"> </w:t>
-      </w:r>
-      <w:r>
-        <w:t xml:space="preserve">three cases. The ratio of real somatic indels and the ratio of</w:t>
-      </w:r>
-      <w:r>
-        <w:t xml:space="preserve"> </w:t>
-      </w:r>
-      <w:r>
-        <w:t xml:space="preserve">simulated somatic indels was calculated separately:</w:t>
-      </w:r>
-    </w:p>
-    <w:p>
-      <w:pPr>
-        <w:pStyle w:val="BodyText"/>
-      </w:pPr>
-      <w:r>
-        <w:t xml:space="preserve">strand ratio = (+ strand_mutation_counts)·(- strand_mutation_counts)</w:t>
-      </w:r>
-      <w:r>
-        <w:rPr>
-          <w:vertAlign w:val="superscript"/>
-        </w:rPr>
-        <w:t xml:space="preserve">-1</w:t>
-      </w:r>
-    </w:p>
-    <w:p>
-      <w:pPr>
-        <w:pStyle w:val="BodyText"/>
-      </w:pPr>
-      <w:r>
-        <w:t xml:space="preserve">We calculated the odds ratio between the strand ratio of real somatic</w:t>
-      </w:r>
-      <w:r>
-        <w:t xml:space="preserve"> </w:t>
-      </w:r>
-      <w:r>
-        <w:t xml:space="preserve">indels and the strand ratio of simulated somatic indels.</w:t>
-      </w:r>
-    </w:p>
-    <w:p>
-      <w:pPr>
-        <w:pStyle w:val="BodyText"/>
-      </w:pPr>
-      <w:r>
-        <w:t xml:space="preserve">We then calculated p values for the odds ratio using</w:t>
-      </w:r>
-      <w:r>
-        <w:t xml:space="preserve"> </w:t>
-      </w:r>
-      <w:r>
-        <w:t xml:space="preserve">Fisher’s exact test. Only strand asymmetries with p value &lt; 0.05 were</w:t>
-      </w:r>
-      <w:r>
-        <w:t xml:space="preserve"> </w:t>
-      </w:r>
-      <w:r>
-        <w:t xml:space="preserve">considered to show strand asymmetries.</w:t>
-      </w:r>
-    </w:p>
-    <w:p>
-      <w:pPr>
-        <w:pStyle w:val="BodyText"/>
-      </w:pPr>
-      <w:r>
-        <w:t xml:space="preserve">For a given cancer type, for e.g. genic vs non-in a sup table</w:t>
-      </w:r>
-    </w:p>
-    <w:p>
-      <w:pPr>
-        <w:pStyle w:val="BodyText"/>
-      </w:pPr>
-      <w:r>
-        <w:t xml:space="preserve">genic non-genic</w:t>
-      </w:r>
-    </w:p>
-    <w:p>
-      <w:pPr>
-        <w:pStyle w:val="BodyText"/>
-      </w:pPr>
-      <w:r>
-        <w:t xml:space="preserve">real 100 600</w:t>
-      </w:r>
-    </w:p>
-    <w:p>
-      <w:pPr>
-        <w:pStyle w:val="BodyText"/>
-      </w:pPr>
-      <w:r>
-        <w:t xml:space="preserve">syn 100 300</w:t>
-      </w:r>
-    </w:p>
-    <w:bookmarkEnd w:id="83"/>
-    <w:bookmarkStart w:id="85" w:name="X44d3e6a6e59556cd4dd900c7a68ee6840c7978e"/>
-    <w:p>
-      <w:pPr>
-        <w:pStyle w:val="Heading2"/>
-      </w:pPr>
-      <w:r>
-        <w:t xml:space="preserve">Analyses of replication timing across cancer types</w:t>
-      </w:r>
-    </w:p>
-    <w:p>
-      <w:pPr>
-        <w:pStyle w:val="FirstParagraph"/>
-      </w:pPr>
-      <w:r>
-        <w:t xml:space="preserve">Replication timing data were obtained from</w:t>
-      </w:r>
-      <w:r>
-        <w:t xml:space="preserve"> </w:t>
-      </w:r>
-      <w:r>
-        <w:t xml:space="preserve">(</w:t>
-      </w:r>
-      <w:hyperlink r:id="rId84">
-        <w:r>
-          <w:rPr>
-            <w:rStyle w:val="Hyperlink"/>
-          </w:rPr>
-          <w:t xml:space="preserve">https://genomebiology.biomedcentral.com/articles/10.1186/s13059-018-1509-y</w:t>
-        </w:r>
-      </w:hyperlink>
-      <w:r>
-        <w:t xml:space="preserve">)</w:t>
-      </w:r>
-      <w:r>
-        <w:t xml:space="preserve"> </w:t>
-      </w:r>
-      <w:r>
-        <w:t xml:space="preserve">The replication time signals were sorted in a descending order and</w:t>
-      </w:r>
-      <w:r>
-        <w:t xml:space="preserve"> </w:t>
-      </w:r>
-      <w:r>
-        <w:t xml:space="preserve">subsequently divided into deciles. Somatic indels were counted within</w:t>
-      </w:r>
-      <w:r>
-        <w:t xml:space="preserve"> </w:t>
-      </w:r>
-      <w:r>
-        <w:t xml:space="preserve">the corresponding deciles based on their overlap with the replication</w:t>
-      </w:r>
-      <w:r>
-        <w:t xml:space="preserve"> </w:t>
-      </w:r>
-      <w:r>
-        <w:t xml:space="preserve">domains in the examined deciles. As with other analyses, for each</w:t>
-      </w:r>
-      <w:r>
-        <w:t xml:space="preserve"> </w:t>
-      </w:r>
-      <w:r>
-        <w:t xml:space="preserve">individual indel signature, the reported replic(ation timing analyses</w:t>
-      </w:r>
-      <w:r>
-        <w:t xml:space="preserve"> </w:t>
-      </w:r>
-      <w:r>
-        <w:t xml:space="preserve">included only cancer types with at least 1,000 somatic mutations</w:t>
-      </w:r>
-      <w:r>
-        <w:t xml:space="preserve"> </w:t>
-      </w:r>
-      <w:r>
-        <w:t xml:space="preserve">unambiguously attributed to it.</w:t>
-      </w:r>
-    </w:p>
-    <w:p>
-      <w:pPr>
-        <w:pStyle w:val="BodyText"/>
-      </w:pPr>
-      <w:r>
-        <w:t xml:space="preserve">Replication timing mutation counts were generated for both real and</w:t>
-      </w:r>
-      <w:r>
-        <w:t xml:space="preserve"> </w:t>
-      </w:r>
-      <w:r>
-        <w:t xml:space="preserve">simulated somatic indels. To classify whether the replication timing</w:t>
-      </w:r>
-      <w:r>
-        <w:t xml:space="preserve"> </w:t>
-      </w:r>
-      <w:r>
-        <w:t xml:space="preserve">mutation density was increasing, flat, or decreasing, two linear</w:t>
-      </w:r>
-      <w:r>
-        <w:t xml:space="preserve"> </w:t>
-      </w:r>
-      <w:r>
-        <w:t xml:space="preserve">regression models were fitted to the values of the real somatic indels</w:t>
-      </w:r>
-      <w:r>
-        <w:t xml:space="preserve"> </w:t>
-      </w:r>
-      <w:r>
-        <w:t xml:space="preserve">count</w:t>
-      </w:r>
-      <w:r>
-        <w:t xml:space="preserve"> </w:t>
-      </w:r>
-      <w:r>
-        <w:rPr>
-          <w:i/>
-          <w:iCs/>
-        </w:rPr>
-        <w:t xml:space="preserve">R</w:t>
-      </w:r>
-      <w:r>
-        <w:t xml:space="preserve"> </w:t>
-      </w:r>
-      <w:r>
-        <w:t xml:space="preserve">= (</w:t>
-      </w:r>
-      <w:r>
-        <w:rPr>
-          <w:i/>
-          <w:iCs/>
-        </w:rPr>
-        <w:t xml:space="preserve">R</w:t>
-      </w:r>
-      <w:r>
-        <w:rPr>
-          <w:i/>
-          <w:iCs/>
-          <w:vertAlign w:val="subscript"/>
-        </w:rPr>
-        <w:t xml:space="preserve">1</w:t>
-      </w:r>
-      <w:r>
-        <w:rPr>
-          <w:i/>
-          <w:iCs/>
-        </w:rPr>
-        <w:t xml:space="preserve">, R</w:t>
-      </w:r>
-      <w:r>
-        <w:rPr>
-          <w:i/>
-          <w:iCs/>
-          <w:vertAlign w:val="subscript"/>
-        </w:rPr>
-        <w:t xml:space="preserve">2</w:t>
-      </w:r>
-      <w:r>
-        <w:rPr>
-          <w:i/>
-          <w:iCs/>
-        </w:rPr>
-        <w:t xml:space="preserve">, R</w:t>
-      </w:r>
-      <w:r>
-        <w:rPr>
-          <w:i/>
-          <w:iCs/>
-          <w:vertAlign w:val="subscript"/>
-        </w:rPr>
-        <w:t xml:space="preserve">3</w:t>
-      </w:r>
-      <w:r>
-        <w:rPr>
-          <w:i/>
-          <w:iCs/>
-        </w:rPr>
-        <w:t xml:space="preserve">, … R</w:t>
-      </w:r>
-      <w:r>
-        <w:rPr>
-          <w:i/>
-          <w:iCs/>
-          <w:vertAlign w:val="subscript"/>
-        </w:rPr>
-        <w:t xml:space="preserve">10</w:t>
-      </w:r>
-      <w:r>
-        <w:t xml:space="preserve">) and the values of simulated</w:t>
-      </w:r>
-      <w:r>
-        <w:t xml:space="preserve"> </w:t>
-      </w:r>
-      <w:r>
-        <w:t xml:space="preserve">somatic indel counts S(X</w:t>
-      </w:r>
-      <w:r>
-        <w:rPr>
-          <w:vertAlign w:val="subscript"/>
-        </w:rPr>
-        <w:t xml:space="preserve">1</w:t>
-      </w:r>
-      <w:r>
-        <w:t xml:space="preserve">, X</w:t>
-      </w:r>
-      <w:r>
-        <w:rPr>
-          <w:vertAlign w:val="subscript"/>
-        </w:rPr>
-        <w:t xml:space="preserve">2</w:t>
-      </w:r>
-      <w:r>
-        <w:t xml:space="preserve">, X</w:t>
-      </w:r>
-      <w:r>
-        <w:rPr>
-          <w:vertAlign w:val="subscript"/>
-        </w:rPr>
-        <w:t xml:space="preserve">3</w:t>
-      </w:r>
-      <w:r>
-        <w:t xml:space="preserve">, … X</w:t>
-      </w:r>
-      <w:r>
-        <w:rPr>
-          <w:vertAlign w:val="subscript"/>
-        </w:rPr>
-        <w:t xml:space="preserve">10</w:t>
-      </w:r>
-      <w:r>
-        <w:t xml:space="preserve">), respectively. The</w:t>
-      </w:r>
-      <w:r>
-        <w:t xml:space="preserve"> </w:t>
-      </w:r>
-      <w:r>
-        <w:t xml:space="preserve">two models are</w:t>
-      </w:r>
-      <w:r>
-        <w:t xml:space="preserve"> </w:t>
-      </w:r>
-      <w:r>
-        <w:rPr>
-          <w:i/>
-          <w:iCs/>
-        </w:rPr>
-        <w:t xml:space="preserve">lm(R ~ c )</w:t>
-      </w:r>
-      <w:r>
-        <w:t xml:space="preserve"> </w:t>
-      </w:r>
-      <w:r>
-        <w:t xml:space="preserve">and</w:t>
-      </w:r>
-      <w:r>
-        <w:t xml:space="preserve"> </w:t>
-      </w:r>
-      <w:r>
-        <w:rPr>
-          <w:i/>
-          <w:iCs/>
-        </w:rPr>
-        <w:t xml:space="preserve">lm(S ~ c)</w:t>
-      </w:r>
-      <w:r>
-        <w:t xml:space="preserve">, where replication</w:t>
-      </w:r>
-      <w:r>
-        <w:t xml:space="preserve"> </w:t>
-      </w:r>
-      <w:r>
-        <w:t xml:space="preserve">timing denotes a vector c = (1,2,3 … 10).</w:t>
-      </w:r>
-    </w:p>
-    <w:p>
-      <w:pPr>
-        <w:pStyle w:val="BodyText"/>
-      </w:pPr>
-      <w:r>
-        <w:t xml:space="preserve">The replication timing trend for an 83-type signature was determined</w:t>
-      </w:r>
-      <w:r>
-        <w:t xml:space="preserve"> </w:t>
-      </w:r>
-      <w:r>
-        <w:t xml:space="preserve">for both real and simulated data. An indel signature was considered to</w:t>
-      </w:r>
-      <w:r>
-        <w:t xml:space="preserve"> </w:t>
-      </w:r>
-      <w:r>
-        <w:t xml:space="preserve">be generally unaffected by replication timing if the slope m was not</w:t>
-      </w:r>
-      <w:r>
-        <w:t xml:space="preserve"> </w:t>
-      </w:r>
-      <w:r>
-        <w:t xml:space="preserve">statistically significant from a flat line. Otherwise, with the slope</w:t>
-      </w:r>
-      <w:r>
-        <w:t xml:space="preserve"> </w:t>
-      </w:r>
-      <w:r>
-        <w:t xml:space="preserve">m statistically significant from a flat line, an ID signature was</w:t>
-      </w:r>
-      <w:r>
-        <w:t xml:space="preserve"> </w:t>
-      </w:r>
-      <w:r>
-        <w:t xml:space="preserve">considered to be increasing from early to late replicating regions if</w:t>
-      </w:r>
-      <w:r>
-        <w:t xml:space="preserve"> </w:t>
-      </w:r>
-      <w:r>
-        <w:t xml:space="preserve">the slope m &gt; 0, and was considered to be decreasing from early to</w:t>
-      </w:r>
-      <w:r>
-        <w:t xml:space="preserve"> </w:t>
-      </w:r>
-      <w:r>
-        <w:t xml:space="preserve">late replicating regions if the slope m &lt; 0.</w:t>
-      </w:r>
-    </w:p>
-    <w:p>
-      <w:pPr>
-        <w:pStyle w:val="BodyText"/>
-      </w:pPr>
-      <w:r>
-        <w:t xml:space="preserve">If the trends of a certain 83-type signature for the two datasets</w:t>
-      </w:r>
-      <w:r>
-        <w:t xml:space="preserve"> </w:t>
-      </w:r>
-      <w:r>
-        <w:t xml:space="preserve">(real and simulated data) were different, the relative trend for real</w:t>
-      </w:r>
-      <w:r>
-        <w:t xml:space="preserve"> </w:t>
-      </w:r>
-      <w:r>
-        <w:t xml:space="preserve">data comparing the simulated data was the final trend for the 83-type</w:t>
-      </w:r>
-      <w:r>
-        <w:t xml:space="preserve"> </w:t>
-      </w:r>
-      <w:r>
-        <w:t xml:space="preserve">signature. Otherwise, if the trends of a certain 83-type signature for</w:t>
-      </w:r>
-      <w:r>
-        <w:t xml:space="preserve"> </w:t>
-      </w:r>
-      <w:r>
-        <w:t xml:space="preserve">the two dataset were the same, a third multiple linear regression</w:t>
-      </w:r>
-      <w:r>
-        <w:t xml:space="preserve"> </w:t>
-      </w:r>
-      <w:r>
-        <w:t xml:space="preserve">model was fitted:</w:t>
-      </w:r>
-      <w:r>
-        <w:t xml:space="preserve"> </w:t>
-      </w:r>
-      <w:r>
-        <w:rPr>
-          <w:i/>
-          <w:iCs/>
-        </w:rPr>
-        <w:t xml:space="preserve">lm(R ~ S + c)</w:t>
-      </w:r>
-    </w:p>
-    <w:p>
-      <w:pPr>
-        <w:pStyle w:val="BodyText"/>
-      </w:pPr>
-      <w:r>
-        <w:t xml:space="preserve">Similarly, the final trend of an 83-type signature were determined by</w:t>
-      </w:r>
-      <w:r>
-        <w:t xml:space="preserve"> </w:t>
-      </w:r>
-      <w:r>
-        <w:t xml:space="preserve">the significance of the coefficient of replication timing. If it is</w:t>
-      </w:r>
-      <w:r>
-        <w:t xml:space="preserve"> </w:t>
-      </w:r>
-      <w:r>
-        <w:t xml:space="preserve">not significant, an 83-type signature was considered to be generally</w:t>
-      </w:r>
-      <w:r>
-        <w:t xml:space="preserve"> </w:t>
-      </w:r>
-      <w:r>
-        <w:t xml:space="preserve">unaffected by replication timing. Otherwise, if the coefficient of</w:t>
-      </w:r>
-      <w:r>
-        <w:t xml:space="preserve"> </w:t>
-      </w:r>
-      <w:r>
-        <w:t xml:space="preserve">replication timing &gt; 0, an 83-type signature was considered to be</w:t>
-      </w:r>
-      <w:r>
-        <w:t xml:space="preserve"> </w:t>
-      </w:r>
-      <w:r>
-        <w:t xml:space="preserve">increasing from early to late replicating regions; if the coefficient</w:t>
-      </w:r>
-      <w:r>
-        <w:t xml:space="preserve"> </w:t>
-      </w:r>
-      <w:r>
-        <w:t xml:space="preserve">of replication timing &lt; 0, an 83-type signature was considered to be</w:t>
-      </w:r>
-      <w:r>
-        <w:t xml:space="preserve"> </w:t>
-      </w:r>
-      <w:r>
-        <w:t xml:space="preserve">decreasing from early to late replicating regions.</w:t>
-      </w:r>
-    </w:p>
-    <w:bookmarkEnd w:id="85"/>
-    <w:bookmarkStart w:id="87" w:name="msimss-status-and-highlow-tmb-status"/>
-    <w:p>
-      <w:pPr>
-        <w:pStyle w:val="Heading2"/>
-      </w:pPr>
-      <w:r>
-        <w:t xml:space="preserve">MSI/MSS status and high/low TMB status</w:t>
-      </w:r>
-    </w:p>
-    <w:p>
-      <w:pPr>
-        <w:pStyle w:val="FirstParagraph"/>
-      </w:pPr>
-      <w:r>
-        <w:t xml:space="preserve">NEEDS DRASTIC CUTTING</w:t>
-      </w:r>
-      <w:r>
-        <w:t xml:space="preserve"> </w:t>
-      </w:r>
-      <w:r>
-        <w:t xml:space="preserve">[For PCAWG genomes, the MSI (microsatellite instability) status was</w:t>
-      </w:r>
-      <w:r>
-        <w:t xml:space="preserve"> </w:t>
-      </w:r>
-      <w:r>
-        <w:t xml:space="preserve">evaluated by the PCAWG working group and obtained from the synapse</w:t>
-      </w:r>
-      <w:r>
-        <w:t xml:space="preserve"> </w:t>
-      </w:r>
-      <w:r>
-        <w:t xml:space="preserve">repository (</w:t>
-      </w:r>
-      <w:hyperlink r:id="rId86">
-        <w:r>
-          <w:rPr>
-            <w:rStyle w:val="Hyperlink"/>
-          </w:rPr>
-          <w:t xml:space="preserve">https://www.synapse.org/#!Synapse:syn8016399</w:t>
-        </w:r>
-      </w:hyperlink>
-      <w:r>
-        <w:t xml:space="preserve">, the data</w:t>
-      </w:r>
-      <w:r>
-        <w:t xml:space="preserve"> </w:t>
-      </w:r>
-      <w:r>
-        <w:t xml:space="preserve">was downloaded on May 2022). For Hartwig genomes, the MSI status was</w:t>
-      </w:r>
-      <w:r>
-        <w:t xml:space="preserve"> </w:t>
-      </w:r>
-      <w:r>
-        <w:t xml:space="preserve">downloaded from the supplementary data of Priestley et al., 2019. The</w:t>
-      </w:r>
-      <w:r>
-        <w:t xml:space="preserve"> </w:t>
-      </w:r>
-      <w:r>
-        <w:t xml:space="preserve">genomes with &gt;4,000 IDs were labeled as high TMB tumors. The</w:t>
-      </w:r>
-      <w:r>
-        <w:t xml:space="preserve"> </w:t>
-      </w:r>
-      <w:r>
-        <w:t xml:space="preserve">thresholds were selected based on the minimum number of mutations of</w:t>
-      </w:r>
-      <w:r>
-        <w:t xml:space="preserve"> </w:t>
-      </w:r>
-      <w:r>
-        <w:t xml:space="preserve">the pre-defined MSI tumors. We then used MSIseq to predict the MSI</w:t>
-      </w:r>
-      <w:r>
-        <w:t xml:space="preserve"> </w:t>
-      </w:r>
-      <w:r>
-        <w:t xml:space="preserve">status of high TMB tumors.[{.mark}]</w:t>
-      </w:r>
-    </w:p>
-    <w:bookmarkEnd w:id="87"/>
-    <w:bookmarkStart w:id="88" w:name="extended-sequence-context-analysis"/>
-    <w:p>
-      <w:pPr>
-        <w:pStyle w:val="Heading2"/>
-      </w:pPr>
-      <w:r>
-        <w:t xml:space="preserve">Extended sequence context analysis</w:t>
-      </w:r>
-    </w:p>
-    <w:p>
-      <w:pPr>
-        <w:pStyle w:val="FirstParagraph"/>
-      </w:pPr>
-      <w:r>
-        <w:t xml:space="preserve">To analyze a specific signature and indel type of interest, we first</w:t>
-      </w:r>
-      <w:r>
-        <w:t xml:space="preserve"> </w:t>
-      </w:r>
-      <w:r>
-        <w:t xml:space="preserve">identified the 5 genomes with the highest contribution of the</w:t>
-      </w:r>
-      <w:r>
-        <w:t xml:space="preserve"> </w:t>
-      </w:r>
-      <w:r>
-        <w:t xml:space="preserve">corresponding signature activity. From these genomes, we extracted all</w:t>
-      </w:r>
-      <w:r>
-        <w:t xml:space="preserve"> </w:t>
-      </w:r>
-      <w:r>
-        <w:t xml:space="preserve">indels of the relevant type. We then examined the nucleotide sequence</w:t>
-      </w:r>
-      <w:r>
-        <w:t xml:space="preserve"> </w:t>
-      </w:r>
-      <w:r>
-        <w:t xml:space="preserve">within a 21-base pair window centered on each indel site (±10</w:t>
-      </w:r>
-      <w:r>
-        <w:t xml:space="preserve"> </w:t>
-      </w:r>
-      <w:r>
-        <w:t xml:space="preserve">nucleotides from the indel position). For each position within this</w:t>
-      </w:r>
-      <w:r>
-        <w:t xml:space="preserve"> </w:t>
-      </w:r>
-      <w:r>
-        <w:t xml:space="preserve">window, we calculated the frequency of each nucleotide (A, T, C, and</w:t>
-      </w:r>
-      <w:r>
-        <w:t xml:space="preserve"> </w:t>
-      </w:r>
-      <w:r>
-        <w:t xml:space="preserve">G). The logo was plotted based on the frequency matrix by seqLogo</w:t>
-      </w:r>
-      <w:r>
-        <w:t xml:space="preserve"> </w:t>
-      </w:r>
-      <w:r>
-        <w:t xml:space="preserve">function of seqLogo R package (version 1.71.0)</w:t>
-      </w:r>
-    </w:p>
-    <w:bookmarkEnd w:id="88"/>
-    <w:bookmarkEnd w:id="89"/>
-    <w:bookmarkStart w:id="90" w:name="funding"/>
-    <w:p>
-      <w:pPr>
-        <w:pStyle w:val="Heading1"/>
-      </w:pPr>
-      <w:r>
-        <w:t xml:space="preserve">Funding</w:t>
-      </w:r>
-    </w:p>
-    <w:p>
-      <w:pPr>
-        <w:pStyle w:val="FirstParagraph"/>
-      </w:pPr>
-      <w:r>
-        <w:t xml:space="preserve">The work was supported by the Young Scientists Fund of the National</w:t>
-      </w:r>
-      <w:r>
-        <w:t xml:space="preserve"> </w:t>
-      </w:r>
-      <w:r>
-        <w:t xml:space="preserve">Natural Science Foundation of China (Grant No. 32500546), Natural</w:t>
-      </w:r>
-      <w:r>
-        <w:t xml:space="preserve"> </w:t>
-      </w:r>
-      <w:r>
-        <w:t xml:space="preserve">Science Foundation of Guangdong Province, China (Grant No.</w:t>
-      </w:r>
-      <w:r>
-        <w:t xml:space="preserve"> </w:t>
-      </w:r>
-      <w:r>
-        <w:t xml:space="preserve">2026A1515010445), International Science and Technology Innovation</w:t>
-      </w:r>
-      <w:r>
-        <w:t xml:space="preserve"> </w:t>
-      </w:r>
-      <w:r>
-        <w:t xml:space="preserve">Cooperation between Governments for National Key R&amp;D Program Projects</w:t>
-      </w:r>
-      <w:r>
-        <w:t xml:space="preserve"> </w:t>
-      </w:r>
-      <w:r>
-        <w:t xml:space="preserve">(2023YFE0107700), Guangzhou Municipal Science and Technology Bureau</w:t>
-      </w:r>
-      <w:r>
-        <w:t xml:space="preserve"> </w:t>
-      </w:r>
-      <w:r>
-        <w:t xml:space="preserve">(2025A04J4304), Shenzhen Science and Technology Innovation Program</w:t>
-      </w:r>
-      <w:r>
-        <w:t xml:space="preserve"> </w:t>
-      </w:r>
-      <w:r>
-        <w:t xml:space="preserve">(JCYJ20250604174809012).</w:t>
-      </w:r>
-    </w:p>
-    <w:bookmarkEnd w:id="90"/>
-    <w:bookmarkStart w:id="160" w:name="author-contributions"/>
-    <w:p>
-      <w:pPr>
-        <w:pStyle w:val="Heading1"/>
-      </w:pPr>
-      <w:r>
-        <w:t xml:space="preserve">Author contributions</w:t>
-      </w:r>
-    </w:p>
-    <w:p>
-      <w:pPr>
-        <w:pStyle w:val="FirstParagraph"/>
-      </w:pPr>
-      <w:r>
-        <w:t xml:space="preserve">M.L. and S.G.R. conceived the project and designed the analyses. M.L.</w:t>
-      </w:r>
-      <w:r>
-        <w:t xml:space="preserve"> </w:t>
-      </w:r>
-      <w:r>
-        <w:t xml:space="preserve">and S.G.R. designed computational analysis. M.L., Q.Z. and Y.Y.</w:t>
-      </w:r>
-      <w:r>
-        <w:t xml:space="preserve"> </w:t>
-      </w:r>
-      <w:r>
-        <w:t xml:space="preserve">performed mutational signature extraction, attribution and</w:t>
-      </w:r>
-      <w:r>
-        <w:t xml:space="preserve"> </w:t>
-      </w:r>
-      <w:r>
-        <w:t xml:space="preserve">characterization computational analysis. M.H., and R.Y. characterized</w:t>
-      </w:r>
-      <w:r>
-        <w:t xml:space="preserve"> </w:t>
-      </w:r>
-      <w:r>
-        <w:t xml:space="preserve">the topography of 83-type mutational signatures. M.L., X.M.W., R.S.</w:t>
-      </w:r>
-      <w:r>
-        <w:t xml:space="preserve"> </w:t>
-      </w:r>
-      <w:r>
-        <w:t xml:space="preserve">and S.G.R. designed the website. Data interpretation and manuscript</w:t>
-      </w:r>
-      <w:r>
-        <w:t xml:space="preserve"> </w:t>
-      </w:r>
-      <w:r>
-        <w:t xml:space="preserve">write-up were carried out by M.L., M.H., and S.G.R., with</w:t>
-      </w:r>
-      <w:r>
-        <w:t xml:space="preserve"> </w:t>
-      </w:r>
-      <w:r>
-        <w:t xml:space="preserve">contributions from all other authors. All authors reviewed and</w:t>
-      </w:r>
-      <w:r>
-        <w:t xml:space="preserve"> </w:t>
-      </w:r>
-      <w:r>
-        <w:t xml:space="preserve">approved the final manuscript.</w:t>
-      </w:r>
-    </w:p>
-    <w:bookmarkStart w:id="91" w:name="X071796dd6bc546c91e96cca1cf5ff96599de61f"/>
-    <w:p>
-      <w:pPr>
-        <w:pStyle w:val="Heading2"/>
-      </w:pPr>
-      <w:r>
-        <w:t xml:space="preserve">Declaration of generative AI and AI-assisted technologies in the writing process</w:t>
-      </w:r>
-    </w:p>
-    <w:p>
-      <w:pPr>
-        <w:pStyle w:val="FirstParagraph"/>
-      </w:pPr>
-      <w:r>
-        <w:t xml:space="preserve">During the preparation of this work the author(s) used Claude in order</w:t>
-      </w:r>
-      <w:r>
-        <w:t xml:space="preserve"> </w:t>
-      </w:r>
-      <w:r>
-        <w:t xml:space="preserve">to polish the text and ensure grammatical accuracy and appropriate</w:t>
-      </w:r>
-      <w:r>
-        <w:t xml:space="preserve"> </w:t>
-      </w:r>
-      <w:r>
-        <w:t xml:space="preserve">vocabulary usage. After using this tool/service, the author(s)</w:t>
-      </w:r>
-      <w:r>
-        <w:t xml:space="preserve"> </w:t>
-      </w:r>
-      <w:r>
-        <w:t xml:space="preserve">reviewed and edited the content as needed and take(s) full</w:t>
-      </w:r>
-      <w:r>
-        <w:t xml:space="preserve"> </w:t>
-      </w:r>
-      <w:r>
-        <w:t xml:space="preserve">responsibility for the content of the published article.</w:t>
-      </w:r>
-    </w:p>
-    <w:bookmarkEnd w:id="91"/>
-    <w:bookmarkStart w:id="159" w:name="references"/>
-    <w:p>
-      <w:pPr>
-        <w:pStyle w:val="Heading2"/>
-      </w:pPr>
-      <w:r>
-        <w:t xml:space="preserve">References</w:t>
-      </w:r>
-    </w:p>
-    <w:bookmarkStart w:id="158" w:name="refs"/>
-    <w:bookmarkStart w:id="93" w:name="X0bd7f0a885ba45d1e950f1266c1400d06b27d42"/>
-    <w:p>
-      <w:pPr>
-        <w:pStyle w:val="Bibliography"/>
-      </w:pPr>
-      <w:r>
-        <w:t xml:space="preserve">Alexandrov, Ludmil B., Young Seok Ju, Kerstin Haase, Peter Van Loo, Iñigo Martincorena, Serena Nik-Zainal, Yasushi Totoki, et al. 2016.</w:t>
-      </w:r>
-      <w:r>
-        <w:t xml:space="preserve"> </w:t>
-      </w:r>
-      <w:r>
-        <w:t xml:space="preserve">“Mutational Signatures Associated with Tobacco Smoking in Human Cancer.”</w:t>
-      </w:r>
-      <w:r>
-        <w:t xml:space="preserve"> </w:t>
-      </w:r>
-      <w:r>
-        <w:rPr>
-          <w:i/>
-          <w:iCs/>
-        </w:rPr>
-        <w:t xml:space="preserve">Science</w:t>
-      </w:r>
-      <w:r>
-        <w:t xml:space="preserve"> </w:t>
-      </w:r>
-      <w:r>
-        <w:t xml:space="preserve">354 (6312): 618–22.</w:t>
-      </w:r>
-      <w:r>
-        <w:t xml:space="preserve"> </w:t>
-      </w:r>
-      <w:hyperlink r:id="rId92">
-        <w:r>
-          <w:rPr>
-            <w:rStyle w:val="Hyperlink"/>
-          </w:rPr>
-          <w:t xml:space="preserve">https://doi.org/10.1126/science.aag0299</w:t>
-        </w:r>
-      </w:hyperlink>
-      <w:r>
-        <w:t xml:space="preserve">.</w:t>
-      </w:r>
-    </w:p>
-    <w:bookmarkEnd w:id="93"/>
-    <w:bookmarkStart w:id="95" w:name="X66743e1339585ab75a156484811703c7731d61c"/>
-    <w:p>
-      <w:pPr>
-        <w:pStyle w:val="Bibliography"/>
-      </w:pPr>
-      <w:r>
-        <w:t xml:space="preserve">Alexandrov, Ludmil B., Jaegil Kim, Nicholas J. Haradhvala, Mi Ni Huang, Alvin Wei Tian Ng, Yang Wu, Arnoud Boot, et al. 2020.</w:t>
-      </w:r>
-      <w:r>
-        <w:t xml:space="preserve"> </w:t>
-      </w:r>
-      <w:r>
-        <w:t xml:space="preserve">“The Repertoire of Mutational Signatures in Human Cancer.”</w:t>
-      </w:r>
-      <w:r>
-        <w:t xml:space="preserve"> </w:t>
-      </w:r>
-      <w:r>
-        <w:rPr>
-          <w:i/>
-          <w:iCs/>
-        </w:rPr>
-        <w:t xml:space="preserve">Nature</w:t>
-      </w:r>
-      <w:r>
-        <w:t xml:space="preserve"> </w:t>
-      </w:r>
-      <w:r>
-        <w:t xml:space="preserve">578 (7793): 94–101.</w:t>
-      </w:r>
-      <w:r>
-        <w:t xml:space="preserve"> </w:t>
-      </w:r>
-      <w:hyperlink r:id="rId94">
-        <w:r>
-          <w:rPr>
-            <w:rStyle w:val="Hyperlink"/>
-          </w:rPr>
-          <w:t xml:space="preserve">https://doi.org/10.1038/s41586-020-1943-3</w:t>
-        </w:r>
-      </w:hyperlink>
-      <w:r>
-        <w:t xml:space="preserve">.</w:t>
-      </w:r>
-    </w:p>
-    <w:bookmarkEnd w:id="95"/>
-    <w:bookmarkStart w:id="97" w:name="Xe7dd667cc88bf36dfce990e9c9135b6081ba11c"/>
-    <w:p>
-      <w:pPr>
-        <w:pStyle w:val="Bibliography"/>
-      </w:pPr>
-      <w:r>
-        <w:t xml:space="preserve">Alexandrov, Ludmil B., Serena Nik-Zainal, David C. Wedge, and Samuel A. J. R. Aparicio. 2014.</w:t>
-      </w:r>
-      <w:r>
-        <w:t xml:space="preserve"> </w:t>
-      </w:r>
-      <w:r>
-        <w:t xml:space="preserve">“Signatures of Mutational Processes in Human Cancer”</w:t>
-      </w:r>
-      <w:r>
-        <w:t xml:space="preserve"> </w:t>
-      </w:r>
-      <w:r>
-        <w:t xml:space="preserve">500 (7463): 415–21.</w:t>
-      </w:r>
-      <w:r>
-        <w:t xml:space="preserve"> </w:t>
-      </w:r>
-      <w:hyperlink r:id="rId96">
-        <w:r>
-          <w:rPr>
-            <w:rStyle w:val="Hyperlink"/>
-          </w:rPr>
-          <w:t xml:space="preserve">https://doi.org/10.1038/nature12477.Signatures</w:t>
-        </w:r>
-      </w:hyperlink>
-      <w:r>
-        <w:t xml:space="preserve">.</w:t>
-      </w:r>
-    </w:p>
-    <w:bookmarkEnd w:id="97"/>
-    <w:bookmarkStart w:id="99" w:name="X21351e4930b98bc05a8a101807c3dc8b565ba3c"/>
-    <w:p>
-      <w:pPr>
-        <w:pStyle w:val="Bibliography"/>
-      </w:pPr>
-      <w:r>
-        <w:t xml:space="preserve">Boot, Arnoud, Mi Ni Huang, Alvin W. T. Ng, Szu Chi Ho, Jing Quan Lim, Yoshiiku Kawakami, Kazuaki Chayama, Bin Tean Teh, Hidewaki Nakagawa, and Steven G. Rozen. 2018.</w:t>
-      </w:r>
-      <w:r>
-        <w:t xml:space="preserve"> </w:t>
-      </w:r>
-      <w:r>
-        <w:t xml:space="preserve">“In-Depth Characterization of the Cisplatin Mutational Signature in Human Cell Lines and in Esophageal and Liver Tumors.”</w:t>
-      </w:r>
-      <w:r>
-        <w:t xml:space="preserve"> </w:t>
-      </w:r>
-      <w:r>
-        <w:rPr>
-          <w:i/>
-          <w:iCs/>
-        </w:rPr>
-        <w:t xml:space="preserve">Genome Research</w:t>
-      </w:r>
-      <w:r>
-        <w:t xml:space="preserve"> </w:t>
-      </w:r>
-      <w:r>
-        <w:t xml:space="preserve">28 (5): 654–65.</w:t>
-      </w:r>
-      <w:r>
-        <w:t xml:space="preserve"> </w:t>
-      </w:r>
-      <w:hyperlink r:id="rId98">
-        <w:r>
-          <w:rPr>
-            <w:rStyle w:val="Hyperlink"/>
-          </w:rPr>
-          <w:t xml:space="preserve">https://doi.org/10.1101/gr.230219.117</w:t>
-        </w:r>
-      </w:hyperlink>
-      <w:r>
-        <w:t xml:space="preserve">.</w:t>
-      </w:r>
-    </w:p>
-    <w:bookmarkEnd w:id="99"/>
-    <w:bookmarkStart w:id="101" w:name="Xb3926ad455b993c807b39e8f49ca0ea0f63ef1f"/>
-    <w:p>
-      <w:pPr>
-        <w:pStyle w:val="Bibliography"/>
-      </w:pPr>
-      <w:r>
-        <w:t xml:space="preserve">Boot, Arnoud, Mo Liu, Nicole Stantial, Viraj Shah, Willie Yu, Karin C. Nitiss, John L. Nitiss, Sue Jinks-Robertson, and Steven G. Rozen. 2022.</w:t>
-      </w:r>
-      <w:r>
-        <w:t xml:space="preserve"> </w:t>
-      </w:r>
-      <w:r>
-        <w:t xml:space="preserve">“Recurrent Mutations in Topoisomerase</w:t>
-      </w:r>
-      <w:r>
-        <w:t xml:space="preserve"> </w:t>
-      </w:r>
-      <w:r>
-        <w:t xml:space="preserve">II</w:t>
-      </w:r>
-      <m:oMath>
-        <m:r>
-          <m:t>α</m:t>
-        </m:r>
-      </m:oMath>
-      <w:r>
-        <w:t xml:space="preserve"> </w:t>
-      </w:r>
-      <w:r>
-        <w:t xml:space="preserve">Cause a Previously Undescribed Mutator Phenotype in Human Cancers.”</w:t>
-      </w:r>
-      <w:r>
-        <w:t xml:space="preserve"> </w:t>
-      </w:r>
-      <w:r>
-        <w:rPr>
-          <w:i/>
-          <w:iCs/>
-        </w:rPr>
-        <w:t xml:space="preserve">Proceedings of the National Academy of Sciences</w:t>
-      </w:r>
-      <w:r>
-        <w:t xml:space="preserve"> </w:t>
-      </w:r>
-      <w:r>
-        <w:t xml:space="preserve">119 (4): e2114024119.</w:t>
-      </w:r>
-      <w:r>
-        <w:t xml:space="preserve"> </w:t>
-      </w:r>
-      <w:hyperlink r:id="rId100">
-        <w:r>
-          <w:rPr>
-            <w:rStyle w:val="Hyperlink"/>
-          </w:rPr>
-          <w:t xml:space="preserve">https://doi.org/10.1073/pnas.2114024119</w:t>
-        </w:r>
-      </w:hyperlink>
-      <w:r>
-        <w:t xml:space="preserve">.</w:t>
-      </w:r>
-    </w:p>
-    <w:bookmarkEnd w:id="101"/>
-    <w:bookmarkStart w:id="103" w:name="X3b1294b1e4d83208a2f88771ecb9c9c3dd4041d"/>
-    <w:p>
-      <w:pPr>
-        <w:pStyle w:val="Bibliography"/>
-      </w:pPr>
-      <w:r>
-        <w:t xml:space="preserve">Boot, Arnoud, Alvin W. T. Ng, Fui Teen Chong, Szu Chi Ho, Willie Yu, Daniel S. W. Tan, N. Gopalakrishna Iyer, and Steven G. Roze. 2020.</w:t>
-      </w:r>
-      <w:r>
-        <w:t xml:space="preserve"> </w:t>
-      </w:r>
-      <w:r>
-        <w:t xml:space="preserve">“Characterization of Colibactin-Associated Mutational Signature in an</w:t>
-      </w:r>
-      <w:r>
-        <w:t xml:space="preserve"> </w:t>
-      </w:r>
-      <w:r>
-        <w:t xml:space="preserve">Asian</w:t>
-      </w:r>
-      <w:r>
-        <w:t xml:space="preserve"> </w:t>
-      </w:r>
-      <w:r>
-        <w:t xml:space="preserve">Oral Squamous Cell Carcinoma and in Other Mucosal Tumor Types.”</w:t>
-      </w:r>
-      <w:r>
-        <w:t xml:space="preserve"> </w:t>
-      </w:r>
-      <w:r>
-        <w:rPr>
-          <w:i/>
-          <w:iCs/>
-        </w:rPr>
-        <w:t xml:space="preserve">Genome Research</w:t>
-      </w:r>
-      <w:r>
-        <w:t xml:space="preserve"> </w:t>
-      </w:r>
-      <w:r>
-        <w:t xml:space="preserve">30 (6): 803–13.</w:t>
-      </w:r>
-      <w:r>
-        <w:t xml:space="preserve"> </w:t>
-      </w:r>
-      <w:hyperlink r:id="rId102">
-        <w:r>
-          <w:rPr>
-            <w:rStyle w:val="Hyperlink"/>
-          </w:rPr>
-          <w:t xml:space="preserve">https://doi.org/10.1101/gr.255620.119</w:t>
-        </w:r>
-      </w:hyperlink>
-      <w:r>
-        <w:t xml:space="preserve">.</w:t>
-      </w:r>
-    </w:p>
-    <w:bookmarkEnd w:id="103"/>
-    <w:bookmarkStart w:id="105" w:name="X5911e4f1d4e10d91de6eaba38b8222d0a7430f5"/>
-    <w:p>
-      <w:pPr>
-        <w:pStyle w:val="Bibliography"/>
-      </w:pPr>
-      <w:r>
-        <w:t xml:space="preserve">Caipa Garcia, Angela L., Jill E. Kucab, Halh Al-Serori, Rebekah S. S. Beck, Madjda Bellamri, Robert J. Turesky, John D. Groopman, et al. 2024.</w:t>
-      </w:r>
-      <w:r>
-        <w:t xml:space="preserve"> </w:t>
-      </w:r>
-      <w:r>
-        <w:t xml:space="preserve">“Tissue</w:t>
-      </w:r>
-      <w:r>
-        <w:t xml:space="preserve"> </w:t>
-      </w:r>
-      <w:r>
-        <w:t xml:space="preserve">Organoid Cultures Metabolize Dietary Carcinogens Proficiently</w:t>
-      </w:r>
-      <w:r>
-        <w:t xml:space="preserve"> </w:t>
-      </w:r>
-      <w:r>
-        <w:t xml:space="preserve">and</w:t>
-      </w:r>
-      <w:r>
-        <w:t xml:space="preserve"> </w:t>
-      </w:r>
-      <w:r>
-        <w:t xml:space="preserve">Are Effective Models</w:t>
-      </w:r>
-      <w:r>
-        <w:t xml:space="preserve"> </w:t>
-      </w:r>
-      <w:r>
-        <w:t xml:space="preserve">for</w:t>
-      </w:r>
-      <w:r>
-        <w:t xml:space="preserve"> </w:t>
-      </w:r>
-      <w:r>
-        <w:t xml:space="preserve">DNA Adduct Formation</w:t>
-      </w:r>
-      <w:r>
-        <w:t xml:space="preserve">.”</w:t>
-      </w:r>
-      <w:r>
-        <w:t xml:space="preserve"> </w:t>
-      </w:r>
-      <w:r>
-        <w:rPr>
-          <w:i/>
-          <w:iCs/>
-        </w:rPr>
-        <w:t xml:space="preserve">Chemical Research in Toxicology</w:t>
-      </w:r>
-      <w:r>
-        <w:t xml:space="preserve"> </w:t>
-      </w:r>
-      <w:r>
-        <w:t xml:space="preserve">37 (2): 234–47.</w:t>
-      </w:r>
-      <w:r>
-        <w:t xml:space="preserve"> </w:t>
-      </w:r>
-      <w:hyperlink r:id="rId104">
-        <w:r>
-          <w:rPr>
-            <w:rStyle w:val="Hyperlink"/>
-          </w:rPr>
-          <w:t xml:space="preserve">https://doi.org/10.1021/acs.chemrestox.3c00255</w:t>
-        </w:r>
-      </w:hyperlink>
-      <w:r>
-        <w:t xml:space="preserve">.</w:t>
-      </w:r>
-    </w:p>
-    <w:bookmarkEnd w:id="105"/>
-    <w:bookmarkStart w:id="107" w:name="ref-chenDeepWholegenomeAnalysis2024"/>
-    <w:p>
-      <w:pPr>
-        <w:pStyle w:val="Bibliography"/>
-      </w:pPr>
-      <w:r>
-        <w:t xml:space="preserve">Chen, Lei, Chong Zhang, Ruidong Xue, Mo Liu, Jian Bai, Jinxia Bao, Yin Wang, et al. 2024.</w:t>
-      </w:r>
-      <w:r>
-        <w:t xml:space="preserve"> </w:t>
-      </w:r>
-      <w:r>
-        <w:t xml:space="preserve">“Deep Whole-Genome Analysis of 494 Hepatocellular Carcinomas.”</w:t>
-      </w:r>
-      <w:r>
-        <w:t xml:space="preserve"> </w:t>
-      </w:r>
-      <w:r>
-        <w:rPr>
-          <w:i/>
-          <w:iCs/>
-        </w:rPr>
-        <w:t xml:space="preserve">Nature</w:t>
-      </w:r>
-      <w:r>
-        <w:t xml:space="preserve">, March.</w:t>
-      </w:r>
-      <w:r>
-        <w:t xml:space="preserve"> </w:t>
-      </w:r>
-      <w:hyperlink r:id="rId106">
-        <w:r>
-          <w:rPr>
-            <w:rStyle w:val="Hyperlink"/>
-          </w:rPr>
-          <w:t xml:space="preserve">https://doi.org/10.1038/s41586-024-07054-3</w:t>
-        </w:r>
-      </w:hyperlink>
-      <w:r>
-        <w:t xml:space="preserve">.</w:t>
-      </w:r>
-    </w:p>
-    <w:bookmarkEnd w:id="107"/>
-    <w:bookmarkStart w:id="108" w:name="X2176963c38b8e13f446f12cc879981740969d20"/>
-    <w:p>
-      <w:pPr>
-        <w:pStyle w:val="Bibliography"/>
-      </w:pPr>
-      <w:r>
-        <w:t xml:space="preserve">Cooper, David N, Matthew Mort, Peter D Stenson, Edward V Ball, and Nadia A Chuzhanova. 2010.</w:t>
-      </w:r>
-      <w:r>
-        <w:t xml:space="preserve"> </w:t>
-      </w:r>
-      <w:r>
-        <w:t xml:space="preserve">“Methylation-Mediated Deamination of 5-Methylcytosine Appears to Give Rise to Mutations Causing Human Inherited Disease in</w:t>
-      </w:r>
-      <w:r>
-        <w:t xml:space="preserve"> </w:t>
-      </w:r>
-      <w:r>
-        <w:t xml:space="preserve">CpNpG</w:t>
-      </w:r>
-      <w:r>
-        <w:t xml:space="preserve"> </w:t>
-      </w:r>
-      <w:r>
-        <w:t xml:space="preserve">Trinucleotides, as Well as in</w:t>
-      </w:r>
-      <w:r>
-        <w:t xml:space="preserve"> </w:t>
-      </w:r>
-      <w:r>
-        <w:t xml:space="preserve">CpG</w:t>
-      </w:r>
-      <w:r>
-        <w:t xml:space="preserve"> </w:t>
-      </w:r>
-      <w:r>
-        <w:t xml:space="preserve">Dinucleotides.”</w:t>
-      </w:r>
-    </w:p>
-    <w:bookmarkEnd w:id="108"/>
-    <w:bookmarkStart w:id="110" w:name="ref-daviesHRDetectPredictorBRCA12017"/>
-    <w:p>
-      <w:pPr>
-        <w:pStyle w:val="Bibliography"/>
-      </w:pPr>
-      <w:r>
-        <w:t xml:space="preserve">Davies, Helen, Dominik Glodzik, Sandro Morganella, Lucy R. Yates, Johan Staaf, Xueqing Zou, Manasa Ramakrishna, et al. 2017.</w:t>
-      </w:r>
-      <w:r>
-        <w:t xml:space="preserve"> </w:t>
-      </w:r>
-      <w:r>
-        <w:t xml:space="preserve">“</w:t>
-      </w:r>
-      <w:r>
-        <w:t xml:space="preserve">HRDetect</w:t>
-      </w:r>
-      <w:r>
-        <w:t xml:space="preserve"> </w:t>
-      </w:r>
-      <w:r>
-        <w:t xml:space="preserve">Is a Predictor of</w:t>
-      </w:r>
-      <w:r>
-        <w:t xml:space="preserve"> </w:t>
-      </w:r>
-      <w:r>
-        <w:t xml:space="preserve">BRCA1</w:t>
-      </w:r>
-      <w:r>
-        <w:t xml:space="preserve"> </w:t>
-      </w:r>
-      <w:r>
-        <w:t xml:space="preserve">and</w:t>
-      </w:r>
-      <w:r>
-        <w:t xml:space="preserve"> </w:t>
-      </w:r>
-      <w:r>
-        <w:t xml:space="preserve">BRCA2</w:t>
-      </w:r>
-      <w:r>
-        <w:t xml:space="preserve"> </w:t>
-      </w:r>
-      <w:r>
-        <w:t xml:space="preserve">Deficiency Based on Mutational Signatures.”</w:t>
-      </w:r>
-      <w:r>
-        <w:t xml:space="preserve"> </w:t>
-      </w:r>
-      <w:r>
-        <w:rPr>
-          <w:i/>
-          <w:iCs/>
-        </w:rPr>
-        <w:t xml:space="preserve">Nature Medicine</w:t>
-      </w:r>
-      <w:r>
-        <w:t xml:space="preserve"> </w:t>
-      </w:r>
-      <w:r>
-        <w:t xml:space="preserve">23 (4): 517–25.</w:t>
-      </w:r>
-      <w:r>
-        <w:t xml:space="preserve"> </w:t>
-      </w:r>
-      <w:hyperlink r:id="rId109">
-        <w:r>
-          <w:rPr>
-            <w:rStyle w:val="Hyperlink"/>
-          </w:rPr>
-          <w:t xml:space="preserve">https://doi.org/10.1038/nm.4292</w:t>
-        </w:r>
-      </w:hyperlink>
-      <w:r>
-        <w:t xml:space="preserve">.</w:t>
-      </w:r>
-    </w:p>
-    <w:bookmarkEnd w:id="110"/>
-    <w:bookmarkStart w:id="112" w:name="X5cb9b606d87adc3ed5c1350b8f175147a1845da"/>
-    <w:p>
-      <w:pPr>
-        <w:pStyle w:val="Bibliography"/>
-      </w:pPr>
-      <w:r>
-        <w:t xml:space="preserve">Degasperi, Andrea, Xueqing Zou, Tauanne Dias Amarante, Andrea Martinez-Martinez, Gene Ching Chiek Koh, João M. L. Dias, Laura Heskin, et al. 2022.</w:t>
-      </w:r>
-      <w:r>
-        <w:t xml:space="preserve"> </w:t>
-      </w:r>
-      <w:r>
-        <w:t xml:space="preserve">“Substitution Mutational Signatures in Whole-Genome–Sequenced Cancers in the</w:t>
-      </w:r>
-      <w:r>
-        <w:t xml:space="preserve"> </w:t>
-      </w:r>
-      <w:r>
-        <w:t xml:space="preserve">UK</w:t>
-      </w:r>
-      <w:r>
-        <w:t xml:space="preserve"> </w:t>
-      </w:r>
-      <w:r>
-        <w:t xml:space="preserve">Population.”</w:t>
-      </w:r>
-      <w:r>
-        <w:t xml:space="preserve"> </w:t>
-      </w:r>
-      <w:r>
-        <w:rPr>
-          <w:i/>
-          <w:iCs/>
-        </w:rPr>
-        <w:t xml:space="preserve">Science</w:t>
-      </w:r>
-      <w:r>
-        <w:t xml:space="preserve"> </w:t>
-      </w:r>
-      <w:r>
-        <w:t xml:space="preserve">376 (6591).</w:t>
-      </w:r>
-      <w:r>
-        <w:t xml:space="preserve"> </w:t>
-      </w:r>
-      <w:hyperlink r:id="rId111">
-        <w:r>
-          <w:rPr>
-            <w:rStyle w:val="Hyperlink"/>
-          </w:rPr>
-          <w:t xml:space="preserve">https://doi.org/10.1126/science.abl9283</w:t>
-        </w:r>
-      </w:hyperlink>
-      <w:r>
-        <w:t xml:space="preserve">.</w:t>
-      </w:r>
-    </w:p>
-    <w:bookmarkEnd w:id="112"/>
-    <w:bookmarkStart w:id="114" w:name="X42046331fb6aadb0e42282b8c3e1760f02d96d6"/>
-    <w:p>
-      <w:pPr>
-        <w:pStyle w:val="Bibliography"/>
-      </w:pPr>
-      <w:r>
-        <w:t xml:space="preserve">DeWeerd, Rachel A., Eszter Németh, Ádám Póti, Nataliya Petryk, Chun-Long Chen, Olivier Hyrien, Dávid Szüts, and Abby M. Green. 2022.</w:t>
-      </w:r>
-      <w:r>
-        <w:t xml:space="preserve"> </w:t>
-      </w:r>
-      <w:r>
-        <w:t xml:space="preserve">“Prospectively Defined Patterns of</w:t>
-      </w:r>
-      <w:r>
-        <w:t xml:space="preserve"> </w:t>
-      </w:r>
-      <w:r>
-        <w:t xml:space="preserve">APOBEC3A</w:t>
-      </w:r>
-      <w:r>
-        <w:t xml:space="preserve"> </w:t>
-      </w:r>
-      <w:r>
-        <w:t xml:space="preserve">Mutagenesis Are Prevalent in Human Cancers.”</w:t>
-      </w:r>
-      <w:r>
-        <w:t xml:space="preserve"> </w:t>
-      </w:r>
-      <w:r>
-        <w:rPr>
-          <w:i/>
-          <w:iCs/>
-        </w:rPr>
-        <w:t xml:space="preserve">Cell Reports</w:t>
-      </w:r>
-      <w:r>
-        <w:t xml:space="preserve"> </w:t>
-      </w:r>
-      <w:r>
-        <w:t xml:space="preserve">38 (12): 110555.</w:t>
-      </w:r>
-      <w:r>
-        <w:t xml:space="preserve"> </w:t>
-      </w:r>
-      <w:hyperlink r:id="rId113">
-        <w:r>
-          <w:rPr>
-            <w:rStyle w:val="Hyperlink"/>
-          </w:rPr>
-          <w:t xml:space="preserve">https://doi.org/10.1016/j.celrep.2022.110555</w:t>
-        </w:r>
-      </w:hyperlink>
-      <w:r>
-        <w:t xml:space="preserve">.</w:t>
-      </w:r>
-    </w:p>
-    <w:bookmarkEnd w:id="114"/>
-    <w:bookmarkStart w:id="116" w:name="X7632e3b8a7d6d2a3fdc6a15da7c8ace9f87e930"/>
-    <w:p>
-      <w:pPr>
-        <w:pStyle w:val="Bibliography"/>
-      </w:pPr>
-      <w:r>
-        <w:t xml:space="preserve">Dziubańska-Kusibab, Paulina J., Hilmar Berger, Federica Battistini, Britta A. M. Bouwman, Amina Iftekhar, Riku Katainen, Tatiana Cajuso, et al. 2020.</w:t>
-      </w:r>
-      <w:r>
-        <w:t xml:space="preserve"> </w:t>
-      </w:r>
-      <w:r>
-        <w:t xml:space="preserve">“Colibactin</w:t>
-      </w:r>
-      <w:r>
-        <w:t xml:space="preserve"> </w:t>
-      </w:r>
-      <w:r>
-        <w:t xml:space="preserve">DNA-damage</w:t>
-      </w:r>
-      <w:r>
-        <w:t xml:space="preserve"> </w:t>
-      </w:r>
-      <w:r>
-        <w:t xml:space="preserve">Signature Indicates Mutational Impact in Colorectal Cancer.”</w:t>
-      </w:r>
-      <w:r>
-        <w:t xml:space="preserve"> </w:t>
-      </w:r>
-      <w:r>
-        <w:rPr>
-          <w:i/>
-          <w:iCs/>
-        </w:rPr>
-        <w:t xml:space="preserve">Nature Medicine</w:t>
-      </w:r>
-      <w:r>
-        <w:t xml:space="preserve"> </w:t>
-      </w:r>
-      <w:r>
-        <w:t xml:space="preserve">26 (7): 1063–69.</w:t>
-      </w:r>
-      <w:r>
-        <w:t xml:space="preserve"> </w:t>
-      </w:r>
-      <w:hyperlink r:id="rId115">
-        <w:r>
-          <w:rPr>
-            <w:rStyle w:val="Hyperlink"/>
-          </w:rPr>
-          <w:t xml:space="preserve">https://doi.org/10.1038/s41591-020-0908-2</w:t>
-        </w:r>
-      </w:hyperlink>
-      <w:r>
-        <w:t xml:space="preserve">.</w:t>
-      </w:r>
-    </w:p>
-    <w:bookmarkEnd w:id="116"/>
-    <w:bookmarkStart w:id="118" w:name="X07aa7fcdc617ae044e6f9568012508f0a31d76e"/>
-    <w:p>
-      <w:pPr>
-        <w:pStyle w:val="Bibliography"/>
-      </w:pPr>
-      <w:r>
-        <w:t xml:space="preserve">Grolleman, Judith E., Richarda M. de Voer, Fadwa A. Elsayed, Maartje Nielsen, Robbert D. A. Weren, Claire Palles, Marjolijn J. L. Ligtenberg, et al. 2019.</w:t>
-      </w:r>
-      <w:r>
-        <w:t xml:space="preserve"> </w:t>
-      </w:r>
-      <w:r>
-        <w:t xml:space="preserve">“Mutational</w:t>
-      </w:r>
-      <w:r>
-        <w:t xml:space="preserve"> </w:t>
-      </w:r>
-      <w:r>
-        <w:t xml:space="preserve">Signature Analysis Reveals NTHL1 Deficiency</w:t>
-      </w:r>
-      <w:r>
-        <w:t xml:space="preserve"> </w:t>
-      </w:r>
-      <w:r>
-        <w:t xml:space="preserve">to</w:t>
-      </w:r>
-      <w:r>
-        <w:t xml:space="preserve"> </w:t>
-      </w:r>
-      <w:r>
-        <w:t xml:space="preserve">Cause</w:t>
-      </w:r>
-      <w:r>
-        <w:t xml:space="preserve"> </w:t>
-      </w:r>
-      <w:r>
-        <w:t xml:space="preserve">a</w:t>
-      </w:r>
-      <w:r>
-        <w:t xml:space="preserve"> </w:t>
-      </w:r>
-      <w:r>
-        <w:t xml:space="preserve">Multi-tumor Phenotype</w:t>
-      </w:r>
-      <w:r>
-        <w:t xml:space="preserve">.”</w:t>
-      </w:r>
-      <w:r>
-        <w:t xml:space="preserve"> </w:t>
-      </w:r>
-      <w:r>
-        <w:rPr>
-          <w:i/>
-          <w:iCs/>
-        </w:rPr>
-        <w:t xml:space="preserve">Cancer Cell</w:t>
-      </w:r>
-      <w:r>
-        <w:t xml:space="preserve"> </w:t>
-      </w:r>
-      <w:r>
-        <w:t xml:space="preserve">35 (2): 256–266.e5.</w:t>
-      </w:r>
-      <w:r>
-        <w:t xml:space="preserve"> </w:t>
-      </w:r>
-      <w:hyperlink r:id="rId117">
-        <w:r>
-          <w:rPr>
-            <w:rStyle w:val="Hyperlink"/>
-          </w:rPr>
-          <w:t xml:space="preserve">https://doi.org/10.1016/j.ccell.2018.12.011</w:t>
-        </w:r>
-      </w:hyperlink>
-      <w:r>
-        <w:t xml:space="preserve">.</w:t>
-      </w:r>
-    </w:p>
-    <w:bookmarkEnd w:id="118"/>
-    <w:bookmarkStart w:id="120" w:name="Xd119594f6bc391e53f1de472eec087ce19585c8"/>
-    <w:p>
-      <w:pPr>
-        <w:pStyle w:val="Bibliography"/>
-      </w:pPr>
-      <w:r>
-        <w:t xml:space="preserve">Hoang, Margaret L., Chung-Hsin Chen, Viktoriya S. Sidorenko, Jian He, Kathleen G. Dickman, Byeong Hwa Yun, Masaaki Moriya, et al. 2013.</w:t>
-      </w:r>
-      <w:r>
-        <w:t xml:space="preserve"> </w:t>
-      </w:r>
-      <w:r>
-        <w:t xml:space="preserve">“Mutational</w:t>
-      </w:r>
-      <w:r>
-        <w:t xml:space="preserve"> </w:t>
-      </w:r>
-      <w:r>
-        <w:t xml:space="preserve">Signature</w:t>
-      </w:r>
-      <w:r>
-        <w:t xml:space="preserve"> </w:t>
-      </w:r>
-      <w:r>
-        <w:t xml:space="preserve">of</w:t>
-      </w:r>
-      <w:r>
-        <w:t xml:space="preserve"> </w:t>
-      </w:r>
-      <w:r>
-        <w:t xml:space="preserve">Aristolochic Acid Exposure</w:t>
-      </w:r>
-      <w:r>
-        <w:t xml:space="preserve"> </w:t>
-      </w:r>
-      <w:r>
-        <w:t xml:space="preserve">as</w:t>
-      </w:r>
-      <w:r>
-        <w:t xml:space="preserve"> </w:t>
-      </w:r>
-      <w:r>
-        <w:t xml:space="preserve">Revealed</w:t>
-      </w:r>
-      <w:r>
-        <w:t xml:space="preserve"> </w:t>
-      </w:r>
-      <w:r>
-        <w:t xml:space="preserve">by</w:t>
-      </w:r>
-      <w:r>
-        <w:t xml:space="preserve"> </w:t>
-      </w:r>
-      <w:r>
-        <w:t xml:space="preserve">Whole-Exome Sequencing</w:t>
-      </w:r>
-      <w:r>
-        <w:t xml:space="preserve">.”</w:t>
-      </w:r>
-      <w:r>
-        <w:t xml:space="preserve"> </w:t>
-      </w:r>
-      <w:r>
-        <w:rPr>
-          <w:i/>
-          <w:iCs/>
-        </w:rPr>
-        <w:t xml:space="preserve">Science Translational Medicine</w:t>
-      </w:r>
-      <w:r>
-        <w:t xml:space="preserve"> </w:t>
-      </w:r>
-      <w:r>
-        <w:t xml:space="preserve">5 (197).</w:t>
-      </w:r>
-      <w:r>
-        <w:t xml:space="preserve"> </w:t>
-      </w:r>
-      <w:hyperlink r:id="rId119">
-        <w:r>
-          <w:rPr>
-            <w:rStyle w:val="Hyperlink"/>
-          </w:rPr>
-          <w:t xml:space="preserve">https://doi.org/10.1126/scitranslmed.3006200</w:t>
-        </w:r>
-      </w:hyperlink>
-      <w:r>
-        <w:t xml:space="preserve">.</w:t>
-      </w:r>
-    </w:p>
-    <w:bookmarkEnd w:id="120"/>
-    <w:bookmarkStart w:id="122" w:name="ref-huangMSIseqSoftwareAssessing2015"/>
-    <w:p>
-      <w:pPr>
-        <w:pStyle w:val="Bibliography"/>
-      </w:pPr>
-      <w:r>
-        <w:t xml:space="preserve">Huang, Mi Ni, John R. McPherson, Ioana Cutcutache, Bin Tean Teh, Patrick Tan, and Steven G. Rozen. 2015.</w:t>
-      </w:r>
-      <w:r>
-        <w:t xml:space="preserve"> </w:t>
-      </w:r>
-      <w:r>
-        <w:t xml:space="preserve">“</w:t>
-      </w:r>
-      <w:r>
-        <w:t xml:space="preserve">MSIseq</w:t>
-      </w:r>
-      <w:r>
-        <w:t xml:space="preserve">:</w:t>
-      </w:r>
-      <w:r>
-        <w:t xml:space="preserve"> </w:t>
-      </w:r>
-      <w:r>
-        <w:t xml:space="preserve">Software</w:t>
-      </w:r>
-      <w:r>
-        <w:t xml:space="preserve"> </w:t>
-      </w:r>
-      <w:r>
-        <w:t xml:space="preserve">for</w:t>
-      </w:r>
-      <w:r>
-        <w:t xml:space="preserve"> </w:t>
-      </w:r>
-      <w:r>
-        <w:t xml:space="preserve">Assessing Microsatellite Instability</w:t>
-      </w:r>
-      <w:r>
-        <w:t xml:space="preserve"> </w:t>
-      </w:r>
-      <w:r>
-        <w:t xml:space="preserve">from</w:t>
-      </w:r>
-      <w:r>
-        <w:t xml:space="preserve"> </w:t>
-      </w:r>
-      <w:r>
-        <w:t xml:space="preserve">Catalogs</w:t>
-      </w:r>
-      <w:r>
-        <w:t xml:space="preserve"> </w:t>
-      </w:r>
-      <w:r>
-        <w:t xml:space="preserve">of</w:t>
-      </w:r>
-      <w:r>
-        <w:t xml:space="preserve"> </w:t>
-      </w:r>
-      <w:r>
-        <w:t xml:space="preserve">Somatic Mutations</w:t>
-      </w:r>
-      <w:r>
-        <w:t xml:space="preserve">.”</w:t>
-      </w:r>
-      <w:r>
-        <w:t xml:space="preserve"> </w:t>
-      </w:r>
-      <w:r>
-        <w:rPr>
-          <w:i/>
-          <w:iCs/>
-        </w:rPr>
-        <w:t xml:space="preserve">Scientific Reports</w:t>
-      </w:r>
-      <w:r>
-        <w:t xml:space="preserve"> </w:t>
-      </w:r>
-      <w:r>
-        <w:t xml:space="preserve">5 (1): 13321.</w:t>
-      </w:r>
-      <w:r>
-        <w:t xml:space="preserve"> </w:t>
-      </w:r>
-      <w:hyperlink r:id="rId121">
-        <w:r>
-          <w:rPr>
-            <w:rStyle w:val="Hyperlink"/>
-          </w:rPr>
-          <w:t xml:space="preserve">https://doi.org/10.1038/srep13321</w:t>
-        </w:r>
-      </w:hyperlink>
-      <w:r>
-        <w:t xml:space="preserve">.</w:t>
-      </w:r>
-    </w:p>
-    <w:bookmarkEnd w:id="122"/>
-    <w:bookmarkStart w:id="124" w:name="X0094f89ed489e8c443496e4888b63663ae0535e"/>
-    <w:p>
-      <w:pPr>
-        <w:pStyle w:val="Bibliography"/>
-      </w:pPr>
-      <w:r>
-        <w:t xml:space="preserve">Huang, Mi Ni, Willie Yu, Wei Wei Teoh, Maude Ardin, Apinya Jusakul, Alvin Wei Tian Ng, Arnoud Boot, et al. 2017.</w:t>
-      </w:r>
-      <w:r>
-        <w:t xml:space="preserve"> </w:t>
-      </w:r>
-      <w:r>
-        <w:t xml:space="preserve">“Genome-Scale Mutational Signatures of Aflatoxin in Cells, Mice, and Human Tumors.”</w:t>
-      </w:r>
-      <w:r>
-        <w:t xml:space="preserve"> </w:t>
-      </w:r>
-      <w:r>
-        <w:rPr>
-          <w:i/>
-          <w:iCs/>
-        </w:rPr>
-        <w:t xml:space="preserve">Genome Research</w:t>
-      </w:r>
-      <w:r>
-        <w:t xml:space="preserve"> </w:t>
-      </w:r>
-      <w:r>
-        <w:t xml:space="preserve">27 (9): 1475–86.</w:t>
-      </w:r>
-      <w:r>
-        <w:t xml:space="preserve"> </w:t>
-      </w:r>
-      <w:hyperlink r:id="rId123">
-        <w:r>
-          <w:rPr>
-            <w:rStyle w:val="Hyperlink"/>
-          </w:rPr>
-          <w:t xml:space="preserve">https://doi.org/10.1101/gr.220038.116</w:t>
-        </w:r>
-      </w:hyperlink>
-      <w:r>
-        <w:t xml:space="preserve">.</w:t>
-      </w:r>
-    </w:p>
-    <w:bookmarkEnd w:id="124"/>
-    <w:bookmarkStart w:id="125" w:name="ref-islamUncoveringNovelMutational2022"/>
-    <w:p>
-      <w:pPr>
-        <w:pStyle w:val="Bibliography"/>
-      </w:pPr>
-      <w:r>
-        <w:t xml:space="preserve">Islam, S. M.Ashiqul, Marcos Díaz-Gay, Yang Wu, Mark Barnes, Raviteja Vangara, Erik N. Bergstrom, Yudou He, et al. 2022.</w:t>
-      </w:r>
-      <w:r>
-        <w:t xml:space="preserve"> </w:t>
-      </w:r>
-      <w:r>
-        <w:t xml:space="preserve">“Uncovering Novel Mutational Signatures by de Novo Extraction with</w:t>
-      </w:r>
-      <w:r>
-        <w:t xml:space="preserve"> </w:t>
-      </w:r>
-      <w:r>
-        <w:t xml:space="preserve">SigProfilerExtractor</w:t>
-      </w:r>
-      <w:r>
-        <w:t xml:space="preserve">.”</w:t>
-      </w:r>
-      <w:r>
-        <w:t xml:space="preserve"> </w:t>
-      </w:r>
-      <w:r>
-        <w:rPr>
-          <w:i/>
-          <w:iCs/>
-        </w:rPr>
-        <w:t xml:space="preserve">Cell Genomics</w:t>
-      </w:r>
-      <w:r>
-        <w:t xml:space="preserve"> </w:t>
-      </w:r>
-      <w:r>
-        <w:t xml:space="preserve">2 (11).</w:t>
-      </w:r>
-      <w:r>
-        <w:t xml:space="preserve"> </w:t>
-      </w:r>
-      <w:hyperlink r:id="rId36">
-        <w:r>
-          <w:rPr>
-            <w:rStyle w:val="Hyperlink"/>
-          </w:rPr>
-          <w:t xml:space="preserve">https://doi.org/10.1016/j.xgen.2022.100179</w:t>
-        </w:r>
-      </w:hyperlink>
-      <w:r>
-        <w:t xml:space="preserve">.</w:t>
-      </w:r>
-    </w:p>
-    <w:bookmarkEnd w:id="125"/>
-    <w:bookmarkStart w:id="127" w:name="ref-jinAccurateSensitiveMutational2024"/>
-    <w:p>
-      <w:pPr>
-        <w:pStyle w:val="Bibliography"/>
-      </w:pPr>
-      <w:r>
-        <w:t xml:space="preserve">Jin, Hu, Doga C. Gulhan, Benedikt Geiger, Daniel Ben-Isvy, David Geng, Viktor Ljungström, and Peter J. Park. 2024.</w:t>
-      </w:r>
-      <w:r>
-        <w:t xml:space="preserve"> </w:t>
-      </w:r>
-      <w:r>
-        <w:t xml:space="preserve">“Accurate and Sensitive Mutational Signature Analysis with</w:t>
-      </w:r>
-      <w:r>
-        <w:t xml:space="preserve"> </w:t>
-      </w:r>
-      <w:r>
-        <w:t xml:space="preserve">MuSiCal</w:t>
-      </w:r>
-      <w:r>
-        <w:t xml:space="preserve">.”</w:t>
-      </w:r>
-      <w:r>
-        <w:t xml:space="preserve"> </w:t>
-      </w:r>
-      <w:r>
-        <w:rPr>
-          <w:i/>
-          <w:iCs/>
-        </w:rPr>
-        <w:t xml:space="preserve">Nature Genetics</w:t>
-      </w:r>
-      <w:r>
-        <w:t xml:space="preserve"> </w:t>
-      </w:r>
-      <w:r>
-        <w:t xml:space="preserve">56 (3): 541–52.</w:t>
-      </w:r>
-      <w:r>
-        <w:t xml:space="preserve"> </w:t>
-      </w:r>
-      <w:hyperlink r:id="rId126">
-        <w:r>
-          <w:rPr>
-            <w:rStyle w:val="Hyperlink"/>
-          </w:rPr>
-          <w:t xml:space="preserve">https://doi.org/10.1038/s41588-024-01659-0</w:t>
-        </w:r>
-      </w:hyperlink>
-      <w:r>
-        <w:t xml:space="preserve">.</w:t>
-      </w:r>
-    </w:p>
-    <w:bookmarkEnd w:id="127"/>
-    <w:bookmarkStart w:id="129" w:name="ref-kohRedefinedInDelTaxonomy2025"/>
-    <w:p>
-      <w:pPr>
-        <w:pStyle w:val="Bibliography"/>
-      </w:pPr>
-      <w:r>
-        <w:t xml:space="preserve">Koh, Gene Ching Chiek, Arjun Scott Nanda, Giuseppe Rinaldi, Soraya Boushaki, Andrea Degasperi, Cherif Badja, Andrew Marcel Pregnall, et al. 2025.</w:t>
-      </w:r>
-      <w:r>
-        <w:t xml:space="preserve"> </w:t>
-      </w:r>
-      <w:r>
-        <w:t xml:space="preserve">“A Redefined</w:t>
-      </w:r>
-      <w:r>
-        <w:t xml:space="preserve"> </w:t>
-      </w:r>
-      <w:r>
-        <w:t xml:space="preserve">InDel</w:t>
-      </w:r>
-      <w:r>
-        <w:t xml:space="preserve"> </w:t>
-      </w:r>
-      <w:r>
-        <w:t xml:space="preserve">Taxonomy Provides Insights into Mutational Signatures.”</w:t>
-      </w:r>
-      <w:r>
-        <w:t xml:space="preserve"> </w:t>
-      </w:r>
-      <w:r>
-        <w:rPr>
-          <w:i/>
-          <w:iCs/>
-        </w:rPr>
-        <w:t xml:space="preserve">Nature Genetics</w:t>
-      </w:r>
-      <w:r>
-        <w:t xml:space="preserve">, April.</w:t>
-      </w:r>
-      <w:r>
-        <w:t xml:space="preserve"> </w:t>
-      </w:r>
-      <w:hyperlink r:id="rId128">
-        <w:r>
-          <w:rPr>
-            <w:rStyle w:val="Hyperlink"/>
-          </w:rPr>
-          <w:t xml:space="preserve">https://doi.org/10.1038/s41588-025-02152-y</w:t>
-        </w:r>
-      </w:hyperlink>
-      <w:r>
-        <w:t xml:space="preserve">.</w:t>
-      </w:r>
-    </w:p>
-    <w:bookmarkEnd w:id="129"/>
-    <w:bookmarkStart w:id="131" w:name="X148fb86d641004c3c51ccb118a6571c5577d2b2"/>
-    <w:p>
-      <w:pPr>
-        <w:pStyle w:val="Bibliography"/>
-      </w:pPr>
-      <w:r>
-        <w:t xml:space="preserve">Kucab, Jill E., Xueqing Zou, Sandro Morganella, Madeleine Joel, A. Scott Nanda, Eszter Nagy, Celine Gomez, et al. 2019.</w:t>
-      </w:r>
-      <w:r>
-        <w:t xml:space="preserve"> </w:t>
-      </w:r>
-      <w:r>
-        <w:t xml:space="preserve">“A</w:t>
-      </w:r>
-      <w:r>
-        <w:t xml:space="preserve"> </w:t>
-      </w:r>
-      <w:r>
-        <w:t xml:space="preserve">Compendium</w:t>
-      </w:r>
-      <w:r>
-        <w:t xml:space="preserve"> </w:t>
-      </w:r>
-      <w:r>
-        <w:t xml:space="preserve">of</w:t>
-      </w:r>
-      <w:r>
-        <w:t xml:space="preserve"> </w:t>
-      </w:r>
-      <w:r>
-        <w:t xml:space="preserve">Mutational Signatures</w:t>
-      </w:r>
-      <w:r>
-        <w:t xml:space="preserve"> </w:t>
-      </w:r>
-      <w:r>
-        <w:t xml:space="preserve">of</w:t>
-      </w:r>
-      <w:r>
-        <w:t xml:space="preserve"> </w:t>
-      </w:r>
-      <w:r>
-        <w:t xml:space="preserve">Environmental Agents</w:t>
-      </w:r>
-      <w:r>
-        <w:t xml:space="preserve">.”</w:t>
-      </w:r>
-      <w:r>
-        <w:t xml:space="preserve"> </w:t>
-      </w:r>
-      <w:r>
-        <w:rPr>
-          <w:i/>
-          <w:iCs/>
-        </w:rPr>
-        <w:t xml:space="preserve">Cell</w:t>
-      </w:r>
-      <w:r>
-        <w:t xml:space="preserve"> </w:t>
-      </w:r>
-      <w:r>
-        <w:t xml:space="preserve">177 (4): 821–836.e16.</w:t>
-      </w:r>
-      <w:r>
-        <w:t xml:space="preserve"> </w:t>
-      </w:r>
-      <w:hyperlink r:id="rId130">
-        <w:r>
-          <w:rPr>
-            <w:rStyle w:val="Hyperlink"/>
-          </w:rPr>
-          <w:t xml:space="preserve">https://doi.org/10.1016/j.cell.2019.03.001</w:t>
-        </w:r>
-      </w:hyperlink>
-      <w:r>
-        <w:t xml:space="preserve">.</w:t>
-      </w:r>
-    </w:p>
-    <w:bookmarkEnd w:id="131"/>
-    <w:bookmarkStart w:id="133" w:name="X45e2a1c72f0f427d36c72ba6020ccf6a6939872"/>
-    <w:p>
-      <w:pPr>
-        <w:pStyle w:val="Bibliography"/>
-      </w:pPr>
-      <w:r>
-        <w:t xml:space="preserve">Lawson, Andrew R. J., Federico Abascal, Tim H. H. Coorens, Yvette Hooks, Laura O’Neill, Calli Latimer, Keiran Raine, et al. 2020.</w:t>
-      </w:r>
-      <w:r>
-        <w:t xml:space="preserve"> </w:t>
-      </w:r>
-      <w:r>
-        <w:t xml:space="preserve">“Extensive Heterogeneity in Somatic Mutation and Selection in the Human Bladder.”</w:t>
-      </w:r>
-      <w:r>
-        <w:t xml:space="preserve"> </w:t>
-      </w:r>
-      <w:r>
-        <w:rPr>
-          <w:i/>
-          <w:iCs/>
-        </w:rPr>
-        <w:t xml:space="preserve">Science</w:t>
-      </w:r>
-      <w:r>
-        <w:t xml:space="preserve"> </w:t>
-      </w:r>
-      <w:r>
-        <w:t xml:space="preserve">370 (6512): 75–82.</w:t>
-      </w:r>
-      <w:r>
-        <w:t xml:space="preserve"> </w:t>
-      </w:r>
-      <w:hyperlink r:id="rId132">
-        <w:r>
-          <w:rPr>
-            <w:rStyle w:val="Hyperlink"/>
-          </w:rPr>
-          <w:t xml:space="preserve">https://doi.org/10.1126/science.aba8347</w:t>
-        </w:r>
-      </w:hyperlink>
-      <w:r>
-        <w:t xml:space="preserve">.</w:t>
-      </w:r>
-    </w:p>
-    <w:bookmarkEnd w:id="133"/>
-    <w:bookmarkStart w:id="135" w:name="ref-liuMSigHdpHierarchicalDirichlet2023"/>
-    <w:p>
-      <w:pPr>
-        <w:pStyle w:val="Bibliography"/>
-      </w:pPr>
-      <w:r>
-        <w:t xml:space="preserve">Liu, Mo, Yang Wu, Nanhai Jiang, Arnoud Boot, and Steven G Rozen. 2023.</w:t>
-      </w:r>
-      <w:r>
-        <w:t xml:space="preserve"> </w:t>
-      </w:r>
-      <w:r>
-        <w:t xml:space="preserve">“</w:t>
-      </w:r>
-      <w:r>
-        <w:t xml:space="preserve">mSigHdp</w:t>
-      </w:r>
-      <w:r>
-        <w:t xml:space="preserve">: Hierarchical</w:t>
-      </w:r>
-      <w:r>
-        <w:t xml:space="preserve"> </w:t>
-      </w:r>
-      <w:r>
-        <w:t xml:space="preserve">Dirichlet</w:t>
-      </w:r>
-      <w:r>
-        <w:t xml:space="preserve"> </w:t>
-      </w:r>
-      <w:r>
-        <w:t xml:space="preserve">Process Mixture Modeling for Mutational Signature Discovery.”</w:t>
-      </w:r>
-      <w:r>
-        <w:t xml:space="preserve"> </w:t>
-      </w:r>
-      <w:r>
-        <w:rPr>
-          <w:i/>
-          <w:iCs/>
-        </w:rPr>
-        <w:t xml:space="preserve">NAR Genomics and Bioinformatics</w:t>
-      </w:r>
-      <w:r>
-        <w:t xml:space="preserve"> </w:t>
-      </w:r>
-      <w:r>
-        <w:t xml:space="preserve">5 (1): lqad005.</w:t>
-      </w:r>
-      <w:r>
-        <w:t xml:space="preserve"> </w:t>
-      </w:r>
-      <w:hyperlink r:id="rId134">
-        <w:r>
-          <w:rPr>
-            <w:rStyle w:val="Hyperlink"/>
-          </w:rPr>
-          <w:t xml:space="preserve">https://doi.org/10.1093/nargab/lqad005</w:t>
-        </w:r>
-      </w:hyperlink>
-      <w:r>
-        <w:t xml:space="preserve">.</w:t>
-      </w:r>
-    </w:p>
-    <w:bookmarkEnd w:id="135"/>
-    <w:bookmarkStart w:id="137" w:name="X49ceb34c05e01e27faa9d8fd2147bd900d490cd"/>
-    <w:p>
-      <w:pPr>
-        <w:pStyle w:val="Bibliography"/>
-      </w:pPr>
-      <w:r>
-        <w:t xml:space="preserve">Martínez-Jiménez, Francisco, Ali Movasati, Sascha Remy Brunner, Luan Nguyen, Peter Priestley, Edwin Cuppen, and Arne Van Hoeck. 2023.</w:t>
-      </w:r>
-      <w:r>
-        <w:t xml:space="preserve"> </w:t>
-      </w:r>
-      <w:r>
-        <w:t xml:space="preserve">“Pan-Cancer Whole-Genome Comparison of Primary and Metastatic Solid Tumours.”</w:t>
-      </w:r>
-      <w:r>
-        <w:t xml:space="preserve"> </w:t>
-      </w:r>
-      <w:r>
-        <w:rPr>
-          <w:i/>
-          <w:iCs/>
-        </w:rPr>
-        <w:t xml:space="preserve">Nature</w:t>
-      </w:r>
-      <w:r>
-        <w:t xml:space="preserve"> </w:t>
-      </w:r>
-      <w:r>
-        <w:t xml:space="preserve">618 (7964): 333–41.</w:t>
-      </w:r>
-      <w:r>
-        <w:t xml:space="preserve"> </w:t>
-      </w:r>
-      <w:hyperlink r:id="rId136">
-        <w:r>
-          <w:rPr>
-            <w:rStyle w:val="Hyperlink"/>
-          </w:rPr>
-          <w:t xml:space="preserve">https://doi.org/10.1038/s41586-023-06054-z</w:t>
-        </w:r>
-      </w:hyperlink>
-      <w:r>
-        <w:t xml:space="preserve">.</w:t>
-      </w:r>
-    </w:p>
-    <w:bookmarkEnd w:id="137"/>
-    <w:bookmarkStart w:id="139" w:name="X8db2f2efca0aa691b0609e5b657f073491f7282"/>
-    <w:p>
-      <w:pPr>
-        <w:pStyle w:val="Bibliography"/>
-      </w:pPr>
-      <w:r>
-        <w:t xml:space="preserve">Mellon, Isabel, Graciela Spivak, and Philip C. Hanawalt. 1987.</w:t>
-      </w:r>
-      <w:r>
-        <w:t xml:space="preserve"> </w:t>
-      </w:r>
-      <w:r>
-        <w:t xml:space="preserve">“Selective Removal of Transcription-Blocking</w:t>
-      </w:r>
-      <w:r>
-        <w:t xml:space="preserve"> </w:t>
-      </w:r>
-      <w:r>
-        <w:t xml:space="preserve">DNA</w:t>
-      </w:r>
-      <w:r>
-        <w:t xml:space="preserve"> </w:t>
-      </w:r>
-      <w:r>
-        <w:t xml:space="preserve">Damage from the Transcribed Strand of the Mammalian</w:t>
-      </w:r>
-      <w:r>
-        <w:t xml:space="preserve"> </w:t>
-      </w:r>
-      <w:r>
-        <w:t xml:space="preserve">DHFR</w:t>
-      </w:r>
-      <w:r>
-        <w:t xml:space="preserve"> </w:t>
-      </w:r>
-      <w:r>
-        <w:t xml:space="preserve">Gene.”</w:t>
-      </w:r>
-      <w:r>
-        <w:t xml:space="preserve"> </w:t>
-      </w:r>
-      <w:r>
-        <w:rPr>
-          <w:i/>
-          <w:iCs/>
-        </w:rPr>
-        <w:t xml:space="preserve">Cell</w:t>
-      </w:r>
-      <w:r>
-        <w:t xml:space="preserve"> </w:t>
-      </w:r>
-      <w:r>
-        <w:t xml:space="preserve">51 (2): 241–49.</w:t>
-      </w:r>
-      <w:r>
-        <w:t xml:space="preserve"> </w:t>
-      </w:r>
-      <w:hyperlink r:id="rId138">
-        <w:r>
-          <w:rPr>
-            <w:rStyle w:val="Hyperlink"/>
-          </w:rPr>
-          <w:t xml:space="preserve">https://doi.org/10.1016/0092-8674(87)90151-6</w:t>
-        </w:r>
-      </w:hyperlink>
-      <w:r>
-        <w:t xml:space="preserve">.</w:t>
-      </w:r>
-    </w:p>
-    <w:bookmarkEnd w:id="139"/>
-    <w:bookmarkStart w:id="141" w:name="X2154cd2b571ad455f134489361693bf3a92f3c3"/>
-    <w:p>
-      <w:pPr>
-        <w:pStyle w:val="Bibliography"/>
-      </w:pPr>
-      <w:r>
-        <w:t xml:space="preserve">Moody, Sarah, Sergey Senkin, S. M. Ashiqul Islam, Jingwei Wang, Dariush Nasrollahzadeh, Ricardo Cortez Cardoso Penha, Stephen Fitzgerald, et al. 2021.</w:t>
-      </w:r>
-      <w:r>
-        <w:t xml:space="preserve"> </w:t>
-      </w:r>
-      <w:r>
-        <w:t xml:space="preserve">“Mutational Signatures in Esophageal Squamous Cell Carcinoma from Eight Countries with Varying Incidence.”</w:t>
-      </w:r>
-      <w:r>
-        <w:t xml:space="preserve"> </w:t>
-      </w:r>
-      <w:r>
-        <w:rPr>
-          <w:i/>
-          <w:iCs/>
-        </w:rPr>
-        <w:t xml:space="preserve">Nature Genetics</w:t>
-      </w:r>
-      <w:r>
-        <w:t xml:space="preserve"> </w:t>
-      </w:r>
-      <w:r>
-        <w:t xml:space="preserve">53: 1553–63.</w:t>
-      </w:r>
-      <w:r>
-        <w:t xml:space="preserve"> </w:t>
-      </w:r>
-      <w:hyperlink r:id="rId140">
-        <w:r>
-          <w:rPr>
-            <w:rStyle w:val="Hyperlink"/>
-          </w:rPr>
-          <w:t xml:space="preserve">https://doi.org/10.1038/s41588-021-00928-6</w:t>
-        </w:r>
-      </w:hyperlink>
-      <w:r>
-        <w:t xml:space="preserve">.</w:t>
-      </w:r>
-    </w:p>
-    <w:bookmarkEnd w:id="141"/>
-    <w:bookmarkStart w:id="143" w:name="ref-ngAristolochicAcidsTheir2017"/>
-    <w:p>
-      <w:pPr>
-        <w:pStyle w:val="Bibliography"/>
-      </w:pPr>
-      <w:r>
-        <w:t xml:space="preserve">Ng, Alvin W T, Song Ling Poon, Mi Ni Huang, Jing Quan Lim, Arnoud Boot, Willie Yu, Yuka Suzuki, et al. 2017.</w:t>
-      </w:r>
-      <w:r>
-        <w:t xml:space="preserve"> </w:t>
-      </w:r>
-      <w:r>
-        <w:t xml:space="preserve">“Aristolochic Acids and Their Derivatives Are Widely Implicated in Liver Cancers in</w:t>
-      </w:r>
-      <w:r>
-        <w:t xml:space="preserve"> </w:t>
-      </w:r>
-      <w:r>
-        <w:t xml:space="preserve">Taiwan</w:t>
-      </w:r>
-      <w:r>
-        <w:t xml:space="preserve"> </w:t>
-      </w:r>
-      <w:r>
-        <w:t xml:space="preserve">and Throughout</w:t>
-      </w:r>
-      <w:r>
-        <w:t xml:space="preserve"> </w:t>
-      </w:r>
-      <w:r>
-        <w:t xml:space="preserve">Asia</w:t>
-      </w:r>
-      <w:r>
-        <w:t xml:space="preserve">.”</w:t>
-      </w:r>
-      <w:r>
-        <w:t xml:space="preserve"> </w:t>
-      </w:r>
-      <w:hyperlink r:id="rId142">
-        <w:r>
-          <w:rPr>
-            <w:rStyle w:val="Hyperlink"/>
-          </w:rPr>
-          <w:t xml:space="preserve">https://doi.org/10.1126/scitranslmed.aan6446</w:t>
-        </w:r>
-      </w:hyperlink>
-      <w:r>
-        <w:t xml:space="preserve">.</w:t>
-      </w:r>
-    </w:p>
-    <w:bookmarkEnd w:id="143"/>
-    <w:bookmarkStart w:id="145" w:name="X9bae9327c1bd49928fbabd6900de106ed155012"/>
-    <w:p>
-      <w:pPr>
-        <w:pStyle w:val="Bibliography"/>
-      </w:pPr>
-      <w:r>
-        <w:t xml:space="preserve">Nik-Zainal, Serena, Ludmil B. Alexandrov, David C. Wedge, Peter Van Loo, Christopher D. Greenman, Keiran Raine, David Jones, et al. 2012.</w:t>
-      </w:r>
-      <w:r>
-        <w:t xml:space="preserve"> </w:t>
-      </w:r>
-      <w:r>
-        <w:t xml:space="preserve">“Mutational Processes Molding the Genomes of 21 Breast Cancers.”</w:t>
-      </w:r>
-      <w:r>
-        <w:t xml:space="preserve"> </w:t>
-      </w:r>
-      <w:r>
-        <w:rPr>
-          <w:i/>
-          <w:iCs/>
-        </w:rPr>
-        <w:t xml:space="preserve">Cell</w:t>
-      </w:r>
-      <w:r>
-        <w:t xml:space="preserve"> </w:t>
-      </w:r>
-      <w:r>
-        <w:t xml:space="preserve">149 (5): 979–93.</w:t>
-      </w:r>
-      <w:r>
-        <w:t xml:space="preserve"> </w:t>
-      </w:r>
-      <w:hyperlink r:id="rId144">
-        <w:r>
-          <w:rPr>
-            <w:rStyle w:val="Hyperlink"/>
-          </w:rPr>
-          <w:t xml:space="preserve">https://doi.org/10.1016/j.cell.2012.04.024</w:t>
-        </w:r>
-      </w:hyperlink>
-      <w:r>
-        <w:t xml:space="preserve">.</w:t>
-      </w:r>
-    </w:p>
-    <w:bookmarkEnd w:id="145"/>
-    <w:bookmarkStart w:id="147" w:name="ref-poonMutationSignaturesImplicate2015"/>
+    <w:bookmarkEnd w:id="149"/>
+    <w:bookmarkStart w:id="151" w:name="ref-poonMutationSignaturesImplicate2015"/>
     <w:p>
       <w:pPr>
         <w:pStyle w:val="Bibliography"/>
@@ -11933,7 +12436,7 @@
       <w:r>
         <w:t xml:space="preserve"> </w:t>
       </w:r>
-      <w:hyperlink r:id="rId146">
+      <w:hyperlink r:id="rId150">
         <w:r>
           <w:rPr>
             <w:rStyle w:val="Hyperlink"/>
@@ -11945,8 +12448,8 @@
         <w:t xml:space="preserve">.</w:t>
       </w:r>
     </w:p>
-    <w:bookmarkEnd w:id="147"/>
-    <w:bookmarkStart w:id="149" w:name="Xab5dca634291036ce6266bf93900aa3b341df6b"/>
+    <w:bookmarkEnd w:id="151"/>
+    <w:bookmarkStart w:id="153" w:name="Xab5dca634291036ce6266bf93900aa3b341df6b"/>
     <w:p>
       <w:pPr>
         <w:pStyle w:val="Bibliography"/>
@@ -12021,7 +12524,7 @@
       <w:r>
         <w:t xml:space="preserve"> </w:t>
       </w:r>
-      <w:hyperlink r:id="rId148">
+      <w:hyperlink r:id="rId152">
         <w:r>
           <w:rPr>
             <w:rStyle w:val="Hyperlink"/>
@@ -12033,8 +12536,8 @@
         <w:t xml:space="preserve">.</w:t>
       </w:r>
     </w:p>
-    <w:bookmarkEnd w:id="149"/>
-    <w:bookmarkStart w:id="151" w:name="X55ce29f209317d814b5c97b007feef3f4913dbe"/>
+    <w:bookmarkEnd w:id="153"/>
+    <w:bookmarkStart w:id="155" w:name="X55ce29f209317d814b5c97b007feef3f4913dbe"/>
     <w:p>
       <w:pPr>
         <w:pStyle w:val="Bibliography"/>
@@ -12067,7 +12570,7 @@
       <w:r>
         <w:t xml:space="preserve"> </w:t>
       </w:r>
-      <w:hyperlink r:id="rId150">
+      <w:hyperlink r:id="rId154">
         <w:r>
           <w:rPr>
             <w:rStyle w:val="Hyperlink"/>
@@ -12079,8 +12582,8 @@
         <w:t xml:space="preserve">.</w:t>
       </w:r>
     </w:p>
-    <w:bookmarkEnd w:id="151"/>
-    <w:bookmarkStart w:id="153" w:name="X152f85e1688b7d24b436a6b32c84dd81f9e6250"/>
+    <w:bookmarkEnd w:id="155"/>
+    <w:bookmarkStart w:id="157" w:name="X152f85e1688b7d24b436a6b32c84dd81f9e6250"/>
     <w:p>
       <w:pPr>
         <w:pStyle w:val="Bibliography"/>
@@ -12125,7 +12628,7 @@
       <w:r>
         <w:t xml:space="preserve"> </w:t>
       </w:r>
-      <w:hyperlink r:id="rId152">
+      <w:hyperlink r:id="rId156">
         <w:r>
           <w:rPr>
             <w:rStyle w:val="Hyperlink"/>
@@ -12137,8 +12640,8 @@
         <w:t xml:space="preserve">.</w:t>
       </w:r>
     </w:p>
-    <w:bookmarkEnd w:id="153"/>
-    <w:bookmarkStart w:id="155" w:name="ref-rivaMutationalSignatureProfile2020"/>
+    <w:bookmarkEnd w:id="157"/>
+    <w:bookmarkStart w:id="159" w:name="ref-rivaMutationalSignatureProfile2020"/>
     <w:p>
       <w:pPr>
         <w:pStyle w:val="Bibliography"/>
@@ -12171,7 +12674,7 @@
       <w:r>
         <w:t xml:space="preserve"> </w:t>
       </w:r>
-      <w:hyperlink r:id="rId154">
+      <w:hyperlink r:id="rId158">
         <w:r>
           <w:rPr>
             <w:rStyle w:val="Hyperlink"/>
@@ -12183,8 +12686,8 @@
         <w:t xml:space="preserve">.</w:t>
       </w:r>
     </w:p>
-    <w:bookmarkEnd w:id="155"/>
-    <w:bookmarkStart w:id="157" w:name="ref-vrielingDNAStrandSpecificity1989"/>
+    <w:bookmarkEnd w:id="159"/>
+    <w:bookmarkStart w:id="161" w:name="ref-vrielingDNAStrandSpecificity1989"/>
     <w:p>
       <w:pPr>
         <w:pStyle w:val="Bibliography"/>
@@ -12235,7 +12738,7 @@
       <w:r>
         <w:t xml:space="preserve"> </w:t>
       </w:r>
-      <w:hyperlink r:id="rId156">
+      <w:hyperlink r:id="rId160">
         <w:r>
           <w:rPr>
             <w:rStyle w:val="Hyperlink"/>
@@ -12247,16 +12750,16 @@
         <w:t xml:space="preserve">.</w:t>
       </w:r>
     </w:p>
-    <w:bookmarkEnd w:id="157"/>
-    <w:bookmarkEnd w:id="158"/>
+    <w:bookmarkEnd w:id="161"/>
+    <w:bookmarkEnd w:id="162"/>
     <w:p>
       <w:r>
         <w:br w:type="page"/>
       </w:r>
     </w:p>
-    <w:bookmarkEnd w:id="159"/>
-    <w:bookmarkEnd w:id="160"/>
-    <w:bookmarkStart w:id="162" w:name="table-1"/>
+    <w:bookmarkEnd w:id="163"/>
+    <w:bookmarkEnd w:id="164"/>
+    <w:bookmarkStart w:id="166" w:name="table-1"/>
     <w:p>
       <w:pPr>
         <w:pStyle w:val="Heading1"/>
@@ -12278,7 +12781,7 @@
       <w:tr>
         <w:tc>
           <w:tcPr/>
-          <w:bookmarkStart w:id="161" w:name="tbl-corr"/>
+          <w:bookmarkStart w:id="165" w:name="tbl-corr"/>
           <w:p>
             <w:pPr>
               <w:jc w:val="center"/>
@@ -16598,7 +17101,7 @@
               </w:tc>
             </w:tr>
           </w:tbl>
-          <w:bookmarkEnd w:id="161"/>
+          <w:bookmarkEnd w:id="165"/>
           <w:p/>
         </w:tc>
       </w:tr>
@@ -16642,8 +17145,8 @@
         <w:br w:type="page"/>
       </w:r>
     </w:p>
-    <w:bookmarkEnd w:id="162"/>
-    <w:bookmarkStart w:id="187" w:name="figures"/>
+    <w:bookmarkEnd w:id="166"/>
+    <w:bookmarkStart w:id="191" w:name="figures"/>
     <w:p>
       <w:pPr>
         <w:pStyle w:val="Heading1"/>
@@ -16665,7 +17168,7 @@
       <w:tr>
         <w:tc>
           <w:tcPr/>
-          <w:bookmarkStart w:id="166" w:name="fig-aa"/>
+          <w:bookmarkStart w:id="170" w:name="fig-aa"/>
           <w:p>
             <w:pPr>
               <w:pStyle w:val="Compact"/>
@@ -16676,18 +17179,18 @@
                 <wp:inline>
                   <wp:extent cx="5334000" cy="3556000"/>
                   <wp:effectExtent b="0" l="0" r="0" t="0"/>
-                  <wp:docPr descr="" title="" id="164" name="Picture"/>
+                  <wp:docPr descr="" title="" id="168" name="Picture"/>
                   <a:graphic>
                     <a:graphicData uri="http://schemas.openxmlformats.org/drawingml/2006/picture">
                       <pic:pic>
                         <pic:nvPicPr>
-                          <pic:cNvPr descr="main_figures/cropped/fig1.pdf" id="165" name="Picture"/>
+                          <pic:cNvPr descr="main_figures/cropped/fig1.pdf" id="169" name="Picture"/>
                           <pic:cNvPicPr>
                             <a:picLocks noChangeArrowheads="1" noChangeAspect="1"/>
                           </pic:cNvPicPr>
                         </pic:nvPicPr>
                         <pic:blipFill>
-                          <a:blip r:embed="rId163"/>
+                          <a:blip r:embed="rId167"/>
                           <a:stretch>
                             <a:fillRect/>
                           </a:stretch>
@@ -16751,7 +17254,7 @@
               <w:t xml:space="preserve">three classification schemes.</w:t>
             </w:r>
           </w:p>
-          <w:bookmarkEnd w:id="166"/>
+          <w:bookmarkEnd w:id="170"/>
         </w:tc>
       </w:tr>
     </w:tbl>
@@ -17127,153 +17630,7 @@
       <w:tr>
         <w:tc>
           <w:tcPr/>
-          <w:bookmarkStart w:id="170" w:name="fig-sigs83"/>
-          <w:p>
-            <w:pPr>
-              <w:pStyle w:val="Compact"/>
-              <w:jc w:val="center"/>
-            </w:pPr>
-            <w:r>
-              <w:drawing>
-                <wp:inline>
-                  <wp:extent cx="5334000" cy="3555999"/>
-                  <wp:effectExtent b="0" l="0" r="0" t="0"/>
-                  <wp:docPr descr="" title="" id="168" name="Picture"/>
-                  <a:graphic>
-                    <a:graphicData uri="http://schemas.openxmlformats.org/drawingml/2006/picture">
-                      <pic:pic>
-                        <pic:nvPicPr>
-                          <pic:cNvPr descr="main_figures/cropped/fig2.pdf" id="169" name="Picture"/>
-                          <pic:cNvPicPr>
-                            <a:picLocks noChangeArrowheads="1" noChangeAspect="1"/>
-                          </pic:cNvPicPr>
-                        </pic:nvPicPr>
-                        <pic:blipFill>
-                          <a:blip r:embed="rId167"/>
-                          <a:stretch>
-                            <a:fillRect/>
-                          </a:stretch>
-                        </pic:blipFill>
-                        <pic:spPr bwMode="auto">
-                          <a:xfrm>
-                            <a:off x="0" y="0"/>
-                            <a:ext cx="5334000" cy="3555999"/>
-                          </a:xfrm>
-                          <a:prstGeom prst="rect">
-                            <a:avLst/>
-                          </a:prstGeom>
-                          <a:noFill/>
-                          <a:ln w="9525">
-                            <a:noFill/>
-                            <a:headEnd/>
-                            <a:tailEnd/>
-                          </a:ln>
-                        </pic:spPr>
-                      </pic:pic>
-                    </a:graphicData>
-                  </a:graphic>
-                </wp:inline>
-              </w:drawing>
-            </w:r>
-          </w:p>
-          <w:p>
-            <w:pPr>
-              <w:jc w:val="center"/>
-            </w:pPr>
-            <w:pPr>
-              <w:jc w:val="left"/>
-              <w:spacing w:before="200"/>
-              <w:pStyle w:val="ImageCaption"/>
-            </w:pPr>
-            <w:r>
-              <w:t xml:space="preserve">Figure 2:</w:t>
-            </w:r>
-            <w:r>
-              <w:t xml:space="preserve"> </w:t>
-            </w:r>
-            <w:r>
-              <w:rPr>
-                <w:b/>
-                <w:bCs/>
-              </w:rPr>
-              <w:t xml:space="preserve">Profiles of signatures extracted in the 83-type classification</w:t>
-            </w:r>
-            <w:r>
-              <w:rPr>
-                <w:b/>
-                <w:bCs/>
-              </w:rPr>
-              <w:t xml:space="preserve"> </w:t>
-            </w:r>
-            <w:r>
-              <w:rPr>
-                <w:b/>
-                <w:bCs/>
-              </w:rPr>
-              <w:t xml:space="preserve">scheme</w:t>
-            </w:r>
-          </w:p>
-          <w:bookmarkEnd w:id="170"/>
-        </w:tc>
-      </w:tr>
-    </w:tbl>
-    <w:p>
-      <w:pPr>
-        <w:pStyle w:val="BodyText"/>
-      </w:pPr>
-      <w:r>
-        <w:t xml:space="preserve">The x-axes represents indel categories and the y-axes indicate the</w:t>
-      </w:r>
-      <w:r>
-        <w:t xml:space="preserve"> </w:t>
-      </w:r>
-      <w:r>
-        <w:t xml:space="preserve">proportion of each indel category within each signature. Signatures</w:t>
-      </w:r>
-      <w:r>
-        <w:t xml:space="preserve"> </w:t>
-      </w:r>
-      <w:r>
-        <w:t xml:space="preserve">C_ID1 through C_ID23 match reference signatures in COSMIC 3.5 and</w:t>
-      </w:r>
-      <w:r>
-        <w:t xml:space="preserve"> </w:t>
-      </w:r>
-      <w:r>
-        <w:t xml:space="preserve">follow the same numbering. For example C_ID1 matches ID1. The</w:t>
-      </w:r>
-      <w:r>
-        <w:t xml:space="preserve"> </w:t>
-      </w:r>
-      <w:r>
-        <w:t xml:space="preserve">remaining signatures, ID_A through ID_O were not present in COSMIC</w:t>
-      </w:r>
-      <w:r>
-        <w:t xml:space="preserve"> </w:t>
-      </w:r>
-      <w:r>
-        <w:t xml:space="preserve">3.5.</w:t>
-      </w:r>
-    </w:p>
-    <w:p>
-      <w:r>
-        <w:br w:type="page"/>
-      </w:r>
-    </w:p>
-    <w:tbl>
-      <w:tblPr>
-        <w:tblStyle w:val="Table"/>
-        <w:tblW w:type="pct" w:w="5000"/>
-        <w:tblLayout w:type="fixed"/>
-        <w:tblLook w:firstRow="0" w:lastRow="0" w:firstColumn="0" w:lastColumn="0" w:noHBand="0" w:noVBand="0" w:val="0000"/>
-      </w:tblPr>
-      <w:tblGrid>
-        <w:gridCol w:w="7920"/>
-      </w:tblGrid>
-      <w:tr>
-        <w:tc>
-          <w:tcPr/>
-          <w:bookmarkStart w:id="174" w:name="fig-sigs89"/>
+          <w:bookmarkStart w:id="174" w:name="fig-sigs83"/>
           <w:p>
             <w:pPr>
               <w:pStyle w:val="Compact"/>
@@ -17289,7 +17646,7 @@
                     <a:graphicData uri="http://schemas.openxmlformats.org/drawingml/2006/picture">
                       <pic:pic>
                         <pic:nvPicPr>
-                          <pic:cNvPr descr="main_figures/cropped/fig3.pdf" id="173" name="Picture"/>
+                          <pic:cNvPr descr="main_figures/cropped/fig2.pdf" id="173" name="Picture"/>
                           <pic:cNvPicPr>
                             <a:picLocks noChangeArrowheads="1" noChangeAspect="1"/>
                           </pic:cNvPicPr>
@@ -17332,7 +17689,7 @@
               <w:pStyle w:val="ImageCaption"/>
             </w:pPr>
             <w:r>
-              <w:t xml:space="preserve">Figure 3:</w:t>
+              <w:t xml:space="preserve">Figure 2:</w:t>
             </w:r>
             <w:r>
               <w:t xml:space="preserve"> </w:t>
@@ -17342,7 +17699,7 @@
                 <w:b/>
                 <w:bCs/>
               </w:rPr>
-              <w:t xml:space="preserve">Profiles of signatures extracted in the 89-type classification</w:t>
+              <w:t xml:space="preserve">Profiles of signatures extracted in the 83-type classification</w:t>
             </w:r>
             <w:r>
               <w:rPr>
@@ -17374,88 +17731,37 @@
         <w:t xml:space="preserve"> </w:t>
       </w:r>
       <w:r>
-        <w:t xml:space="preserve">proportion of</w:t>
-      </w:r>
-      <w:r>
-        <w:t xml:space="preserve"> </w:t>
-      </w:r>
-      <w:r>
-        <w:t xml:space="preserve">each indel category within each signature. For signatures that</w:t>
-      </w:r>
-      <w:r>
-        <w:t xml:space="preserve"> </w:t>
-      </w:r>
-      <w:r>
-        <w:t xml:space="preserve">correspond to</w:t>
-      </w:r>
-      <w:r>
-        <w:t xml:space="preserve"> </w:t>
-      </w:r>
-      <w:r>
-        <w:t xml:space="preserve">reference signatures in we use the same numbering and add suffixes (a,</w:t>
-      </w:r>
-      <w:r>
-        <w:t xml:space="preserve"> </w:t>
-      </w:r>
-      <w:r>
-        <w:t xml:space="preserve">b, c, d)</w:t>
-      </w:r>
-      <w:r>
-        <w:t xml:space="preserve"> </w:t>
-      </w:r>
-      <w:r>
-        <w:t xml:space="preserve">when a single COSMIC signature maps to multiple signatures in the</w:t>
-      </w:r>
-      <w:r>
-        <w:t xml:space="preserve"> </w:t>
-      </w:r>
-      <w:r>
-        <w:t xml:space="preserve">89-type</w:t>
-      </w:r>
-      <w:r>
-        <w:t xml:space="preserve"> </w:t>
-      </w:r>
-      <w:r>
-        <w:t xml:space="preserve">classification. The identifier prefix</w:t>
-      </w:r>
-      <w:r>
-        <w:t xml:space="preserve"> </w:t>
-      </w:r>
-      <w:r>
-        <w:t xml:space="preserve">“InsDel”</w:t>
-      </w:r>
-      <w:r>
-        <w:t xml:space="preserve"> </w:t>
-      </w:r>
-      <w:r>
-        <w:t xml:space="preserve">distinguish these</w:t>
-      </w:r>
-      <w:r>
-        <w:t xml:space="preserve"> </w:t>
-      </w:r>
-      <w:r>
-        <w:t xml:space="preserve">signatures</w:t>
-      </w:r>
-      <w:r>
-        <w:t xml:space="preserve"> </w:t>
-      </w:r>
-      <w:r>
-        <w:t xml:space="preserve">from signatures in COSMIC (prefix</w:t>
-      </w:r>
-      <w:r>
-        <w:t xml:space="preserve"> </w:t>
-      </w:r>
-      <w:r>
-        <w:t xml:space="preserve">“ID”</w:t>
-      </w:r>
-      <w:r>
-        <w:t xml:space="preserve">) and Koh et al., 2025 (prefix</w:t>
-      </w:r>
-      <w:r>
-        <w:t xml:space="preserve"> </w:t>
-      </w:r>
-      <w:r>
-        <w:t xml:space="preserve">InD).</w:t>
+        <w:t xml:space="preserve">proportion of each indel category within each signature. C_ID1 is shown</w:t>
+      </w:r>
+      <w:r>
+        <w:t xml:space="preserve"> </w:t>
+      </w:r>
+      <w:r>
+        <w:t xml:space="preserve">with full axis labels, and the remaining signatures are shown as</w:t>
+      </w:r>
+      <w:r>
+        <w:t xml:space="preserve"> </w:t>
+      </w:r>
+      <w:r>
+        <w:t xml:space="preserve">thumbnails on the same scale of categories. Signatures C_ID1 through</w:t>
+      </w:r>
+      <w:r>
+        <w:t xml:space="preserve"> </w:t>
+      </w:r>
+      <w:r>
+        <w:t xml:space="preserve">C_ID23 match reference signatures in COSMIC v3.6 and follow the same</w:t>
+      </w:r>
+      <w:r>
+        <w:t xml:space="preserve"> </w:t>
+      </w:r>
+      <w:r>
+        <w:t xml:space="preserve">numbering. For example, C_ID1 matches ID1. The remaining signatures,</w:t>
+      </w:r>
+      <w:r>
+        <w:t xml:space="preserve"> </w:t>
+      </w:r>
+      <w:r>
+        <w:t xml:space="preserve">ID_A through ID_N, were not present in COSMIC v3.6.</w:t>
       </w:r>
     </w:p>
     <w:p>
@@ -17476,7 +17782,7 @@
       <w:tr>
         <w:tc>
           <w:tcPr/>
-          <w:bookmarkStart w:id="178" w:name="fig-assoc"/>
+          <w:bookmarkStart w:id="178" w:name="fig-sigs89"/>
           <w:p>
             <w:pPr>
               <w:pStyle w:val="Compact"/>
@@ -17485,20 +17791,237 @@
             <w:r>
               <w:drawing>
                 <wp:inline>
-                  <wp:extent cx="5334000" cy="7265275"/>
+                  <wp:extent cx="5334000" cy="3555999"/>
                   <wp:effectExtent b="0" l="0" r="0" t="0"/>
                   <wp:docPr descr="" title="" id="176" name="Picture"/>
                   <a:graphic>
                     <a:graphicData uri="http://schemas.openxmlformats.org/drawingml/2006/picture">
                       <pic:pic>
                         <pic:nvPicPr>
-                          <pic:cNvPr descr="main_figures/cropped/fig4.pdf" id="177" name="Picture"/>
+                          <pic:cNvPr descr="main_figures/cropped/fig3.pdf" id="177" name="Picture"/>
                           <pic:cNvPicPr>
                             <a:picLocks noChangeArrowheads="1" noChangeAspect="1"/>
                           </pic:cNvPicPr>
                         </pic:nvPicPr>
                         <pic:blipFill>
                           <a:blip r:embed="rId175"/>
+                          <a:stretch>
+                            <a:fillRect/>
+                          </a:stretch>
+                        </pic:blipFill>
+                        <pic:spPr bwMode="auto">
+                          <a:xfrm>
+                            <a:off x="0" y="0"/>
+                            <a:ext cx="5334000" cy="3555999"/>
+                          </a:xfrm>
+                          <a:prstGeom prst="rect">
+                            <a:avLst/>
+                          </a:prstGeom>
+                          <a:noFill/>
+                          <a:ln w="9525">
+                            <a:noFill/>
+                            <a:headEnd/>
+                            <a:tailEnd/>
+                          </a:ln>
+                        </pic:spPr>
+                      </pic:pic>
+                    </a:graphicData>
+                  </a:graphic>
+                </wp:inline>
+              </w:drawing>
+            </w:r>
+          </w:p>
+          <w:p>
+            <w:pPr>
+              <w:jc w:val="center"/>
+            </w:pPr>
+            <w:pPr>
+              <w:jc w:val="left"/>
+              <w:spacing w:before="200"/>
+              <w:pStyle w:val="ImageCaption"/>
+            </w:pPr>
+            <w:r>
+              <w:t xml:space="preserve">Figure 3:</w:t>
+            </w:r>
+            <w:r>
+              <w:t xml:space="preserve"> </w:t>
+            </w:r>
+            <w:r>
+              <w:rPr>
+                <w:b/>
+                <w:bCs/>
+              </w:rPr>
+              <w:t xml:space="preserve">Profiles of signatures extracted in the 89-type classification</w:t>
+            </w:r>
+            <w:r>
+              <w:rPr>
+                <w:b/>
+                <w:bCs/>
+              </w:rPr>
+              <w:t xml:space="preserve"> </w:t>
+            </w:r>
+            <w:r>
+              <w:rPr>
+                <w:b/>
+                <w:bCs/>
+              </w:rPr>
+              <w:t xml:space="preserve">scheme</w:t>
+            </w:r>
+          </w:p>
+          <w:bookmarkEnd w:id="178"/>
+        </w:tc>
+      </w:tr>
+    </w:tbl>
+    <w:p>
+      <w:pPr>
+        <w:pStyle w:val="BodyText"/>
+      </w:pPr>
+      <w:r>
+        <w:t xml:space="preserve">The x-axes represent indel categories and the y-axes indicate the</w:t>
+      </w:r>
+      <w:r>
+        <w:t xml:space="preserve"> </w:t>
+      </w:r>
+      <w:r>
+        <w:t xml:space="preserve">proportion of each indel category within each signature. InsDel1a is</w:t>
+      </w:r>
+      <w:r>
+        <w:t xml:space="preserve"> </w:t>
+      </w:r>
+      <w:r>
+        <w:t xml:space="preserve">shown with full axis labels, followed by thumbnails of the signatures</w:t>
+      </w:r>
+      <w:r>
+        <w:t xml:space="preserve"> </w:t>
+      </w:r>
+      <w:r>
+        <w:t xml:space="preserve">that correspond to COSMIC reference signatures and then the signatures</w:t>
+      </w:r>
+      <w:r>
+        <w:t xml:space="preserve"> </w:t>
+      </w:r>
+      <w:r>
+        <w:t xml:space="preserve">that are new. For signatures that correspond to COSMIC reference</w:t>
+      </w:r>
+      <w:r>
+        <w:t xml:space="preserve"> </w:t>
+      </w:r>
+      <w:r>
+        <w:t xml:space="preserve">signatures, we use the same numbering and add suffixes (a, b, c) when a</w:t>
+      </w:r>
+      <w:r>
+        <w:t xml:space="preserve"> </w:t>
+      </w:r>
+      <w:r>
+        <w:t xml:space="preserve">single COSMIC signature maps to multiple 89-type signatures. New</w:t>
+      </w:r>
+      <w:r>
+        <w:t xml:space="preserve"> </w:t>
+      </w:r>
+      <w:r>
+        <w:t xml:space="preserve">signatures are lettered (InsDel_A to InsDel_N), with α and β</w:t>
+      </w:r>
+      <w:r>
+        <w:t xml:space="preserve"> </w:t>
+      </w:r>
+      <w:r>
+        <w:t xml:space="preserve">distinguishing two signatures that share a letter. The prefix</w:t>
+      </w:r>
+      <w:r>
+        <w:t xml:space="preserve"> </w:t>
+      </w:r>
+      <w:r>
+        <w:t xml:space="preserve">“InsDel”</w:t>
+      </w:r>
+      <w:r>
+        <w:t xml:space="preserve"> </w:t>
+      </w:r>
+      <w:r>
+        <w:t xml:space="preserve">distinguishes these signatures from those in COSMIC (prefix</w:t>
+      </w:r>
+      <w:r>
+        <w:t xml:space="preserve"> </w:t>
+      </w:r>
+      <w:r>
+        <w:t xml:space="preserve">“ID”</w:t>
+      </w:r>
+      <w:r>
+        <w:t xml:space="preserve">) and in</w:t>
+      </w:r>
+      <w:r>
+        <w:t xml:space="preserve"> </w:t>
+      </w:r>
+      <w:r>
+        <w:t xml:space="preserve">Koh et al. (</w:t>
+      </w:r>
+      <w:hyperlink w:anchor="ref-kohRedefinedInDelTaxonomy2025">
+        <w:r>
+          <w:rPr>
+            <w:rStyle w:val="Hyperlink"/>
+          </w:rPr>
+          <w:t xml:space="preserve">2025</w:t>
+        </w:r>
+      </w:hyperlink>
+      <w:r>
+        <w:t xml:space="preserve">)</w:t>
+      </w:r>
+      <w:r>
+        <w:t xml:space="preserve"> </w:t>
+      </w:r>
+      <w:r>
+        <w:t xml:space="preserve">(prefix</w:t>
+      </w:r>
+      <w:r>
+        <w:t xml:space="preserve"> </w:t>
+      </w:r>
+      <w:r>
+        <w:t xml:space="preserve">“InD”</w:t>
+      </w:r>
+      <w:r>
+        <w:t xml:space="preserve">).</w:t>
+      </w:r>
+    </w:p>
+    <w:p>
+      <w:r>
+        <w:br w:type="page"/>
+      </w:r>
+    </w:p>
+    <w:tbl>
+      <w:tblPr>
+        <w:tblStyle w:val="Table"/>
+        <w:tblW w:type="pct" w:w="5000"/>
+        <w:tblLayout w:type="fixed"/>
+        <w:tblLook w:firstRow="0" w:lastRow="0" w:firstColumn="0" w:lastColumn="0" w:noHBand="0" w:noVBand="0" w:val="0000"/>
+      </w:tblPr>
+      <w:tblGrid>
+        <w:gridCol w:w="7920"/>
+      </w:tblGrid>
+      <w:tr>
+        <w:tc>
+          <w:tcPr/>
+          <w:bookmarkStart w:id="182" w:name="fig-assoc"/>
+          <w:p>
+            <w:pPr>
+              <w:pStyle w:val="Compact"/>
+              <w:jc w:val="center"/>
+            </w:pPr>
+            <w:r>
+              <w:drawing>
+                <wp:inline>
+                  <wp:extent cx="5334000" cy="7265275"/>
+                  <wp:effectExtent b="0" l="0" r="0" t="0"/>
+                  <wp:docPr descr="" title="" id="180" name="Picture"/>
+                  <a:graphic>
+                    <a:graphicData uri="http://schemas.openxmlformats.org/drawingml/2006/picture">
+                      <pic:pic>
+                        <pic:nvPicPr>
+                          <pic:cNvPr descr="main_figures/cropped/fig4.pdf" id="181" name="Picture"/>
+                          <pic:cNvPicPr>
+                            <a:picLocks noChangeArrowheads="1" noChangeAspect="1"/>
+                          </pic:cNvPicPr>
+                        </pic:nvPicPr>
+                        <pic:blipFill>
+                          <a:blip r:embed="rId179"/>
                           <a:stretch>
                             <a:fillRect/>
                           </a:stretch>
@@ -17562,7 +18085,7 @@
               <w:t xml:space="preserve">and cancer types</w:t>
             </w:r>
           </w:p>
-          <w:bookmarkEnd w:id="178"/>
+          <w:bookmarkEnd w:id="182"/>
         </w:tc>
       </w:tr>
     </w:tbl>
@@ -17716,7 +18239,7 @@
       <w:tr>
         <w:tc>
           <w:tcPr/>
-          <w:bookmarkStart w:id="182" w:name="fig-topo"/>
+          <w:bookmarkStart w:id="186" w:name="fig-topo"/>
           <w:p>
             <w:pPr>
               <w:pStyle w:val="Compact"/>
@@ -17725,20 +18248,462 @@
             <w:r>
               <w:drawing>
                 <wp:inline>
-                  <wp:extent cx="5334000" cy="3556000"/>
+                  <wp:extent cx="5334000" cy="6021954"/>
                   <wp:effectExtent b="0" l="0" r="0" t="0"/>
-                  <wp:docPr descr="" title="" id="180" name="Picture"/>
+                  <wp:docPr descr="" title="" id="184" name="Picture"/>
                   <a:graphic>
                     <a:graphicData uri="http://schemas.openxmlformats.org/drawingml/2006/picture">
                       <pic:pic>
                         <pic:nvPicPr>
-                          <pic:cNvPr descr="main_figures/cropped/fig5.pdf" id="181" name="Picture"/>
+                          <pic:cNvPr descr="main_figures/cropped/fig5.pdf" id="185" name="Picture"/>
                           <pic:cNvPicPr>
                             <a:picLocks noChangeArrowheads="1" noChangeAspect="1"/>
                           </pic:cNvPicPr>
                         </pic:nvPicPr>
                         <pic:blipFill>
-                          <a:blip r:embed="rId179"/>
+                          <a:blip r:embed="rId183"/>
+                          <a:stretch>
+                            <a:fillRect/>
+                          </a:stretch>
+                        </pic:blipFill>
+                        <pic:spPr bwMode="auto">
+                          <a:xfrm>
+                            <a:off x="0" y="0"/>
+                            <a:ext cx="5334000" cy="6021954"/>
+                          </a:xfrm>
+                          <a:prstGeom prst="rect">
+                            <a:avLst/>
+                          </a:prstGeom>
+                          <a:noFill/>
+                          <a:ln w="9525">
+                            <a:noFill/>
+                            <a:headEnd/>
+                            <a:tailEnd/>
+                          </a:ln>
+                        </pic:spPr>
+                      </pic:pic>
+                    </a:graphicData>
+                  </a:graphic>
+                </wp:inline>
+              </w:drawing>
+            </w:r>
+          </w:p>
+          <w:p>
+            <w:pPr>
+              <w:jc w:val="center"/>
+            </w:pPr>
+            <w:pPr>
+              <w:jc w:val="left"/>
+              <w:spacing w:before="200"/>
+              <w:pStyle w:val="ImageCaption"/>
+            </w:pPr>
+            <w:r>
+              <w:t xml:space="preserve">Figure 5:</w:t>
+            </w:r>
+            <w:r>
+              <w:t xml:space="preserve"> </w:t>
+            </w:r>
+            <w:r>
+              <w:rPr>
+                <w:b/>
+                <w:bCs/>
+              </w:rPr>
+              <w:t xml:space="preserve">83-type mutational signatures asymmetries in strands, replication</w:t>
+            </w:r>
+            <w:r>
+              <w:rPr>
+                <w:b/>
+                <w:bCs/>
+              </w:rPr>
+              <w:t xml:space="preserve"> </w:t>
+            </w:r>
+            <w:r>
+              <w:rPr>
+                <w:b/>
+                <w:bCs/>
+              </w:rPr>
+              <w:t xml:space="preserve">timing and DNA regions.</w:t>
+            </w:r>
+          </w:p>
+          <w:bookmarkEnd w:id="186"/>
+        </w:tc>
+      </w:tr>
+    </w:tbl>
+    <w:p>
+      <w:pPr>
+        <w:pStyle w:val="BodyText"/>
+      </w:pPr>
+      <w:r>
+        <w:rPr>
+          <w:b/>
+          <w:bCs/>
+        </w:rPr>
+        <w:t xml:space="preserve">(A)</w:t>
+      </w:r>
+      <w:r>
+        <w:t xml:space="preserve"> </w:t>
+      </w:r>
+      <w:r>
+        <w:t xml:space="preserve">Transcription strand asymmetries of 83-type signatures. Each</w:t>
+      </w:r>
+      <w:r>
+        <w:t xml:space="preserve"> </w:t>
+      </w:r>
+      <w:r>
+        <w:t xml:space="preserve">row represents one 83-type signature, where n reflects the number of</w:t>
+      </w:r>
+      <w:r>
+        <w:t xml:space="preserve"> </w:t>
+      </w:r>
+      <w:r>
+        <w:t xml:space="preserve">cancer types in which the signature was found. Signatures consistently</w:t>
+      </w:r>
+      <w:r>
+        <w:t xml:space="preserve"> </w:t>
+      </w:r>
+      <w:r>
+        <w:t xml:space="preserve">enriched on the transcribed and untranscribed strands with p values</w:t>
+      </w:r>
+      <w:r>
+        <w:t xml:space="preserve"> </w:t>
+      </w:r>
+      <w:r>
+        <w:t xml:space="preserve">&lt; 0.05 (Fisher’s exact test) are shown in circles with red and dark</w:t>
+      </w:r>
+      <w:r>
+        <w:t xml:space="preserve"> </w:t>
+      </w:r>
+      <w:r>
+        <w:t xml:space="preserve">blue colors, respectively. Grey colors indicate inconsistent</w:t>
+      </w:r>
+      <w:r>
+        <w:t xml:space="preserve"> </w:t>
+      </w:r>
+      <w:r>
+        <w:t xml:space="preserve">enrichments in different cancer types. Columns display the odds ratio</w:t>
+      </w:r>
+      <w:r>
+        <w:t xml:space="preserve"> </w:t>
+      </w:r>
+      <w:r>
+        <w:t xml:space="preserve">between the ratio of real mutations and the ratio of simulated</w:t>
+      </w:r>
+      <w:r>
+        <w:t xml:space="preserve"> </w:t>
+      </w:r>
+      <w:r>
+        <w:t xml:space="preserve">mutations (See Methods). Only odds ratios above 1.10 are shown. Circle</w:t>
+      </w:r>
+      <w:r>
+        <w:t xml:space="preserve"> </w:t>
+      </w:r>
+      <w:r>
+        <w:t xml:space="preserve">sizes reflect the proportion of cancer types exhibiting the asymmetry</w:t>
+      </w:r>
+      <w:r>
+        <w:t xml:space="preserve"> </w:t>
+      </w:r>
+      <w:r>
+        <w:t xml:space="preserve">in a signature.</w:t>
+      </w:r>
+    </w:p>
+    <w:p>
+      <w:pPr>
+        <w:pStyle w:val="BodyText"/>
+      </w:pPr>
+      <w:r>
+        <w:t xml:space="preserve">Note on what</w:t>
+      </w:r>
+      <w:r>
+        <w:t xml:space="preserve"> </w:t>
+      </w:r>
+      <w:r>
+        <w:t xml:space="preserve">“transcribed strand”</w:t>
+      </w:r>
+      <w:r>
+        <w:t xml:space="preserve"> </w:t>
+      </w:r>
+      <w:r>
+        <w:t xml:space="preserve">and</w:t>
+      </w:r>
+      <w:r>
+        <w:t xml:space="preserve"> </w:t>
+      </w:r>
+      <w:r>
+        <w:t xml:space="preserve">“untranscribed strand”</w:t>
+      </w:r>
+      <w:r>
+        <w:t xml:space="preserve"> </w:t>
+      </w:r>
+      <w:r>
+        <w:t xml:space="preserve">mean here. We followed Otlu et al. 2023 (</w:t>
+      </w:r>
+      <w:hyperlink r:id="rId37">
+        <w:r>
+          <w:rPr>
+            <w:rStyle w:val="Hyperlink"/>
+          </w:rPr>
+          <w:t xml:space="preserve">https://doi.org/10.1016/j.celrep.2023.112930</w:t>
+        </w:r>
+      </w:hyperlink>
+      <w:r>
+        <w:t xml:space="preserve">), which states that mutations</w:t>
+      </w:r>
+      <w:r>
+        <w:t xml:space="preserve"> </w:t>
+      </w:r>
+      <w:r>
+        <w:t xml:space="preserve">“were oriented based on the reference strand and their pyrimidine context”</w:t>
+      </w:r>
+      <w:r>
+        <w:t xml:space="preserve">. An indel is therefore assigned to the strand that carries its pyrimidine bases. For example, deletion of a T from a poly-T/poly-A tract counts as being on the strand that carries the T’s, and deletion of a C from a poly-C/poly-G tract counts as being on the strand that carries the C’s (code: r.03_mergeInf.R and r.06_comupteOddsRatio.R in ID83_topography_analysis_code, where new.trans.strand = gene strand × pyrimidine strand, and -1 is labeled Transcribed). Phrases such as</w:t>
+      </w:r>
+      <w:r>
+        <w:t xml:space="preserve"> </w:t>
+      </w:r>
+      <w:r>
+        <w:t xml:space="preserve">“mutations enriched on the transcribed strand”</w:t>
+      </w:r>
+      <w:r>
+        <w:t xml:space="preserve"> </w:t>
+      </w:r>
+      <w:r>
+        <w:t xml:space="preserve">are shorthand for this convention, not a statement about which strand was damaged. For bulky adducts on purines (e.g., tobacco carcinogens on G), the damaged base is on the opposite strand from the pyrimidine. So</w:t>
+      </w:r>
+      <w:r>
+        <w:t xml:space="preserve"> </w:t>
+      </w:r>
+      <w:r>
+        <w:t xml:space="preserve">“enriched on the transcribed strand”</w:t>
+      </w:r>
+      <w:r>
+        <w:t xml:space="preserve"> </w:t>
+      </w:r>
+      <w:r>
+        <w:t xml:space="preserve">means the damaged purine was on the untranscribed strand, consistent with transcription-coupled repair removing damage from the transcribed strand. For UV, the damaged pyrimidines are the counted bases themselves, so</w:t>
+      </w:r>
+      <w:r>
+        <w:t xml:space="preserve"> </w:t>
+      </w:r>
+      <w:r>
+        <w:t xml:space="preserve">“enriched on the untranscribed strand”</w:t>
+      </w:r>
+      <w:r>
+        <w:t xml:space="preserve"> </w:t>
+      </w:r>
+      <w:r>
+        <w:t xml:space="preserve">means the damage was on the untranscribed strand. Otlu et al. use the same shorthand without spelling this out. The text in Results that discusses Figure 5A (C_ID3, C_ID18, C_ID13) should be revised accordingly, and the legend should say which base defines the strand.</w:t>
+      </w:r>
+    </w:p>
+    <w:p>
+      <w:pPr>
+        <w:pStyle w:val="BodyText"/>
+      </w:pPr>
+      <w:r>
+        <w:rPr>
+          <w:b/>
+          <w:bCs/>
+        </w:rPr>
+        <w:t xml:space="preserve">(B)</w:t>
+      </w:r>
+      <w:r>
+        <w:t xml:space="preserve"> </w:t>
+      </w:r>
+      <w:r>
+        <w:t xml:space="preserve">Replication strand asymmetries of 83-type signatures. Data are</w:t>
+      </w:r>
+      <w:r>
+        <w:t xml:space="preserve"> </w:t>
+      </w:r>
+      <w:r>
+        <w:t xml:space="preserve">presented in a format similar to the one in panel (A), with green and</w:t>
+      </w:r>
+      <w:r>
+        <w:t xml:space="preserve"> </w:t>
+      </w:r>
+      <w:r>
+        <w:t xml:space="preserve">orange colors indicating replication strand asymmetries on the lagging</w:t>
+      </w:r>
+      <w:r>
+        <w:t xml:space="preserve"> </w:t>
+      </w:r>
+      <w:r>
+        <w:t xml:space="preserve">and leading strands, respectively.</w:t>
+      </w:r>
+    </w:p>
+    <w:p>
+      <w:pPr>
+        <w:pStyle w:val="BodyText"/>
+      </w:pPr>
+      <w:r>
+        <w:rPr>
+          <w:b/>
+          <w:bCs/>
+        </w:rPr>
+        <w:t xml:space="preserve">(C)</w:t>
+      </w:r>
+      <w:r>
+        <w:t xml:space="preserve"> </w:t>
+      </w:r>
+      <w:r>
+        <w:t xml:space="preserve">Enrichment of mutations in genic and intergenic regions for</w:t>
+      </w:r>
+      <w:r>
+        <w:t xml:space="preserve"> </w:t>
+      </w:r>
+      <w:r>
+        <w:t xml:space="preserve">83-type signatures. Data are presented in a format similar to the one</w:t>
+      </w:r>
+      <w:r>
+        <w:t xml:space="preserve"> </w:t>
+      </w:r>
+      <w:r>
+        <w:t xml:space="preserve">in panel (A), with yellow and light blue colors indicating consistent</w:t>
+      </w:r>
+      <w:r>
+        <w:t xml:space="preserve"> </w:t>
+      </w:r>
+      <w:r>
+        <w:t xml:space="preserve">enrichment in genic and intergenic regions, respectively.</w:t>
+      </w:r>
+    </w:p>
+    <w:p>
+      <w:pPr>
+        <w:pStyle w:val="BodyText"/>
+      </w:pPr>
+      <w:r>
+        <w:rPr>
+          <w:b/>
+          <w:bCs/>
+        </w:rPr>
+        <w:t xml:space="preserve">(D)</w:t>
+      </w:r>
+      <w:r>
+        <w:t xml:space="preserve"> </w:t>
+      </w:r>
+      <w:r>
+        <w:t xml:space="preserve">83-type signatures associated with early and late replication</w:t>
+      </w:r>
+      <w:r>
+        <w:t xml:space="preserve"> </w:t>
+      </w:r>
+      <w:r>
+        <w:t xml:space="preserve">timing.</w:t>
+      </w:r>
+      <w:r>
+        <w:t xml:space="preserve"> </w:t>
+      </w:r>
+      <w:r>
+        <w:t xml:space="preserve">Relative mutation counts per replication-timing decile (y axes)</w:t>
+      </w:r>
+      <w:r>
+        <w:t xml:space="preserve"> </w:t>
+      </w:r>
+      <w:r>
+        <w:t xml:space="preserve">are presented for early (left) to late (right) replication domains.</w:t>
+      </w:r>
+      <w:r>
+        <w:t xml:space="preserve"> </w:t>
+      </w:r>
+      <w:r>
+        <w:t xml:space="preserve">Real mutations are shown as bars and simulated mutations as red dashed</w:t>
+      </w:r>
+      <w:r>
+        <w:t xml:space="preserve"> </w:t>
+      </w:r>
+      <w:r>
+        <w:t xml:space="preserve">lines, each scaled to its own maximum. The first four panels sum the</w:t>
+      </w:r>
+      <w:r>
+        <w:t xml:space="preserve"> </w:t>
+      </w:r>
+      <w:r>
+        <w:t xml:space="preserve">cancer types with a trend for the signature, and the numbers above them</w:t>
+      </w:r>
+      <w:r>
+        <w:t xml:space="preserve"> </w:t>
+      </w:r>
+      <w:r>
+        <w:t xml:space="preserve">are the numbers of cancer types in which it increases, decreases, or is</w:t>
+      </w:r>
+      <w:r>
+        <w:t xml:space="preserve"> </w:t>
+      </w:r>
+      <w:r>
+        <w:t xml:space="preserve">flat. Green indicates a signature that increases from early to late</w:t>
+      </w:r>
+      <w:r>
+        <w:t xml:space="preserve"> </w:t>
+      </w:r>
+      <w:r>
+        <w:t xml:space="preserve">replication in every such cancer type (C_ID3). Yellow indicates one that</w:t>
+      </w:r>
+      <w:r>
+        <w:t xml:space="preserve"> </w:t>
+      </w:r>
+      <w:r>
+        <w:t xml:space="preserve">decreases in every such cancer type (C_ID17). Purple indicates one that</w:t>
+      </w:r>
+      <w:r>
+        <w:t xml:space="preserve"> </w:t>
+      </w:r>
+      <w:r>
+        <w:t xml:space="preserve">is flat in more than half of them (ID_K). Blue indicates inconsistent</w:t>
+      </w:r>
+      <w:r>
+        <w:t xml:space="preserve"> </w:t>
+      </w:r>
+      <w:r>
+        <w:t xml:space="preserve">trends (ID_F). The last two panels show ID_F in two single cancer types</w:t>
+      </w:r>
+      <w:r>
+        <w:t xml:space="preserve"> </w:t>
+      </w:r>
+      <w:r>
+        <w:t xml:space="preserve">with opposite trends, bladder (increasing) and skin (decreasing).</w:t>
+      </w:r>
+    </w:p>
+    <w:p>
+      <w:r>
+        <w:br w:type="page"/>
+      </w:r>
+    </w:p>
+    <w:tbl>
+      <w:tblPr>
+        <w:tblStyle w:val="Table"/>
+        <w:tblW w:type="pct" w:w="5000"/>
+        <w:tblLayout w:type="fixed"/>
+        <w:tblLook w:firstRow="0" w:lastRow="0" w:firstColumn="0" w:lastColumn="0" w:noHBand="0" w:noVBand="0" w:val="0000"/>
+      </w:tblPr>
+      <w:tblGrid>
+        <w:gridCol w:w="7920"/>
+      </w:tblGrid>
+      <w:tr>
+        <w:tc>
+          <w:tcPr/>
+          <w:bookmarkStart w:id="190" w:name="fig-rnaseh2"/>
+          <w:p>
+            <w:pPr>
+              <w:pStyle w:val="Compact"/>
+              <w:jc w:val="center"/>
+            </w:pPr>
+            <w:r>
+              <w:drawing>
+                <wp:inline>
+                  <wp:extent cx="5334000" cy="3556000"/>
+                  <wp:effectExtent b="0" l="0" r="0" t="0"/>
+                  <wp:docPr descr="" title="" id="188" name="Picture"/>
+                  <a:graphic>
+                    <a:graphicData uri="http://schemas.openxmlformats.org/drawingml/2006/picture">
+                      <pic:pic>
+                        <pic:nvPicPr>
+                          <pic:cNvPr descr="main_figures/cropped/fig6.pdf" id="189" name="Picture"/>
+                          <pic:cNvPicPr>
+                            <a:picLocks noChangeArrowheads="1" noChangeAspect="1"/>
+                          </pic:cNvPicPr>
+                        </pic:nvPicPr>
+                        <pic:blipFill>
+                          <a:blip r:embed="rId187"/>
                           <a:stretch>
                             <a:fillRect/>
                           </a:stretch>
@@ -17775,7 +18740,7 @@
               <w:pStyle w:val="ImageCaption"/>
             </w:pPr>
             <w:r>
-              <w:t xml:space="preserve">Figure 5:</w:t>
+              <w:t xml:space="preserve">Figure 6:</w:t>
             </w:r>
             <w:r>
               <w:t xml:space="preserve"> </w:t>
@@ -17785,7 +18750,7 @@
                 <w:b/>
                 <w:bCs/>
               </w:rPr>
-              <w:t xml:space="preserve">83-type mutational signatures asymmetries in strands, replication</w:t>
+              <w:t xml:space="preserve">Novel signature caused by RNase H2 deficiency and</w:t>
             </w:r>
             <w:r>
               <w:rPr>
@@ -17799,10 +18764,10 @@
                 <w:b/>
                 <w:bCs/>
               </w:rPr>
-              <w:t xml:space="preserve">timing and DNA regions.</w:t>
+              <w:t xml:space="preserve">topoisomerase-1-associated mutagenesis (TOP1-TAM)</w:t>
             </w:r>
           </w:p>
-          <w:bookmarkEnd w:id="182"/>
+          <w:bookmarkEnd w:id="190"/>
         </w:tc>
       </w:tr>
     </w:tbl>
@@ -17821,67 +18786,19 @@
         <w:t xml:space="preserve"> </w:t>
       </w:r>
       <w:r>
-        <w:t xml:space="preserve">Transcription strand asymmetries of 83-type signatures. Each</w:t>
-      </w:r>
-      <w:r>
-        <w:t xml:space="preserve"> </w:t>
-      </w:r>
-      <w:r>
-        <w:t xml:space="preserve">row represents one 83-type signature, where n reflects the number of</w:t>
-      </w:r>
-      <w:r>
-        <w:t xml:space="preserve"> </w:t>
-      </w:r>
-      <w:r>
-        <w:t xml:space="preserve">cancer types in which the signature was found. Signatures consistently</w:t>
-      </w:r>
-      <w:r>
-        <w:t xml:space="preserve"> </w:t>
-      </w:r>
-      <w:r>
-        <w:t xml:space="preserve">enriched on the transcribed and untranscribed strands with p values</w:t>
-      </w:r>
-      <w:r>
-        <w:t xml:space="preserve"> </w:t>
-      </w:r>
-      <w:r>
-        <w:t xml:space="preserve">&lt; 0.05 (Fisher’s exact test) are shown in circles with red and dark</w:t>
-      </w:r>
-      <w:r>
-        <w:t xml:space="preserve"> </w:t>
-      </w:r>
-      <w:r>
-        <w:t xml:space="preserve">blue colors, respectively. Grey colors indicate inconsistent</w:t>
-      </w:r>
-      <w:r>
-        <w:t xml:space="preserve"> </w:t>
-      </w:r>
-      <w:r>
-        <w:t xml:space="preserve">enrichments in different cancer types. Columns display the odds ratio</w:t>
-      </w:r>
-      <w:r>
-        <w:t xml:space="preserve"> </w:t>
-      </w:r>
-      <w:r>
-        <w:t xml:space="preserve">between the ratio of real mutations and the ratio of simulated</w:t>
-      </w:r>
-      <w:r>
-        <w:t xml:space="preserve"> </w:t>
-      </w:r>
-      <w:r>
-        <w:t xml:space="preserve">mutations (See Methods). Only odds ratios above 1.10 are shown. Circle</w:t>
-      </w:r>
-      <w:r>
-        <w:t xml:space="preserve"> </w:t>
-      </w:r>
-      <w:r>
-        <w:t xml:space="preserve">sizes reflect the proportion of cancer types exhibiting the asymmetry</w:t>
-      </w:r>
-      <w:r>
-        <w:t xml:space="preserve"> </w:t>
-      </w:r>
-      <w:r>
-        <w:t xml:space="preserve">in a signature.</w:t>
+        <w:t xml:space="preserve">The mutational signature of RNase H2 deficiency (InsDel_F in</w:t>
+      </w:r>
+      <w:r>
+        <w:t xml:space="preserve"> </w:t>
+      </w:r>
+      <w:r>
+        <w:t xml:space="preserve">the 89-type classification, ID_F in the 83-type classification), and a</w:t>
+      </w:r>
+      <w:r>
+        <w:t xml:space="preserve"> </w:t>
+      </w:r>
+      <w:r>
+        <w:t xml:space="preserve">previously identified mutational signature (InsDel4, C_ID4).</w:t>
       </w:r>
     </w:p>
     <w:p>
@@ -17889,87 +18806,57 @@
         <w:pStyle w:val="BodyText"/>
       </w:pPr>
       <w:r>
-        <w:t xml:space="preserve">Note on what</w:t>
-      </w:r>
-      <w:r>
-        <w:t xml:space="preserve"> </w:t>
-      </w:r>
-      <w:r>
-        <w:t xml:space="preserve">“transcribed strand”</w:t>
-      </w:r>
-      <w:r>
-        <w:t xml:space="preserve"> </w:t>
-      </w:r>
-      <w:r>
-        <w:t xml:space="preserve">and</w:t>
-      </w:r>
-      <w:r>
-        <w:t xml:space="preserve"> </w:t>
-      </w:r>
-      <w:r>
-        <w:t xml:space="preserve">“untranscribed strand”</w:t>
-      </w:r>
-      <w:r>
-        <w:t xml:space="preserve"> </w:t>
-      </w:r>
-      <w:r>
-        <w:t xml:space="preserve">mean here. We followed Otlu et al. 2023 (</w:t>
-      </w:r>
-      <w:hyperlink r:id="rId37">
-        <w:r>
-          <w:rPr>
-            <w:rStyle w:val="Hyperlink"/>
-          </w:rPr>
-          <w:t xml:space="preserve">https://doi.org/10.1016/j.celrep.2023.112930</w:t>
-        </w:r>
-      </w:hyperlink>
-      <w:r>
-        <w:t xml:space="preserve">), which states that mutations</w:t>
-      </w:r>
-      <w:r>
-        <w:t xml:space="preserve"> </w:t>
-      </w:r>
-      <w:r>
-        <w:t xml:space="preserve">“were oriented based on the reference strand and their pyrimidine context”</w:t>
-      </w:r>
-      <w:r>
-        <w:t xml:space="preserve">. An indel is therefore assigned to the strand that carries its pyrimidine bases. For example, deletion of a T from a poly-T/poly-A tract counts as being on the strand that carries the T’s, and deletion of a C from a poly-C/poly-G tract counts as being on the strand that carries the C’s (code: r.03_mergeInf.R and r.06_comupteOddsRatio.R in ID83_topography_analysis_code, where new.trans.strand = gene strand × pyrimidine strand, and -1 is labeled Transcribed). Phrases such as</w:t>
-      </w:r>
-      <w:r>
-        <w:t xml:space="preserve"> </w:t>
-      </w:r>
-      <w:r>
-        <w:t xml:space="preserve">“mutations enriched on the transcribed strand”</w:t>
-      </w:r>
-      <w:r>
-        <w:t xml:space="preserve"> </w:t>
-      </w:r>
-      <w:r>
-        <w:t xml:space="preserve">are shorthand for this convention, not a statement about which strand was damaged. For bulky adducts on purines (e.g., tobacco carcinogens on G), the damaged base is on the opposite strand from the pyrimidine. So</w:t>
-      </w:r>
-      <w:r>
-        <w:t xml:space="preserve"> </w:t>
-      </w:r>
-      <w:r>
-        <w:t xml:space="preserve">“enriched on the transcribed strand”</w:t>
-      </w:r>
-      <w:r>
-        <w:t xml:space="preserve"> </w:t>
-      </w:r>
-      <w:r>
-        <w:t xml:space="preserve">means the damaged purine was on the untranscribed strand, consistent with transcription-coupled repair removing damage from the transcribed strand. For UV, the damaged pyrimidines are the counted bases themselves, so</w:t>
-      </w:r>
-      <w:r>
-        <w:t xml:space="preserve"> </w:t>
-      </w:r>
-      <w:r>
-        <w:t xml:space="preserve">“enriched on the untranscribed strand”</w:t>
-      </w:r>
-      <w:r>
-        <w:t xml:space="preserve"> </w:t>
-      </w:r>
-      <w:r>
-        <w:t xml:space="preserve">means the damage was on the untranscribed strand. Otlu et al. use the same shorthand without spelling this out. The text in Results that discusses Figure 5A (C_ID3, C_ID18, C_ID13) should be revised accordingly, and the legend should say which base defines the strand.</w:t>
+        <w:rPr>
+          <w:b/>
+          <w:bCs/>
+        </w:rPr>
+        <w:t xml:space="preserve">(B)</w:t>
+      </w:r>
+      <w:r>
+        <w:t xml:space="preserve"> </w:t>
+      </w:r>
+      <w:r>
+        <w:t xml:space="preserve">Deletions of ≥ 2 bases in the 476-type classification scheme</w:t>
+      </w:r>
+      <w:r>
+        <w:t xml:space="preserve"> </w:t>
+      </w:r>
+      <w:r>
+        <w:t xml:space="preserve">in InsDel_F compared to InsDel4. InsDel4 has substantial proportions</w:t>
+      </w:r>
+      <w:r>
+        <w:t xml:space="preserve"> </w:t>
+      </w:r>
+      <w:r>
+        <w:t xml:space="preserve">of deletions of 3 and 4 bases (Del3:U2:R2, Del4:U4:R2, Del3:M2,</w:t>
+      </w:r>
+      <w:r>
+        <w:t xml:space="preserve"> </w:t>
+      </w:r>
+      <w:r>
+        <w:t xml:space="preserve">Del4:M2, Del4:M3) that are essentially absent in InsDel_F.</w:t>
+      </w:r>
+      <w:r>
+        <w:t xml:space="preserve"> </w:t>
+      </w:r>
+      <w:r>
+        <w:t xml:space="preserve">Panel</w:t>
+      </w:r>
+      <w:r>
+        <w:t xml:space="preserve"> </w:t>
+      </w:r>
+      <w:r>
+        <w:rPr>
+          <w:b/>
+          <w:bCs/>
+        </w:rPr>
+        <w:t xml:space="preserve">C</w:t>
+      </w:r>
+      <w:r>
+        <w:t xml:space="preserve"> </w:t>
+      </w:r>
+      <w:r>
+        <w:t xml:space="preserve">shows Del2:U2:R2 and Del2:M1 examples.</w:t>
       </w:r>
     </w:p>
     <w:p>
@@ -17981,404 +18868,52 @@
           <w:b/>
           <w:bCs/>
         </w:rPr>
-        <w:t xml:space="preserve">(B)</w:t>
-      </w:r>
-      <w:r>
-        <w:t xml:space="preserve"> </w:t>
-      </w:r>
-      <w:r>
-        <w:t xml:space="preserve">Replication strand asymmetries of 83-type signatures. Data are</w:t>
-      </w:r>
-      <w:r>
-        <w:t xml:space="preserve"> </w:t>
-      </w:r>
-      <w:r>
-        <w:t xml:space="preserve">presented in a format similar to the one in panel (A), with green and</w:t>
-      </w:r>
-      <w:r>
-        <w:t xml:space="preserve"> </w:t>
-      </w:r>
-      <w:r>
-        <w:t xml:space="preserve">orange colors indicating replication strand asymmetries on the lagging</w:t>
-      </w:r>
-      <w:r>
-        <w:t xml:space="preserve"> </w:t>
-      </w:r>
-      <w:r>
-        <w:t xml:space="preserve">and leading strands, respectively.</w:t>
+        <w:t xml:space="preserve">(C)</w:t>
+      </w:r>
+      <w:r>
+        <w:t xml:space="preserve"> </w:t>
+      </w:r>
+      <w:r>
+        <w:t xml:space="preserve">Logos of the sequence contexts of 2-base deletions in 5</w:t>
+      </w:r>
+      <w:r>
+        <w:t xml:space="preserve"> </w:t>
+      </w:r>
+      <w:r>
+        <w:t xml:space="preserve">samples with the highest InsDel_F activity (left) compared to 5</w:t>
+      </w:r>
+      <w:r>
+        <w:t xml:space="preserve"> </w:t>
+      </w:r>
+      <w:r>
+        <w:t xml:space="preserve">samples with the highest InsDel4 activity (right). The sequence</w:t>
+      </w:r>
+      <w:r>
+        <w:t xml:space="preserve"> </w:t>
+      </w:r>
+      <w:r>
+        <w:t xml:space="preserve">contexts of the 2-base deletions in InsDel_F are on the whole</w:t>
+      </w:r>
+      <w:r>
+        <w:t xml:space="preserve"> </w:t>
+      </w:r>
+      <w:r>
+        <w:t xml:space="preserve">different from the contexts of 2-base deletions in InsDel4. In the</w:t>
+      </w:r>
+      <w:r>
+        <w:t xml:space="preserve"> </w:t>
+      </w:r>
+      <w:r>
+        <w:t xml:space="preserve">lower two sections (DEL:MH:2:1, 2-base deletions with 1 base of</w:t>
+      </w:r>
+      <w:r>
+        <w:t xml:space="preserve"> </w:t>
+      </w:r>
+      <w:r>
+        <w:t xml:space="preserve">microhomology), the microhomologous bases (T:A) are shaded orange.</w:t>
       </w:r>
     </w:p>
-    <w:p>
-      <w:pPr>
-        <w:pStyle w:val="BodyText"/>
-      </w:pPr>
-      <w:r>
-        <w:rPr>
-          <w:b/>
-          <w:bCs/>
-        </w:rPr>
-        <w:t xml:space="preserve">(C)</w:t>
-      </w:r>
-      <w:r>
-        <w:t xml:space="preserve"> </w:t>
-      </w:r>
-      <w:r>
-        <w:t xml:space="preserve">Enrichment of mutations in genic and intergenic regions for</w:t>
-      </w:r>
-      <w:r>
-        <w:t xml:space="preserve"> </w:t>
-      </w:r>
-      <w:r>
-        <w:t xml:space="preserve">83-type signatures. Data are presented in a format similar to the one</w:t>
-      </w:r>
-      <w:r>
-        <w:t xml:space="preserve"> </w:t>
-      </w:r>
-      <w:r>
-        <w:t xml:space="preserve">in panel (A), with yellow and light blue colors indicating consistent</w:t>
-      </w:r>
-      <w:r>
-        <w:t xml:space="preserve"> </w:t>
-      </w:r>
-      <w:r>
-        <w:t xml:space="preserve">enrichment in genic and intergenic regions, respectively.</w:t>
-      </w:r>
-    </w:p>
-    <w:p>
-      <w:pPr>
-        <w:pStyle w:val="BodyText"/>
-      </w:pPr>
-      <w:r>
-        <w:rPr>
-          <w:b/>
-          <w:bCs/>
-        </w:rPr>
-        <w:t xml:space="preserve">(D)</w:t>
-      </w:r>
-      <w:r>
-        <w:t xml:space="preserve"> </w:t>
-      </w:r>
-      <w:r>
-        <w:t xml:space="preserve">83-type signatures associated with early and late replication</w:t>
-      </w:r>
-      <w:r>
-        <w:t xml:space="preserve"> </w:t>
-      </w:r>
-      <w:r>
-        <w:t xml:space="preserve">timing. Mutation densities of 83-type signatures per decile (y axes)</w:t>
-      </w:r>
-      <w:r>
-        <w:t xml:space="preserve"> </w:t>
-      </w:r>
-      <w:r>
-        <w:t xml:space="preserve">are presented for early (left) to late (right) replication domains.</w:t>
-      </w:r>
-      <w:r>
-        <w:t xml:space="preserve"> </w:t>
-      </w:r>
-      <w:r>
-        <w:t xml:space="preserve">Real mutations for signatures are shown as bars, and simulated</w:t>
-      </w:r>
-      <w:r>
-        <w:t xml:space="preserve"> </w:t>
-      </w:r>
-      <w:r>
-        <w:t xml:space="preserve">mutations are shown as red dashed lines. As shown on top of each plot,</w:t>
-      </w:r>
-      <w:r>
-        <w:t xml:space="preserve"> </w:t>
-      </w:r>
-      <w:r>
-        <w:t xml:space="preserve">green bars indicate signatures consistently associated with late</w:t>
-      </w:r>
-      <w:r>
-        <w:t xml:space="preserve"> </w:t>
-      </w:r>
-      <w:r>
-        <w:t xml:space="preserve">replication timing across cancer types (e.g., C_ID3); yellow bars</w:t>
-      </w:r>
-      <w:r>
-        <w:t xml:space="preserve"> </w:t>
-      </w:r>
-      <w:r>
-        <w:t xml:space="preserve">indicate signatures consistently associated with early replication</w:t>
-      </w:r>
-      <w:r>
-        <w:t xml:space="preserve"> </w:t>
-      </w:r>
-      <w:r>
-        <w:t xml:space="preserve">timing across cancer types (e.g., C_ID17); purple bars indicate</w:t>
-      </w:r>
-      <w:r>
-        <w:t xml:space="preserve"> </w:t>
-      </w:r>
-      <w:r>
-        <w:t xml:space="preserve">signatures not affected by replication timing across cancer</w:t>
-      </w:r>
-      <w:r>
-        <w:t xml:space="preserve"> </w:t>
-      </w:r>
-      <w:r>
-        <w:t xml:space="preserve">types (e.g., ID_K); blue bars indicate signatures showing inconsistent</w:t>
-      </w:r>
-      <w:r>
-        <w:t xml:space="preserve"> </w:t>
-      </w:r>
-      <w:r>
-        <w:t xml:space="preserve">trend across cancer types (e.g., ID_F).</w:t>
-      </w:r>
-    </w:p>
-    <w:p>
-      <w:r>
-        <w:br w:type="page"/>
-      </w:r>
-    </w:p>
-    <w:tbl>
-      <w:tblPr>
-        <w:tblStyle w:val="Table"/>
-        <w:tblW w:type="pct" w:w="5000"/>
-        <w:tblLayout w:type="fixed"/>
-        <w:tblLook w:firstRow="0" w:lastRow="0" w:firstColumn="0" w:lastColumn="0" w:noHBand="0" w:noVBand="0" w:val="0000"/>
-      </w:tblPr>
-      <w:tblGrid>
-        <w:gridCol w:w="7920"/>
-      </w:tblGrid>
-      <w:tr>
-        <w:tc>
-          <w:tcPr/>
-          <w:bookmarkStart w:id="186" w:name="fig-rnaseh2"/>
-          <w:p>
-            <w:pPr>
-              <w:pStyle w:val="Compact"/>
-              <w:jc w:val="center"/>
-            </w:pPr>
-            <w:r>
-              <w:drawing>
-                <wp:inline>
-                  <wp:extent cx="5334000" cy="3556000"/>
-                  <wp:effectExtent b="0" l="0" r="0" t="0"/>
-                  <wp:docPr descr="" title="" id="184" name="Picture"/>
-                  <a:graphic>
-                    <a:graphicData uri="http://schemas.openxmlformats.org/drawingml/2006/picture">
-                      <pic:pic>
-                        <pic:nvPicPr>
-                          <pic:cNvPr descr="main_figures/cropped/fig6.pdf" id="185" name="Picture"/>
-                          <pic:cNvPicPr>
-                            <a:picLocks noChangeArrowheads="1" noChangeAspect="1"/>
-                          </pic:cNvPicPr>
-                        </pic:nvPicPr>
-                        <pic:blipFill>
-                          <a:blip r:embed="rId183"/>
-                          <a:stretch>
-                            <a:fillRect/>
-                          </a:stretch>
-                        </pic:blipFill>
-                        <pic:spPr bwMode="auto">
-                          <a:xfrm>
-                            <a:off x="0" y="0"/>
-                            <a:ext cx="5334000" cy="3556000"/>
-                          </a:xfrm>
-                          <a:prstGeom prst="rect">
-                            <a:avLst/>
-                          </a:prstGeom>
-                          <a:noFill/>
-                          <a:ln w="9525">
-                            <a:noFill/>
-                            <a:headEnd/>
-                            <a:tailEnd/>
-                          </a:ln>
-                        </pic:spPr>
-                      </pic:pic>
-                    </a:graphicData>
-                  </a:graphic>
-                </wp:inline>
-              </w:drawing>
-            </w:r>
-          </w:p>
-          <w:p>
-            <w:pPr>
-              <w:jc w:val="center"/>
-            </w:pPr>
-            <w:pPr>
-              <w:jc w:val="left"/>
-              <w:spacing w:before="200"/>
-              <w:pStyle w:val="ImageCaption"/>
-            </w:pPr>
-            <w:r>
-              <w:t xml:space="preserve">Figure 6:</w:t>
-            </w:r>
-            <w:r>
-              <w:t xml:space="preserve"> </w:t>
-            </w:r>
-            <w:r>
-              <w:rPr>
-                <w:b/>
-                <w:bCs/>
-              </w:rPr>
-              <w:t xml:space="preserve">Novel signature caused by RNase H2 deficiency and</w:t>
-            </w:r>
-            <w:r>
-              <w:rPr>
-                <w:b/>
-                <w:bCs/>
-              </w:rPr>
-              <w:t xml:space="preserve"> </w:t>
-            </w:r>
-            <w:r>
-              <w:rPr>
-                <w:b/>
-                <w:bCs/>
-              </w:rPr>
-              <w:t xml:space="preserve">topoisomerase-1-associated mutagenesis (TOP1-TAM)</w:t>
-            </w:r>
-          </w:p>
-          <w:bookmarkEnd w:id="186"/>
-        </w:tc>
-      </w:tr>
-    </w:tbl>
-    <w:p>
-      <w:pPr>
-        <w:pStyle w:val="BodyText"/>
-      </w:pPr>
-      <w:r>
-        <w:rPr>
-          <w:b/>
-          <w:bCs/>
-        </w:rPr>
-        <w:t xml:space="preserve">(A)</w:t>
-      </w:r>
-      <w:r>
-        <w:t xml:space="preserve"> </w:t>
-      </w:r>
-      <w:r>
-        <w:t xml:space="preserve">The mutational signature of RNase H2 deficiency (InsDel_F in</w:t>
-      </w:r>
-      <w:r>
-        <w:t xml:space="preserve"> </w:t>
-      </w:r>
-      <w:r>
-        <w:t xml:space="preserve">the 89-type classification, ID_F in the 83-type classification), and a</w:t>
-      </w:r>
-      <w:r>
-        <w:t xml:space="preserve"> </w:t>
-      </w:r>
-      <w:r>
-        <w:t xml:space="preserve">previously identified mutational signature (InsDel4, C_ID4).</w:t>
-      </w:r>
-    </w:p>
-    <w:p>
-      <w:pPr>
-        <w:pStyle w:val="BodyText"/>
-      </w:pPr>
-      <w:r>
-        <w:rPr>
-          <w:b/>
-          <w:bCs/>
-        </w:rPr>
-        <w:t xml:space="preserve">(B)</w:t>
-      </w:r>
-      <w:r>
-        <w:t xml:space="preserve"> </w:t>
-      </w:r>
-      <w:r>
-        <w:t xml:space="preserve">Deletions of ≥ 2 bases in the 476-type classification scheme</w:t>
-      </w:r>
-      <w:r>
-        <w:t xml:space="preserve"> </w:t>
-      </w:r>
-      <w:r>
-        <w:t xml:space="preserve">in InsDel_F compared to InsDel4. InsDel4 has substantial proportions</w:t>
-      </w:r>
-      <w:r>
-        <w:t xml:space="preserve"> </w:t>
-      </w:r>
-      <w:r>
-        <w:t xml:space="preserve">of deletions of 3 and 4 bases (Del3:U2:R2, Del4:U4:R2, Del3:M2,</w:t>
-      </w:r>
-      <w:r>
-        <w:t xml:space="preserve"> </w:t>
-      </w:r>
-      <w:r>
-        <w:t xml:space="preserve">Del4:M2, Del4:M3) that are essentially absent in InsDel_F.</w:t>
-      </w:r>
-      <w:r>
-        <w:t xml:space="preserve"> </w:t>
-      </w:r>
-      <w:r>
-        <w:t xml:space="preserve">Panel</w:t>
-      </w:r>
-      <w:r>
-        <w:t xml:space="preserve"> </w:t>
-      </w:r>
-      <w:r>
-        <w:rPr>
-          <w:b/>
-          <w:bCs/>
-        </w:rPr>
-        <w:t xml:space="preserve">C</w:t>
-      </w:r>
-      <w:r>
-        <w:t xml:space="preserve"> </w:t>
-      </w:r>
-      <w:r>
-        <w:t xml:space="preserve">shows Del2:U2:R2 and Del2:M1 examples.</w:t>
-      </w:r>
-    </w:p>
-    <w:p>
-      <w:pPr>
-        <w:pStyle w:val="BodyText"/>
-      </w:pPr>
-      <w:r>
-        <w:rPr>
-          <w:b/>
-          <w:bCs/>
-        </w:rPr>
-        <w:t xml:space="preserve">(C)</w:t>
-      </w:r>
-      <w:r>
-        <w:t xml:space="preserve"> </w:t>
-      </w:r>
-      <w:r>
-        <w:t xml:space="preserve">Logos of the sequence contexts of 2-base deletions in 5</w:t>
-      </w:r>
-      <w:r>
-        <w:t xml:space="preserve"> </w:t>
-      </w:r>
-      <w:r>
-        <w:t xml:space="preserve">samples with the highest InsDel_F activity (left) compared to 5</w:t>
-      </w:r>
-      <w:r>
-        <w:t xml:space="preserve"> </w:t>
-      </w:r>
-      <w:r>
-        <w:t xml:space="preserve">samples with the highest InsDel4 activity (right). The sequence</w:t>
-      </w:r>
-      <w:r>
-        <w:t xml:space="preserve"> </w:t>
-      </w:r>
-      <w:r>
-        <w:t xml:space="preserve">contexts of the 2-base deletions in InsDel_F are on the whole</w:t>
-      </w:r>
-      <w:r>
-        <w:t xml:space="preserve"> </w:t>
-      </w:r>
-      <w:r>
-        <w:t xml:space="preserve">different from the contexts of 2-base deletions in InsDel4. In the</w:t>
-      </w:r>
-      <w:r>
-        <w:t xml:space="preserve"> </w:t>
-      </w:r>
-      <w:r>
-        <w:t xml:space="preserve">lower two sections (DEL:MH:2:1, 2-base deletions with 1 base of</w:t>
-      </w:r>
-      <w:r>
-        <w:t xml:space="preserve"> </w:t>
-      </w:r>
-      <w:r>
-        <w:t xml:space="preserve">microhomology), the microhomologous bases (T:A) are shaded orange.</w:t>
-      </w:r>
-    </w:p>
-    <w:bookmarkEnd w:id="187"/>
+    <w:bookmarkEnd w:id="191"/>
     <w:sectPr>
       <w:footnotePr>
         <w:numRestart w:val="eachSect"/>
